--- a/documentacion/UT_7_2026_2027.docx
+++ b/documentacion/UT_7_2026_2027.docx
@@ -7519,7 +7519,7 @@
                 <v:path o:extrusionok="f" gradientshapeok="t" o:connecttype="rect"/>
                 <o:lock v:ext="edit" aspectratio="t"/>
               </v:shapetype>
-              <v:shape id="_x0000_i1025" type="#_x0000_t75" style="width:465.75pt;height:205.3pt">
+              <v:shape id="_x0000_i1034" type="#_x0000_t75" style="width:465.75pt;height:205.3pt">
                 <v:imagedata r:id="rId15" o:title="SecuencaciónFasesProyecto"/>
               </v:shape>
             </w:pict>
@@ -7546,7 +7546,7 @@
           </w:pPr>
           <w:r>
             <w:pict w14:anchorId="5636CC0F">
-              <v:shape id="_x0000_i1026" type="#_x0000_t75" style="width:383.2pt;height:241.8pt">
+              <v:shape id="_x0000_i1035" type="#_x0000_t75" style="width:383.2pt;height:241.8pt">
                 <v:imagedata r:id="rId16" o:title="PlanificaciónRecursosProyectos"/>
               </v:shape>
             </w:pict>
@@ -11699,7 +11699,7 @@
       </w:pPr>
       <w:r>
         <w:pict w14:anchorId="119133E6">
-          <v:shape id="_x0000_i1027" type="#_x0000_t75" style="width:253.25pt;height:469.4pt">
+          <v:shape id="_x0000_i1036" type="#_x0000_t75" style="width:253.25pt;height:469.4pt">
             <v:imagedata r:id="rId25" o:title="DA_Login"/>
           </v:shape>
         </w:pict>
@@ -16622,13 +16622,17 @@
       <w:bookmarkStart w:id="127" w:name="_Toc49341834"/>
       <w:bookmarkStart w:id="128" w:name="_Toc182218981"/>
       <w:bookmarkStart w:id="129" w:name="_Toc182500158"/>
+      <w:bookmarkStart w:id="130" w:name="_Ref230454509"/>
+      <w:bookmarkStart w:id="131" w:name="_Ref230454511"/>
       <w:r>
         <w:t>Estructura del fichero de datos</w:t>
       </w:r>
-      <w:bookmarkStart w:id="130" w:name="_Toc49341837"/>
+      <w:bookmarkStart w:id="132" w:name="_Toc49341837"/>
       <w:bookmarkEnd w:id="127"/>
       <w:bookmarkEnd w:id="128"/>
       <w:bookmarkEnd w:id="129"/>
+      <w:bookmarkEnd w:id="130"/>
+      <w:bookmarkEnd w:id="131"/>
     </w:p>
     <w:p>
       <w:pPr>
@@ -16873,8 +16877,8 @@
         <w:pStyle w:val="Ttulo3"/>
         <w:spacing w:line="360" w:lineRule="auto"/>
       </w:pPr>
-      <w:bookmarkStart w:id="131" w:name="_Toc182218982"/>
-      <w:bookmarkStart w:id="132" w:name="_Toc182500159"/>
+      <w:bookmarkStart w:id="133" w:name="_Toc182218982"/>
+      <w:bookmarkStart w:id="134" w:name="_Toc182500159"/>
     </w:p>
     <w:p>
       <w:pPr>
@@ -16883,9 +16887,9 @@
       <w:r>
         <w:t>Logout</w:t>
       </w:r>
-      <w:bookmarkEnd w:id="130"/>
-      <w:bookmarkEnd w:id="131"/>
       <w:bookmarkEnd w:id="132"/>
+      <w:bookmarkEnd w:id="133"/>
+      <w:bookmarkEnd w:id="134"/>
     </w:p>
     <w:p>
       <w:r>
@@ -16906,50 +16910,80 @@
       <w:pPr>
         <w:pStyle w:val="Ttulo2"/>
       </w:pPr>
-      <w:bookmarkStart w:id="133" w:name="_Toc49341838"/>
-      <w:bookmarkStart w:id="134" w:name="_Toc182218983"/>
-      <w:bookmarkStart w:id="135" w:name="_Toc182500160"/>
-      <w:r>
+      <w:bookmarkStart w:id="135" w:name="_Toc49341838"/>
+      <w:bookmarkStart w:id="136" w:name="_Toc182218983"/>
+      <w:bookmarkStart w:id="137" w:name="_Toc182500160"/>
+      <w:r>
+        <w:lastRenderedPageBreak/>
         <w:t>Diseño de la estructura de clases y librerías (diagrama de clases)</w:t>
       </w:r>
-      <w:bookmarkEnd w:id="133"/>
-      <w:bookmarkEnd w:id="134"/>
+      <w:bookmarkStart w:id="138" w:name="_Toc49341839"/>
+      <w:bookmarkStart w:id="139" w:name="_Toc182218984"/>
+      <w:bookmarkStart w:id="140" w:name="_Toc182500161"/>
       <w:bookmarkEnd w:id="135"/>
+      <w:bookmarkEnd w:id="136"/>
+      <w:bookmarkEnd w:id="137"/>
     </w:p>
     <w:p>
-      <w:pPr>
-        <w:pBdr>
-          <w:top w:val="single" w:sz="4" w:space="1" w:color="FF0000"/>
-          <w:left w:val="single" w:sz="4" w:space="4" w:color="FF0000"/>
-          <w:bottom w:val="single" w:sz="4" w:space="1" w:color="FF0000"/>
-          <w:right w:val="single" w:sz="4" w:space="4" w:color="FF0000"/>
-        </w:pBdr>
-        <w:rPr>
-          <w:color w:val="FF0000"/>
-        </w:rPr>
-      </w:pPr>
-      <w:bookmarkStart w:id="136" w:name="_Toc49341839"/>
-      <w:r>
-        <w:rPr>
-          <w:color w:val="FF0000"/>
-        </w:rPr>
-        <w:t>Hacer…..</w:t>
-      </w:r>
-      <w:bookmarkStart w:id="137" w:name="_Toc182218984"/>
-      <w:bookmarkStart w:id="138" w:name="_Toc182500161"/>
+      <w:r>
+        <w:rPr>
+          <w:noProof/>
+        </w:rPr>
+        <w:drawing>
+          <wp:inline distT="0" distB="0" distL="0" distR="0" wp14:anchorId="51DFEAB1" wp14:editId="44830BAE">
+            <wp:extent cx="6371590" cy="4421505"/>
+            <wp:effectExtent l="0" t="0" r="0" b="0"/>
+            <wp:docPr id="425784689" name="Imagen 33"/>
+            <wp:cNvGraphicFramePr>
+              <a:graphicFrameLocks xmlns:a="http://schemas.openxmlformats.org/drawingml/2006/main" noChangeAspect="1"/>
+            </wp:cNvGraphicFramePr>
+            <a:graphic xmlns:a="http://schemas.openxmlformats.org/drawingml/2006/main">
+              <a:graphicData uri="http://schemas.openxmlformats.org/drawingml/2006/picture">
+                <pic:pic xmlns:pic="http://schemas.openxmlformats.org/drawingml/2006/picture">
+                  <pic:nvPicPr>
+                    <pic:cNvPr id="425784689" name="Imagen 425784689"/>
+                    <pic:cNvPicPr/>
+                  </pic:nvPicPr>
+                  <pic:blipFill>
+                    <a:blip r:embed="rId37" cstate="print">
+                      <a:extLst>
+                        <a:ext uri="{28A0092B-C50C-407E-A947-70E740481C1C}">
+                          <a14:useLocalDpi xmlns:a14="http://schemas.microsoft.com/office/drawing/2010/main" val="0"/>
+                        </a:ext>
+                      </a:extLst>
+                    </a:blip>
+                    <a:stretch>
+                      <a:fillRect/>
+                    </a:stretch>
+                  </pic:blipFill>
+                  <pic:spPr>
+                    <a:xfrm>
+                      <a:off x="0" y="0"/>
+                      <a:ext cx="6371590" cy="4421505"/>
+                    </a:xfrm>
+                    <a:prstGeom prst="rect">
+                      <a:avLst/>
+                    </a:prstGeom>
+                  </pic:spPr>
+                </pic:pic>
+              </a:graphicData>
+            </a:graphic>
+          </wp:inline>
+        </w:drawing>
+      </w:r>
     </w:p>
+    <w:p/>
     <w:p>
       <w:pPr>
         <w:pStyle w:val="Ttulo2"/>
       </w:pPr>
       <w:r>
-        <w:lastRenderedPageBreak/>
         <w:t>Diseño de la interfaz gráfica</w:t>
       </w:r>
-      <w:bookmarkStart w:id="139" w:name="_Toc49341840"/>
-      <w:bookmarkEnd w:id="136"/>
-      <w:bookmarkEnd w:id="137"/>
+      <w:bookmarkStart w:id="141" w:name="_Toc49341840"/>
       <w:bookmarkEnd w:id="138"/>
+      <w:bookmarkEnd w:id="139"/>
+      <w:bookmarkEnd w:id="140"/>
     </w:p>
     <w:p>
       <w:pPr>
@@ -16960,9 +16994,9 @@
           <w:szCs w:val="28"/>
         </w:rPr>
       </w:pPr>
-      <w:bookmarkStart w:id="140" w:name="_Toc49341841"/>
-      <w:bookmarkStart w:id="141" w:name="_Toc182218986"/>
-      <w:bookmarkStart w:id="142" w:name="_Toc182500163"/>
+      <w:bookmarkStart w:id="142" w:name="_Toc49341841"/>
+      <w:bookmarkStart w:id="143" w:name="_Toc182218986"/>
+      <w:bookmarkStart w:id="144" w:name="_Toc182500163"/>
       <w:r>
         <w:rPr>
           <w:rFonts w:asciiTheme="minorHAnsi" w:hAnsiTheme="minorHAnsi" w:cstheme="minorHAnsi"/>
@@ -16971,9 +17005,9 @@
         </w:rPr>
         <w:t>Diseño de las ventanas</w:t>
       </w:r>
-      <w:bookmarkEnd w:id="140"/>
-      <w:bookmarkEnd w:id="141"/>
       <w:bookmarkEnd w:id="142"/>
+      <w:bookmarkEnd w:id="143"/>
+      <w:bookmarkEnd w:id="144"/>
     </w:p>
     <w:p>
       <w:pPr>
@@ -16997,8 +17031,8 @@
       <w:pPr>
         <w:spacing w:after="200"/>
       </w:pPr>
-      <w:bookmarkStart w:id="143" w:name="_Toc182218985"/>
-      <w:bookmarkStart w:id="144" w:name="_Toc182500162"/>
+      <w:bookmarkStart w:id="145" w:name="_Toc182218985"/>
+      <w:bookmarkStart w:id="146" w:name="_Toc182500162"/>
       <w:r>
         <w:rPr>
           <w:noProof/>
@@ -17353,6 +17387,7 @@
           <w:rFonts w:asciiTheme="minorHAnsi" w:hAnsiTheme="minorHAnsi" w:cstheme="minorHAnsi"/>
           <w:noProof/>
         </w:rPr>
+        <w:lastRenderedPageBreak/>
         <mc:AlternateContent>
           <mc:Choice Requires="wps">
             <w:drawing>
@@ -18208,7 +18243,6 @@
           <w:b/>
           <w:bCs/>
         </w:rPr>
-        <w:lastRenderedPageBreak/>
         <w:t>A</w:t>
       </w:r>
       <w:r>
@@ -18392,6 +18426,7 @@
           <w:b/>
           <w:bCs/>
         </w:rPr>
+        <w:lastRenderedPageBreak/>
         <w:t>Opciones administrador</w:t>
       </w:r>
     </w:p>
@@ -24433,9 +24468,9 @@
         <w:lastRenderedPageBreak/>
         <w:t>Diseño de movimiento de ventanas</w:t>
       </w:r>
-      <w:bookmarkEnd w:id="139"/>
-      <w:bookmarkEnd w:id="143"/>
-      <w:bookmarkEnd w:id="144"/>
+      <w:bookmarkEnd w:id="141"/>
+      <w:bookmarkEnd w:id="145"/>
+      <w:bookmarkEnd w:id="146"/>
     </w:p>
     <w:p>
       <w:r>
@@ -24443,7 +24478,7 @@
           <w:noProof/>
         </w:rPr>
         <w:drawing>
-          <wp:inline distT="0" distB="0" distL="0" distR="0" wp14:anchorId="07857708" wp14:editId="4E59EA3B">
+          <wp:inline distT="0" distB="0" distL="0" distR="0" wp14:anchorId="07857708" wp14:editId="4A00F821">
             <wp:extent cx="6371590" cy="3344545"/>
             <wp:effectExtent l="0" t="0" r="0" b="8255"/>
             <wp:docPr id="824572767" name="Imagen 9"/>
@@ -24458,7 +24493,7 @@
                     <pic:cNvPicPr/>
                   </pic:nvPicPr>
                   <pic:blipFill>
-                    <a:blip r:embed="rId37" cstate="print">
+                    <a:blip r:embed="rId38" cstate="print">
                       <a:extLst>
                         <a:ext uri="{28A0092B-C50C-407E-A947-70E740481C1C}">
                           <a14:useLocalDpi xmlns:a14="http://schemas.microsoft.com/office/drawing/2010/main" val="0"/>
@@ -24609,9 +24644,9 @@
           <w:szCs w:val="144"/>
         </w:rPr>
       </w:pPr>
-      <w:bookmarkStart w:id="145" w:name="_Toc49341857"/>
-      <w:bookmarkStart w:id="146" w:name="_Toc182218987"/>
-      <w:bookmarkStart w:id="147" w:name="_Toc182500165"/>
+      <w:bookmarkStart w:id="147" w:name="_Toc49341857"/>
+      <w:bookmarkStart w:id="148" w:name="_Toc182218987"/>
+      <w:bookmarkStart w:id="149" w:name="_Toc182500165"/>
       <w:r>
         <w:rPr>
           <w:sz w:val="144"/>
@@ -24620,9 +24655,9 @@
         <w:lastRenderedPageBreak/>
         <w:t>Implementar el proyecto</w:t>
       </w:r>
-      <w:bookmarkEnd w:id="145"/>
-      <w:bookmarkEnd w:id="146"/>
       <w:bookmarkEnd w:id="147"/>
+      <w:bookmarkEnd w:id="148"/>
+      <w:bookmarkEnd w:id="149"/>
     </w:p>
     <w:p>
       <w:pPr>
@@ -24643,19 +24678,21 @@
       <w:pPr>
         <w:pStyle w:val="Ttulo3"/>
       </w:pPr>
-      <w:bookmarkStart w:id="148" w:name="_Toc49341830"/>
-      <w:bookmarkStart w:id="149" w:name="_Toc182218978"/>
-      <w:bookmarkStart w:id="150" w:name="_Toc182500155"/>
-      <w:bookmarkStart w:id="151" w:name="_Toc49341858"/>
-      <w:bookmarkStart w:id="152" w:name="_Toc182218988"/>
-      <w:bookmarkStart w:id="153" w:name="_Toc182500166"/>
+      <w:bookmarkStart w:id="150" w:name="_Toc49341830"/>
+      <w:bookmarkStart w:id="151" w:name="_Toc182218978"/>
+      <w:bookmarkStart w:id="152" w:name="_Toc182500155"/>
+      <w:bookmarkStart w:id="153" w:name="_Toc49341858"/>
+      <w:bookmarkStart w:id="154" w:name="_Toc182218988"/>
+      <w:bookmarkStart w:id="155" w:name="_Toc182500166"/>
+      <w:bookmarkStart w:id="156" w:name="_Ref230451774"/>
       <w:r>
         <w:lastRenderedPageBreak/>
         <w:t>Sql de creación (MySQL)</w:t>
       </w:r>
-      <w:bookmarkEnd w:id="148"/>
-      <w:bookmarkEnd w:id="149"/>
       <w:bookmarkEnd w:id="150"/>
+      <w:bookmarkEnd w:id="151"/>
+      <w:bookmarkEnd w:id="152"/>
+      <w:bookmarkEnd w:id="156"/>
     </w:p>
     <w:p>
       <w:pPr>
@@ -25576,9 +25613,9 @@
         <w:lastRenderedPageBreak/>
         <w:t>Indicadores de calidad</w:t>
       </w:r>
-      <w:bookmarkEnd w:id="151"/>
-      <w:bookmarkEnd w:id="152"/>
       <w:bookmarkEnd w:id="153"/>
+      <w:bookmarkEnd w:id="154"/>
+      <w:bookmarkEnd w:id="155"/>
     </w:p>
     <w:tbl>
       <w:tblPr>
@@ -29367,19 +29404,19 @@
       <w:pPr>
         <w:pStyle w:val="Ttulo2"/>
       </w:pPr>
-      <w:bookmarkStart w:id="154" w:name="_Toc49341859"/>
-      <w:bookmarkStart w:id="155" w:name="_Toc182218989"/>
-      <w:bookmarkStart w:id="156" w:name="_Toc182500167"/>
+      <w:bookmarkStart w:id="157" w:name="_Toc49341859"/>
+      <w:bookmarkStart w:id="158" w:name="_Toc182218989"/>
+      <w:bookmarkStart w:id="159" w:name="_Toc182500167"/>
       <w:r>
         <w:lastRenderedPageBreak/>
         <w:t>Elaboración de una batería de pruebas para detectar errores</w:t>
       </w:r>
-      <w:bookmarkEnd w:id="154"/>
-      <w:bookmarkEnd w:id="155"/>
-      <w:bookmarkEnd w:id="156"/>
+      <w:bookmarkEnd w:id="157"/>
+      <w:bookmarkEnd w:id="158"/>
+      <w:bookmarkEnd w:id="159"/>
     </w:p>
     <w:p>
-      <w:bookmarkStart w:id="157" w:name="_Toc49341860"/>
+      <w:bookmarkStart w:id="160" w:name="_Toc49341860"/>
       <w:r>
         <w:t xml:space="preserve">Para detectar errores se decidió elaborar los test unitarios automatizados directamente en el directorio </w:t>
       </w:r>
@@ -29399,14 +29436,14 @@
       <w:pPr>
         <w:pStyle w:val="Ttulo2"/>
       </w:pPr>
-      <w:bookmarkStart w:id="158" w:name="_Toc182218990"/>
-      <w:bookmarkStart w:id="159" w:name="_Toc182500168"/>
+      <w:bookmarkStart w:id="161" w:name="_Toc182218990"/>
+      <w:bookmarkStart w:id="162" w:name="_Toc182500168"/>
       <w:r>
         <w:t>Evaluación y solución de incidencias</w:t>
       </w:r>
-      <w:bookmarkEnd w:id="157"/>
-      <w:bookmarkEnd w:id="158"/>
-      <w:bookmarkEnd w:id="159"/>
+      <w:bookmarkEnd w:id="160"/>
+      <w:bookmarkEnd w:id="161"/>
+      <w:bookmarkEnd w:id="162"/>
     </w:p>
     <w:p>
       <w:pPr>
@@ -29438,18 +29475,18 @@
       <w:pPr>
         <w:pStyle w:val="Ttulo2"/>
       </w:pPr>
-      <w:bookmarkStart w:id="160" w:name="_Toc49341861"/>
-      <w:bookmarkStart w:id="161" w:name="_Toc182218991"/>
-      <w:bookmarkStart w:id="162" w:name="_Toc182500169"/>
+      <w:bookmarkStart w:id="163" w:name="_Toc49341861"/>
+      <w:bookmarkStart w:id="164" w:name="_Toc182218991"/>
+      <w:bookmarkStart w:id="165" w:name="_Toc182500169"/>
       <w:r>
         <w:t>Evaluación y seguimiento del</w:t>
       </w:r>
       <w:r>
         <w:t xml:space="preserve"> proyecto</w:t>
       </w:r>
-      <w:bookmarkEnd w:id="160"/>
-      <w:bookmarkEnd w:id="161"/>
-      <w:bookmarkEnd w:id="162"/>
+      <w:bookmarkEnd w:id="163"/>
+      <w:bookmarkEnd w:id="164"/>
+      <w:bookmarkEnd w:id="165"/>
     </w:p>
     <w:p>
       <w:r>
@@ -29580,7 +29617,7 @@
       <w:r>
         <w:t>Además, los plazos de tiempo previstos al principio tuvieron que sufrir igualmente algunos cambios. La fase de implementación del proyecto se tuvo que acortar a un plazo de 1 mes, por falta de tiempo hasta la fecha del deadline.</w:t>
       </w:r>
-      <w:bookmarkStart w:id="163" w:name="_Toc49341863"/>
+      <w:bookmarkStart w:id="166" w:name="_Toc49341863"/>
       <w:r>
         <w:t xml:space="preserve"> </w:t>
       </w:r>
@@ -29594,8 +29631,9 @@
           <w:szCs w:val="144"/>
         </w:rPr>
       </w:pPr>
-      <w:bookmarkStart w:id="164" w:name="_Toc182218993"/>
-      <w:bookmarkStart w:id="165" w:name="_Toc182500171"/>
+      <w:bookmarkStart w:id="167" w:name="_Toc182218993"/>
+      <w:bookmarkStart w:id="168" w:name="_Toc182500171"/>
+      <w:bookmarkStart w:id="169" w:name="_Ref230451651"/>
       <w:r>
         <w:rPr>
           <w:sz w:val="144"/>
@@ -29604,9 +29642,10 @@
         <w:lastRenderedPageBreak/>
         <w:t>Implantación del Proyecto</w:t>
       </w:r>
-      <w:bookmarkEnd w:id="163"/>
-      <w:bookmarkEnd w:id="164"/>
-      <w:bookmarkEnd w:id="165"/>
+      <w:bookmarkEnd w:id="166"/>
+      <w:bookmarkEnd w:id="167"/>
+      <w:bookmarkEnd w:id="168"/>
+      <w:bookmarkEnd w:id="169"/>
     </w:p>
     <w:p>
       <w:pPr>
@@ -29627,20 +29666,19 @@
       <w:pPr>
         <w:pStyle w:val="Ttulo2"/>
       </w:pPr>
-      <w:bookmarkStart w:id="166" w:name="_Toc49341864"/>
-      <w:bookmarkStart w:id="167" w:name="_Toc182218994"/>
-      <w:bookmarkStart w:id="168" w:name="_Toc182500172"/>
+      <w:bookmarkStart w:id="170" w:name="_Toc49341864"/>
+      <w:bookmarkStart w:id="171" w:name="_Toc182218994"/>
+      <w:bookmarkStart w:id="172" w:name="_Toc182500172"/>
       <w:r>
         <w:lastRenderedPageBreak/>
         <w:t>Plan de implantación</w:t>
       </w:r>
-      <w:bookmarkEnd w:id="166"/>
-      <w:bookmarkEnd w:id="167"/>
-      <w:bookmarkEnd w:id="168"/>
+      <w:bookmarkEnd w:id="170"/>
+      <w:bookmarkEnd w:id="171"/>
+      <w:bookmarkEnd w:id="172"/>
     </w:p>
     <w:p>
       <w:r>
-        <w:tab/>
         <w:t>En cuanto a la implantación del software, tendremos en cuenta que se minimizarán las molestias que se puedan realizar al personal existente, por lo que la migración se realizará de noche, estando disponible al día siguiente en el que se realizarán pruebas con el personal y una vez la formación del mismo haya sido terminada. A continuación, el plan de instalació</w:t>
       </w:r>
       <w:r>
@@ -29931,85 +29969,2420 @@
       <w:pPr>
         <w:pStyle w:val="Ttulo2"/>
       </w:pPr>
-      <w:bookmarkStart w:id="169" w:name="_Toc49341865"/>
-      <w:bookmarkStart w:id="170" w:name="_Toc182218995"/>
-      <w:bookmarkStart w:id="171" w:name="_Toc182500173"/>
+      <w:bookmarkStart w:id="173" w:name="_Toc49341865"/>
+      <w:bookmarkStart w:id="174" w:name="_Toc182218995"/>
+      <w:bookmarkStart w:id="175" w:name="_Toc182500173"/>
       <w:r>
         <w:t>Manual de instalación</w:t>
       </w:r>
-      <w:bookmarkEnd w:id="169"/>
-      <w:bookmarkEnd w:id="170"/>
-      <w:bookmarkEnd w:id="171"/>
-    </w:p>
-    <w:p>
-      <w:r>
-        <w:t xml:space="preserve">Para tener acceso a la aplicación y sus funcionalidades y ponerla em uso </w:t>
-      </w:r>
-      <w:r>
-        <w:t>se deben instalar y configurar una serie de programas. Entre estos programas se encuentra Docker y PyCharm. Además, se hará un activo uso del CMD o PowerShell en Windows o la Terminal en Linux, y de funcionalidades de Git sin necesidad de tener una cuenta en webs externar que lo implementan.</w:t>
-      </w:r>
-    </w:p>
-    <w:p/>
-    <w:p>
-      <w:pPr>
-        <w:pStyle w:val="Ttulo3"/>
-      </w:pPr>
-      <w:bookmarkStart w:id="172" w:name="_Toc37610656"/>
-      <w:bookmarkStart w:id="173" w:name="_Toc49341866"/>
-      <w:bookmarkStart w:id="174" w:name="_Toc182218996"/>
-      <w:bookmarkStart w:id="175" w:name="_Toc182500174"/>
-      <w:r>
-        <w:t>Instalación de la aplicación</w:t>
-      </w:r>
-      <w:bookmarkEnd w:id="172"/>
       <w:bookmarkEnd w:id="173"/>
       <w:bookmarkEnd w:id="174"/>
       <w:bookmarkEnd w:id="175"/>
     </w:p>
     <w:p>
-      <w:pPr>
-        <w:pBdr>
-          <w:top w:val="single" w:sz="4" w:space="1" w:color="FF0000"/>
-          <w:left w:val="single" w:sz="4" w:space="4" w:color="FF0000"/>
-          <w:bottom w:val="single" w:sz="4" w:space="1" w:color="FF0000"/>
-          <w:right w:val="single" w:sz="4" w:space="4" w:color="FF0000"/>
-        </w:pBdr>
-        <w:rPr>
-          <w:color w:val="FF0000"/>
-        </w:rPr>
-      </w:pPr>
-      <w:bookmarkStart w:id="176" w:name="_Toc49341876"/>
-      <w:r>
-        <w:rPr>
-          <w:color w:val="FF0000"/>
-        </w:rPr>
-        <w:t>Hacer…..</w:t>
-      </w:r>
-      <w:r>
-        <w:rPr>
-          <w:color w:val="FF0000"/>
-        </w:rPr>
-        <w:t>//</w:t>
-      </w:r>
-      <w:r>
-        <w:rPr>
-          <w:color w:val="FF0000"/>
-        </w:rPr>
-        <w:t>decir todo para tontos toontos super tontos</w:t>
-      </w:r>
-      <w:r>
-        <w:rPr>
-          <w:color w:val="FF0000"/>
-        </w:rPr>
-        <w:t>. No poner como se instala pero si lo que debe eejecutar.</w:t>
+      <w:r>
+        <w:t xml:space="preserve">La aplicación de la gestión de guardias está implementada en Python con ayuda del Docker para la gestión de la base de datos. Por tanto, para su instalación y uso se necesita instalar por un lado Python, la versión </w:t>
+      </w:r>
+      <w:r>
+        <w:t>3.13.7</w:t>
+      </w:r>
+      <w:r>
+        <w:t xml:space="preserve"> (el último dígito puede ser igual o mayor), y por otro configurar el Docker. Asimismo</w:t>
+      </w:r>
+      <w:r>
+        <w:t>,</w:t>
+      </w:r>
+      <w:r>
+        <w:t xml:space="preserve"> se hará un uso activo del CMD o PowerShell.</w:t>
+      </w:r>
+    </w:p>
+    <w:p/>
+    <w:p>
+      <w:pPr>
+        <w:pStyle w:val="Ttulo3"/>
+        <w:spacing w:line="360" w:lineRule="auto"/>
+        <w:rPr>
+          <w:rFonts w:asciiTheme="minorHAnsi" w:hAnsiTheme="minorHAnsi" w:cstheme="minorHAnsi"/>
+          <w:sz w:val="28"/>
+          <w:szCs w:val="28"/>
+        </w:rPr>
+      </w:pPr>
+      <w:r>
+        <w:rPr>
+          <w:rFonts w:asciiTheme="minorHAnsi" w:hAnsiTheme="minorHAnsi" w:cstheme="minorHAnsi"/>
+          <w:sz w:val="28"/>
+          <w:szCs w:val="28"/>
+        </w:rPr>
+        <w:t>Primeros pasos</w:t>
       </w:r>
     </w:p>
     <w:p>
-      <w:pPr>
-        <w:pStyle w:val="Ttulo2"/>
-      </w:pPr>
+      <w:r>
+        <w:t xml:space="preserve">Para poder preparar el entorno lo primero que hay que hacer es copiar el directorio </w:t>
+      </w:r>
+      <w:r>
+        <w:rPr>
+          <w:i/>
+          <w:iCs/>
+        </w:rPr>
+        <w:t>directorio_preparado_instalacion_admin</w:t>
+      </w:r>
+      <w:r>
+        <w:rPr>
+          <w:i/>
+          <w:iCs/>
+        </w:rPr>
+        <w:t xml:space="preserve"> e</w:t>
+      </w:r>
+      <w:r>
+        <w:t xml:space="preserve">n local para poder ejecutar todas las operaciones sobre los ficheros contenidos dentro. Contendrá el ejecutable final denominado </w:t>
+      </w:r>
+      <w:r>
+        <w:rPr>
+          <w:i/>
+          <w:iCs/>
+        </w:rPr>
+        <w:t>app.py</w:t>
+      </w:r>
+      <w:r>
+        <w:t>, las librerías que se utilizan para la ejecución</w:t>
+      </w:r>
+      <w:r>
+        <w:t>, u</w:t>
+      </w:r>
+      <w:r>
+        <w:t xml:space="preserve">n fichero </w:t>
+      </w:r>
+      <w:r>
+        <w:rPr>
+          <w:i/>
+          <w:iCs/>
+        </w:rPr>
+        <w:t>requirements.txt</w:t>
+      </w:r>
+      <w:r>
+        <w:rPr>
+          <w:i/>
+          <w:iCs/>
+        </w:rPr>
+        <w:t xml:space="preserve"> </w:t>
+      </w:r>
+      <w:r>
+        <w:t xml:space="preserve">que se utilizará para instalar las librerías de </w:t>
+      </w:r>
+      <w:r>
+        <w:t>P</w:t>
+      </w:r>
+      <w:r>
+        <w:t>ython necesarias para el funcionamiento de la aplicación</w:t>
+      </w:r>
+      <w:r>
+        <w:t xml:space="preserve"> y un fichero </w:t>
+      </w:r>
+      <w:r>
+        <w:rPr>
+          <w:i/>
+          <w:iCs/>
+        </w:rPr>
+        <w:t>gestion_guardias.sql</w:t>
+      </w:r>
+      <w:r>
+        <w:t xml:space="preserve"> que se usará para cargar las tablas necesarias en la base de datos desde la terminal.</w:t>
+      </w:r>
+    </w:p>
+    <w:p/>
+    <w:p>
+      <w:r>
+        <w:t xml:space="preserve">En el directorio </w:t>
+      </w:r>
+      <w:r>
+        <w:rPr>
+          <w:i/>
+          <w:iCs/>
+        </w:rPr>
+        <w:t>ficheros,</w:t>
+      </w:r>
+      <w:r>
+        <w:t xml:space="preserve"> dentro del directorio </w:t>
+      </w:r>
+      <w:r>
+        <w:rPr>
+          <w:i/>
+          <w:iCs/>
+        </w:rPr>
+        <w:t>recursos_externos</w:t>
+      </w:r>
+      <w:r>
+        <w:t xml:space="preserve">, encontrará ficheros con datos de ejemplo con los cuales se rellanará la base de datos. Para poder rellenar la base de datos con datos reales sobre los profesores, las aulas, los cursos y las horas tendrá que sustituir los ficheros existentes con los ficheros reales, con datos reales, que sigan la misma estructura y tengan los mismos nombres y </w:t>
+      </w:r>
+      <w:r>
+        <w:lastRenderedPageBreak/>
+        <w:t xml:space="preserve">extensiones. La estructura que deben seguir está indicada en el apartado de </w:t>
+      </w:r>
+      <w:r>
+        <w:rPr>
+          <w:i/>
+          <w:iCs/>
+        </w:rPr>
+        <w:t xml:space="preserve">Estructura del fichero de datos </w:t>
+      </w:r>
+      <w:r>
+        <w:t xml:space="preserve">(pág. </w:t>
+      </w:r>
+      <w:r>
+        <w:rPr>
+          <w:color w:val="5951C8" w:themeColor="text1" w:themeTint="80"/>
+        </w:rPr>
+        <w:fldChar w:fldCharType="begin"/>
+      </w:r>
+      <w:r>
+        <w:rPr>
+          <w:color w:val="5951C8" w:themeColor="text1" w:themeTint="80"/>
+        </w:rPr>
+        <w:instrText xml:space="preserve"> PAGEREF _Ref230454509 \h </w:instrText>
+      </w:r>
+      <w:r>
+        <w:rPr>
+          <w:color w:val="5951C8" w:themeColor="text1" w:themeTint="80"/>
+        </w:rPr>
+      </w:r>
+      <w:r>
+        <w:rPr>
+          <w:color w:val="5951C8" w:themeColor="text1" w:themeTint="80"/>
+        </w:rPr>
+        <w:fldChar w:fldCharType="separate"/>
+      </w:r>
+      <w:r>
+        <w:rPr>
+          <w:noProof/>
+          <w:color w:val="5951C8" w:themeColor="text1" w:themeTint="80"/>
+        </w:rPr>
+        <w:t>25</w:t>
+      </w:r>
+      <w:r>
+        <w:rPr>
+          <w:color w:val="5951C8" w:themeColor="text1" w:themeTint="80"/>
+        </w:rPr>
+        <w:fldChar w:fldCharType="end"/>
+      </w:r>
+      <w:r>
+        <w:t>).</w:t>
+      </w:r>
+    </w:p>
+    <w:p/>
+    <w:p>
+      <w:pPr>
+        <w:pStyle w:val="Ttulo3"/>
+        <w:spacing w:line="360" w:lineRule="auto"/>
+        <w:rPr>
+          <w:rFonts w:asciiTheme="minorHAnsi" w:hAnsiTheme="minorHAnsi" w:cstheme="minorHAnsi"/>
+          <w:sz w:val="28"/>
+          <w:szCs w:val="28"/>
+        </w:rPr>
+      </w:pPr>
+      <w:bookmarkStart w:id="176" w:name="_Toc49341876"/>
       <w:bookmarkStart w:id="177" w:name="_Toc182218997"/>
       <w:bookmarkStart w:id="178" w:name="_Toc182500175"/>
+      <w:r>
+        <w:rPr>
+          <w:rFonts w:asciiTheme="minorHAnsi" w:hAnsiTheme="minorHAnsi" w:cstheme="minorHAnsi"/>
+          <w:sz w:val="28"/>
+          <w:szCs w:val="28"/>
+        </w:rPr>
+        <w:t>Instalación de Python</w:t>
+      </w:r>
+    </w:p>
+    <w:p>
+      <w:pPr>
+        <w:pStyle w:val="Prrafodelista"/>
+        <w:numPr>
+          <w:ilvl w:val="0"/>
+          <w:numId w:val="16"/>
+        </w:numPr>
+      </w:pPr>
+      <w:r>
+        <w:t xml:space="preserve">En primer lugar, se debe </w:t>
+      </w:r>
+      <w:r>
+        <w:t>entrar en la página oficial de Python, en el apartado de descargas (</w:t>
+      </w:r>
+      <w:r>
+        <w:rPr>
+          <w:i/>
+          <w:iCs/>
+        </w:rPr>
+        <w:t>downloads</w:t>
+      </w:r>
+      <w:r>
+        <w:t xml:space="preserve">). Se pude hacer manualmente mediante el buscador o directamente por el siguiente enlace: </w:t>
+      </w:r>
+      <w:hyperlink r:id="rId39" w:history="1">
+        <w:r>
+          <w:rPr>
+            <w:rStyle w:val="Hipervnculo"/>
+          </w:rPr>
+          <w:t>https://www.python.org/downloads/</w:t>
+        </w:r>
+      </w:hyperlink>
+      <w:r>
+        <w:t>.</w:t>
+      </w:r>
+    </w:p>
+    <w:p>
+      <w:pPr>
+        <w:pStyle w:val="Prrafodelista"/>
+      </w:pPr>
+    </w:p>
+    <w:p>
+      <w:pPr>
+        <w:pStyle w:val="Prrafodelista"/>
+        <w:numPr>
+          <w:ilvl w:val="0"/>
+          <w:numId w:val="16"/>
+        </w:numPr>
+      </w:pPr>
+      <w:r>
+        <w:t>El</w:t>
+      </w:r>
+      <w:r>
+        <w:t xml:space="preserve"> siguiente </w:t>
+      </w:r>
+      <w:r>
+        <w:t xml:space="preserve">paso </w:t>
+      </w:r>
+      <w:r>
+        <w:t>sería encontrar la tabla con todas las versiones disponibles de Python y descargar la versión 3.13</w:t>
+      </w:r>
+      <w:r>
+        <w:t>.7</w:t>
+      </w:r>
+      <w:r>
+        <w:t xml:space="preserve"> dándole al botón de </w:t>
+      </w:r>
+      <w:r>
+        <w:rPr>
+          <w:i/>
+          <w:iCs/>
+        </w:rPr>
+        <w:t>Download</w:t>
+      </w:r>
+      <w:r>
+        <w:t>.</w:t>
+      </w:r>
+      <w:r>
+        <w:rPr>
+          <w:noProof/>
+        </w:rPr>
+        <w:t xml:space="preserve"> </w:t>
+      </w:r>
+    </w:p>
+    <w:p>
+      <w:pPr>
+        <w:pStyle w:val="Prrafodelista"/>
+      </w:pPr>
+    </w:p>
+    <w:p>
+      <w:pPr>
+        <w:pStyle w:val="Prrafodelista"/>
+      </w:pPr>
+      <w:r>
+        <w:rPr>
+          <w:noProof/>
+        </w:rPr>
+        <mc:AlternateContent>
+          <mc:Choice Requires="wps">
+            <w:drawing>
+              <wp:anchor distT="0" distB="0" distL="114300" distR="114300" simplePos="0" relativeHeight="251728896" behindDoc="0" locked="0" layoutInCell="1" allowOverlap="1" wp14:anchorId="4C3EACDB" wp14:editId="501B2866">
+                <wp:simplePos x="0" y="0"/>
+                <wp:positionH relativeFrom="column">
+                  <wp:posOffset>723265</wp:posOffset>
+                </wp:positionH>
+                <wp:positionV relativeFrom="paragraph">
+                  <wp:posOffset>1808480</wp:posOffset>
+                </wp:positionV>
+                <wp:extent cx="3556000" cy="323850"/>
+                <wp:effectExtent l="0" t="0" r="25400" b="19050"/>
+                <wp:wrapNone/>
+                <wp:docPr id="310353447" name="Rectángulo 36"/>
+                <wp:cNvGraphicFramePr/>
+                <a:graphic xmlns:a="http://schemas.openxmlformats.org/drawingml/2006/main">
+                  <a:graphicData uri="http://schemas.microsoft.com/office/word/2010/wordprocessingShape">
+                    <wps:wsp>
+                      <wps:cNvSpPr/>
+                      <wps:spPr>
+                        <a:xfrm>
+                          <a:off x="0" y="0"/>
+                          <a:ext cx="3556000" cy="323850"/>
+                        </a:xfrm>
+                        <a:prstGeom prst="rect">
+                          <a:avLst/>
+                        </a:prstGeom>
+                        <a:noFill/>
+                        <a:ln>
+                          <a:solidFill>
+                            <a:srgbClr val="EE0000"/>
+                          </a:solidFill>
+                        </a:ln>
+                      </wps:spPr>
+                      <wps:style>
+                        <a:lnRef idx="2">
+                          <a:schemeClr val="accent1">
+                            <a:shade val="15000"/>
+                          </a:schemeClr>
+                        </a:lnRef>
+                        <a:fillRef idx="1">
+                          <a:schemeClr val="accent1"/>
+                        </a:fillRef>
+                        <a:effectRef idx="0">
+                          <a:schemeClr val="accent1"/>
+                        </a:effectRef>
+                        <a:fontRef idx="minor">
+                          <a:schemeClr val="lt1"/>
+                        </a:fontRef>
+                      </wps:style>
+                      <wps:bodyPr rot="0" spcFirstLastPara="0" vertOverflow="overflow" horzOverflow="overflow" vert="horz" wrap="square" lIns="91440" tIns="45720" rIns="91440" bIns="45720" numCol="1" spcCol="0" rtlCol="0" fromWordArt="0" anchor="ctr" anchorCtr="0" forceAA="0" compatLnSpc="1">
+                        <a:prstTxWarp prst="textNoShape">
+                          <a:avLst/>
+                        </a:prstTxWarp>
+                        <a:noAutofit/>
+                      </wps:bodyPr>
+                    </wps:wsp>
+                  </a:graphicData>
+                </a:graphic>
+              </wp:anchor>
+            </w:drawing>
+          </mc:Choice>
+          <mc:Fallback>
+            <w:pict>
+              <v:rect w14:anchorId="21E91D29" id="Rectángulo 36" o:spid="_x0000_s1026" style="position:absolute;margin-left:56.95pt;margin-top:142.4pt;width:280pt;height:25.5pt;z-index:251728896;visibility:visible;mso-wrap-style:square;mso-wrap-distance-left:9pt;mso-wrap-distance-top:0;mso-wrap-distance-right:9pt;mso-wrap-distance-bottom:0;mso-position-horizontal:absolute;mso-position-horizontal-relative:text;mso-position-vertical:absolute;mso-position-vertical-relative:text;v-text-anchor:middle" o:gfxdata="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" filled="f" strokecolor="#e00" strokeweight="2pt"/>
+            </w:pict>
+          </mc:Fallback>
+        </mc:AlternateContent>
+      </w:r>
+      <w:r>
+        <w:rPr>
+          <w:noProof/>
+        </w:rPr>
+        <w:drawing>
+          <wp:inline distT="0" distB="0" distL="0" distR="0" wp14:anchorId="037793E4" wp14:editId="6C2BD5E9">
+            <wp:extent cx="5953097" cy="2447925"/>
+            <wp:effectExtent l="0" t="0" r="0" b="0"/>
+            <wp:docPr id="1296259176" name="Imagen 1"/>
+            <wp:cNvGraphicFramePr>
+              <a:graphicFrameLocks xmlns:a="http://schemas.openxmlformats.org/drawingml/2006/main" noChangeAspect="1"/>
+            </wp:cNvGraphicFramePr>
+            <a:graphic xmlns:a="http://schemas.openxmlformats.org/drawingml/2006/main">
+              <a:graphicData uri="http://schemas.openxmlformats.org/drawingml/2006/picture">
+                <pic:pic xmlns:pic="http://schemas.openxmlformats.org/drawingml/2006/picture">
+                  <pic:nvPicPr>
+                    <pic:cNvPr id="1296259176" name=""/>
+                    <pic:cNvPicPr/>
+                  </pic:nvPicPr>
+                  <pic:blipFill>
+                    <a:blip r:embed="rId40">
+                      <a:extLst>
+                        <a:ext uri="{28A0092B-C50C-407E-A947-70E740481C1C}">
+                          <a14:useLocalDpi xmlns:a14="http://schemas.microsoft.com/office/drawing/2010/main" val="0"/>
+                        </a:ext>
+                      </a:extLst>
+                    </a:blip>
+                    <a:stretch>
+                      <a:fillRect/>
+                    </a:stretch>
+                  </pic:blipFill>
+                  <pic:spPr>
+                    <a:xfrm>
+                      <a:off x="0" y="0"/>
+                      <a:ext cx="5965871" cy="2453178"/>
+                    </a:xfrm>
+                    <a:prstGeom prst="rect">
+                      <a:avLst/>
+                    </a:prstGeom>
+                  </pic:spPr>
+                </pic:pic>
+              </a:graphicData>
+            </a:graphic>
+          </wp:inline>
+        </w:drawing>
+      </w:r>
+    </w:p>
+    <w:p>
+      <w:pPr>
+        <w:pStyle w:val="Prrafodelista"/>
+      </w:pPr>
+    </w:p>
+    <w:p>
+      <w:pPr>
+        <w:pStyle w:val="Prrafodelista"/>
+        <w:numPr>
+          <w:ilvl w:val="0"/>
+          <w:numId w:val="16"/>
+        </w:numPr>
+      </w:pPr>
+      <w:r>
+        <w:t xml:space="preserve">En la siguiente página que aparecerá tras pulsar </w:t>
+      </w:r>
+      <w:r>
+        <w:rPr>
+          <w:i/>
+          <w:iCs/>
+        </w:rPr>
+        <w:t>Download</w:t>
+      </w:r>
+      <w:r>
+        <w:t xml:space="preserve">, en el apartado de </w:t>
+      </w:r>
+      <w:r>
+        <w:rPr>
+          <w:i/>
+          <w:iCs/>
+        </w:rPr>
+        <w:t>files</w:t>
+      </w:r>
+      <w:r>
+        <w:t>,</w:t>
+      </w:r>
+      <w:r>
+        <w:t xml:space="preserve"> elegir la opción de </w:t>
+      </w:r>
+      <w:r>
+        <w:rPr>
+          <w:i/>
+          <w:iCs/>
+        </w:rPr>
+        <w:t>Windows</w:t>
+      </w:r>
+      <w:r>
+        <w:rPr>
+          <w:i/>
+          <w:iCs/>
+        </w:rPr>
+        <w:t xml:space="preserve"> installer(64-bit)</w:t>
+      </w:r>
+      <w:r>
+        <w:rPr>
+          <w:i/>
+          <w:iCs/>
+        </w:rPr>
+        <w:t>.</w:t>
+      </w:r>
+      <w:r>
+        <w:rPr>
+          <w:noProof/>
+        </w:rPr>
+        <w:t xml:space="preserve"> </w:t>
+      </w:r>
+    </w:p>
+    <w:p>
+      <w:pPr>
+        <w:pStyle w:val="Prrafodelista"/>
+      </w:pPr>
+      <w:r>
+        <w:rPr>
+          <w:noProof/>
+        </w:rPr>
+        <mc:AlternateContent>
+          <mc:Choice Requires="wps">
+            <w:drawing>
+              <wp:anchor distT="0" distB="0" distL="114300" distR="114300" simplePos="0" relativeHeight="251721728" behindDoc="0" locked="0" layoutInCell="1" allowOverlap="1" wp14:anchorId="4A8691E1" wp14:editId="08B9ABD7">
+                <wp:simplePos x="0" y="0"/>
+                <wp:positionH relativeFrom="column">
+                  <wp:posOffset>643890</wp:posOffset>
+                </wp:positionH>
+                <wp:positionV relativeFrom="paragraph">
+                  <wp:posOffset>2172970</wp:posOffset>
+                </wp:positionV>
+                <wp:extent cx="2152650" cy="276225"/>
+                <wp:effectExtent l="0" t="0" r="19050" b="28575"/>
+                <wp:wrapNone/>
+                <wp:docPr id="1921176694" name="Rectángulo 34"/>
+                <wp:cNvGraphicFramePr/>
+                <a:graphic xmlns:a="http://schemas.openxmlformats.org/drawingml/2006/main">
+                  <a:graphicData uri="http://schemas.microsoft.com/office/word/2010/wordprocessingShape">
+                    <wps:wsp>
+                      <wps:cNvSpPr/>
+                      <wps:spPr>
+                        <a:xfrm>
+                          <a:off x="0" y="0"/>
+                          <a:ext cx="2152650" cy="276225"/>
+                        </a:xfrm>
+                        <a:prstGeom prst="rect">
+                          <a:avLst/>
+                        </a:prstGeom>
+                        <a:noFill/>
+                        <a:ln>
+                          <a:solidFill>
+                            <a:srgbClr val="EE0000"/>
+                          </a:solidFill>
+                        </a:ln>
+                      </wps:spPr>
+                      <wps:style>
+                        <a:lnRef idx="2">
+                          <a:schemeClr val="accent6"/>
+                        </a:lnRef>
+                        <a:fillRef idx="1">
+                          <a:schemeClr val="lt1"/>
+                        </a:fillRef>
+                        <a:effectRef idx="0">
+                          <a:schemeClr val="accent6"/>
+                        </a:effectRef>
+                        <a:fontRef idx="minor">
+                          <a:schemeClr val="dk1"/>
+                        </a:fontRef>
+                      </wps:style>
+                      <wps:bodyPr rot="0" spcFirstLastPara="0" vertOverflow="overflow" horzOverflow="overflow" vert="horz" wrap="square" lIns="91440" tIns="45720" rIns="91440" bIns="45720" numCol="1" spcCol="0" rtlCol="0" fromWordArt="0" anchor="ctr" anchorCtr="0" forceAA="0" compatLnSpc="1">
+                        <a:prstTxWarp prst="textNoShape">
+                          <a:avLst/>
+                        </a:prstTxWarp>
+                        <a:noAutofit/>
+                      </wps:bodyPr>
+                    </wps:wsp>
+                  </a:graphicData>
+                </a:graphic>
+                <wp14:sizeRelH relativeFrom="margin">
+                  <wp14:pctWidth>0</wp14:pctWidth>
+                </wp14:sizeRelH>
+                <wp14:sizeRelV relativeFrom="margin">
+                  <wp14:pctHeight>0</wp14:pctHeight>
+                </wp14:sizeRelV>
+              </wp:anchor>
+            </w:drawing>
+          </mc:Choice>
+          <mc:Fallback>
+            <w:pict>
+              <v:rect w14:anchorId="0B46ED2F" id="Rectángulo 34" o:spid="_x0000_s1026" style="position:absolute;margin-left:50.7pt;margin-top:171.1pt;width:169.5pt;height:21.75pt;z-index:251721728;visibility:visible;mso-wrap-style:square;mso-width-percent:0;mso-height-percent:0;mso-wrap-distance-left:9pt;mso-wrap-distance-top:0;mso-wrap-distance-right:9pt;mso-wrap-distance-bottom:0;mso-position-horizontal:absolute;mso-position-horizontal-relative:text;mso-position-vertical:absolute;mso-position-vertical-relative:text;mso-width-percent:0;mso-height-percent:0;mso-width-relative:margin;mso-height-relative:margin;v-text-anchor:middle" o:gfxdata="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" filled="f" strokecolor="#e00" strokeweight="2pt"/>
+            </w:pict>
+          </mc:Fallback>
+        </mc:AlternateContent>
+      </w:r>
+      <w:r>
+        <w:rPr>
+          <w:noProof/>
+        </w:rPr>
+        <w:drawing>
+          <wp:inline distT="0" distB="0" distL="0" distR="0" wp14:anchorId="4C0F6FC8" wp14:editId="07B0CDE5">
+            <wp:extent cx="6125068" cy="3581400"/>
+            <wp:effectExtent l="0" t="0" r="9525" b="0"/>
+            <wp:docPr id="1836260595" name="Imagen 1"/>
+            <wp:cNvGraphicFramePr>
+              <a:graphicFrameLocks xmlns:a="http://schemas.openxmlformats.org/drawingml/2006/main" noChangeAspect="1"/>
+            </wp:cNvGraphicFramePr>
+            <a:graphic xmlns:a="http://schemas.openxmlformats.org/drawingml/2006/main">
+              <a:graphicData uri="http://schemas.openxmlformats.org/drawingml/2006/picture">
+                <pic:pic xmlns:pic="http://schemas.openxmlformats.org/drawingml/2006/picture">
+                  <pic:nvPicPr>
+                    <pic:cNvPr id="1836260595" name=""/>
+                    <pic:cNvPicPr/>
+                  </pic:nvPicPr>
+                  <pic:blipFill>
+                    <a:blip r:embed="rId41">
+                      <a:extLst>
+                        <a:ext uri="{28A0092B-C50C-407E-A947-70E740481C1C}">
+                          <a14:useLocalDpi xmlns:a14="http://schemas.microsoft.com/office/drawing/2010/main" val="0"/>
+                        </a:ext>
+                      </a:extLst>
+                    </a:blip>
+                    <a:stretch>
+                      <a:fillRect/>
+                    </a:stretch>
+                  </pic:blipFill>
+                  <pic:spPr>
+                    <a:xfrm>
+                      <a:off x="0" y="0"/>
+                      <a:ext cx="6130996" cy="3584866"/>
+                    </a:xfrm>
+                    <a:prstGeom prst="rect">
+                      <a:avLst/>
+                    </a:prstGeom>
+                  </pic:spPr>
+                </pic:pic>
+              </a:graphicData>
+            </a:graphic>
+          </wp:inline>
+        </w:drawing>
+      </w:r>
+    </w:p>
+    <w:p>
+      <w:pPr>
+        <w:pStyle w:val="Prrafodelista"/>
+      </w:pPr>
+    </w:p>
+    <w:p>
+      <w:pPr>
+        <w:pStyle w:val="Prrafodelista"/>
+      </w:pPr>
+    </w:p>
+    <w:p>
+      <w:pPr>
+        <w:pStyle w:val="Prrafodelista"/>
+        <w:numPr>
+          <w:ilvl w:val="0"/>
+          <w:numId w:val="16"/>
+        </w:numPr>
+      </w:pPr>
+      <w:r>
+        <w:t xml:space="preserve">Dándole al </w:t>
+      </w:r>
+      <w:r>
+        <w:t xml:space="preserve">ejecutable, aparecerá la siguiente ventana y habrá que elegir la opción de </w:t>
+      </w:r>
+      <w:r>
+        <w:rPr>
+          <w:i/>
+          <w:iCs/>
+        </w:rPr>
+        <w:t>Install</w:t>
+      </w:r>
+      <w:r>
+        <w:t xml:space="preserve"> </w:t>
+      </w:r>
+      <w:r>
+        <w:rPr>
+          <w:i/>
+          <w:iCs/>
+        </w:rPr>
+        <w:t>Now</w:t>
+      </w:r>
+      <w:r>
+        <w:t xml:space="preserve"> y </w:t>
+      </w:r>
+      <w:r>
+        <w:t>aceptar las opciones de las 2 casillas.</w:t>
+      </w:r>
+    </w:p>
+    <w:p>
+      <w:pPr>
+        <w:pStyle w:val="Prrafodelista"/>
+      </w:pPr>
+      <w:r>
+        <w:rPr>
+          <w:noProof/>
+        </w:rPr>
+        <mc:AlternateContent>
+          <mc:Choice Requires="wps">
+            <w:drawing>
+              <wp:anchor distT="0" distB="0" distL="114300" distR="114300" simplePos="0" relativeHeight="251734016" behindDoc="0" locked="0" layoutInCell="1" allowOverlap="1" wp14:anchorId="388457D8" wp14:editId="4E6E91C8">
+                <wp:simplePos x="0" y="0"/>
+                <wp:positionH relativeFrom="column">
+                  <wp:posOffset>2039983</wp:posOffset>
+                </wp:positionH>
+                <wp:positionV relativeFrom="paragraph">
+                  <wp:posOffset>1136196</wp:posOffset>
+                </wp:positionV>
+                <wp:extent cx="4123871" cy="957943"/>
+                <wp:effectExtent l="0" t="0" r="10160" b="13970"/>
+                <wp:wrapNone/>
+                <wp:docPr id="332245842" name="Rectángulo 36"/>
+                <wp:cNvGraphicFramePr/>
+                <a:graphic xmlns:a="http://schemas.openxmlformats.org/drawingml/2006/main">
+                  <a:graphicData uri="http://schemas.microsoft.com/office/word/2010/wordprocessingShape">
+                    <wps:wsp>
+                      <wps:cNvSpPr/>
+                      <wps:spPr>
+                        <a:xfrm>
+                          <a:off x="0" y="0"/>
+                          <a:ext cx="4123871" cy="957943"/>
+                        </a:xfrm>
+                        <a:prstGeom prst="rect">
+                          <a:avLst/>
+                        </a:prstGeom>
+                        <a:noFill/>
+                        <a:ln>
+                          <a:solidFill>
+                            <a:srgbClr val="EE0000"/>
+                          </a:solidFill>
+                        </a:ln>
+                      </wps:spPr>
+                      <wps:style>
+                        <a:lnRef idx="2">
+                          <a:schemeClr val="accent1">
+                            <a:shade val="15000"/>
+                          </a:schemeClr>
+                        </a:lnRef>
+                        <a:fillRef idx="1">
+                          <a:schemeClr val="accent1"/>
+                        </a:fillRef>
+                        <a:effectRef idx="0">
+                          <a:schemeClr val="accent1"/>
+                        </a:effectRef>
+                        <a:fontRef idx="minor">
+                          <a:schemeClr val="lt1"/>
+                        </a:fontRef>
+                      </wps:style>
+                      <wps:bodyPr rot="0" spcFirstLastPara="0" vertOverflow="overflow" horzOverflow="overflow" vert="horz" wrap="square" lIns="91440" tIns="45720" rIns="91440" bIns="45720" numCol="1" spcCol="0" rtlCol="0" fromWordArt="0" anchor="ctr" anchorCtr="0" forceAA="0" compatLnSpc="1">
+                        <a:prstTxWarp prst="textNoShape">
+                          <a:avLst/>
+                        </a:prstTxWarp>
+                        <a:noAutofit/>
+                      </wps:bodyPr>
+                    </wps:wsp>
+                  </a:graphicData>
+                </a:graphic>
+                <wp14:sizeRelH relativeFrom="margin">
+                  <wp14:pctWidth>0</wp14:pctWidth>
+                </wp14:sizeRelH>
+                <wp14:sizeRelV relativeFrom="margin">
+                  <wp14:pctHeight>0</wp14:pctHeight>
+                </wp14:sizeRelV>
+              </wp:anchor>
+            </w:drawing>
+          </mc:Choice>
+          <mc:Fallback>
+            <w:pict>
+              <v:rect w14:anchorId="4AB7E0B9" id="Rectángulo 36" o:spid="_x0000_s1026" style="position:absolute;margin-left:160.65pt;margin-top:89.45pt;width:324.7pt;height:75.45pt;z-index:251734016;visibility:visible;mso-wrap-style:square;mso-width-percent:0;mso-height-percent:0;mso-wrap-distance-left:9pt;mso-wrap-distance-top:0;mso-wrap-distance-right:9pt;mso-wrap-distance-bottom:0;mso-position-horizontal:absolute;mso-position-horizontal-relative:text;mso-position-vertical:absolute;mso-position-vertical-relative:text;mso-width-percent:0;mso-height-percent:0;mso-width-relative:margin;mso-height-relative:margin;v-text-anchor:middle" o:gfxdata="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" filled="f" strokecolor="#e00" strokeweight="2pt"/>
+            </w:pict>
+          </mc:Fallback>
+        </mc:AlternateContent>
+      </w:r>
+      <w:r>
+        <w:rPr>
+          <w:noProof/>
+        </w:rPr>
+        <mc:AlternateContent>
+          <mc:Choice Requires="wps">
+            <w:drawing>
+              <wp:anchor distT="0" distB="0" distL="114300" distR="114300" simplePos="0" relativeHeight="251736064" behindDoc="0" locked="0" layoutInCell="1" allowOverlap="1" wp14:anchorId="3CB1886F" wp14:editId="29CE4A40">
+                <wp:simplePos x="0" y="0"/>
+                <wp:positionH relativeFrom="column">
+                  <wp:posOffset>2039983</wp:posOffset>
+                </wp:positionH>
+                <wp:positionV relativeFrom="paragraph">
+                  <wp:posOffset>2964996</wp:posOffset>
+                </wp:positionV>
+                <wp:extent cx="163286" cy="495300"/>
+                <wp:effectExtent l="0" t="0" r="27305" b="19050"/>
+                <wp:wrapNone/>
+                <wp:docPr id="2014573354" name="Rectángulo 36"/>
+                <wp:cNvGraphicFramePr/>
+                <a:graphic xmlns:a="http://schemas.openxmlformats.org/drawingml/2006/main">
+                  <a:graphicData uri="http://schemas.microsoft.com/office/word/2010/wordprocessingShape">
+                    <wps:wsp>
+                      <wps:cNvSpPr/>
+                      <wps:spPr>
+                        <a:xfrm>
+                          <a:off x="0" y="0"/>
+                          <a:ext cx="163286" cy="495300"/>
+                        </a:xfrm>
+                        <a:prstGeom prst="rect">
+                          <a:avLst/>
+                        </a:prstGeom>
+                        <a:noFill/>
+                        <a:ln>
+                          <a:solidFill>
+                            <a:srgbClr val="EE0000"/>
+                          </a:solidFill>
+                        </a:ln>
+                      </wps:spPr>
+                      <wps:style>
+                        <a:lnRef idx="2">
+                          <a:schemeClr val="accent1">
+                            <a:shade val="15000"/>
+                          </a:schemeClr>
+                        </a:lnRef>
+                        <a:fillRef idx="1">
+                          <a:schemeClr val="accent1"/>
+                        </a:fillRef>
+                        <a:effectRef idx="0">
+                          <a:schemeClr val="accent1"/>
+                        </a:effectRef>
+                        <a:fontRef idx="minor">
+                          <a:schemeClr val="lt1"/>
+                        </a:fontRef>
+                      </wps:style>
+                      <wps:bodyPr rot="0" spcFirstLastPara="0" vertOverflow="overflow" horzOverflow="overflow" vert="horz" wrap="square" lIns="91440" tIns="45720" rIns="91440" bIns="45720" numCol="1" spcCol="0" rtlCol="0" fromWordArt="0" anchor="ctr" anchorCtr="0" forceAA="0" compatLnSpc="1">
+                        <a:prstTxWarp prst="textNoShape">
+                          <a:avLst/>
+                        </a:prstTxWarp>
+                        <a:noAutofit/>
+                      </wps:bodyPr>
+                    </wps:wsp>
+                  </a:graphicData>
+                </a:graphic>
+                <wp14:sizeRelH relativeFrom="margin">
+                  <wp14:pctWidth>0</wp14:pctWidth>
+                </wp14:sizeRelH>
+                <wp14:sizeRelV relativeFrom="margin">
+                  <wp14:pctHeight>0</wp14:pctHeight>
+                </wp14:sizeRelV>
+              </wp:anchor>
+            </w:drawing>
+          </mc:Choice>
+          <mc:Fallback>
+            <w:pict>
+              <v:rect w14:anchorId="5AB08E7C" id="Rectángulo 36" o:spid="_x0000_s1026" style="position:absolute;margin-left:160.65pt;margin-top:233.45pt;width:12.85pt;height:39pt;z-index:251736064;visibility:visible;mso-wrap-style:square;mso-width-percent:0;mso-height-percent:0;mso-wrap-distance-left:9pt;mso-wrap-distance-top:0;mso-wrap-distance-right:9pt;mso-wrap-distance-bottom:0;mso-position-horizontal:absolute;mso-position-horizontal-relative:text;mso-position-vertical:absolute;mso-position-vertical-relative:text;mso-width-percent:0;mso-height-percent:0;mso-width-relative:margin;mso-height-relative:margin;v-text-anchor:middle" o:gfxdata="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" filled="f" strokecolor="#e00" strokeweight="2pt"/>
+            </w:pict>
+          </mc:Fallback>
+        </mc:AlternateContent>
+      </w:r>
+      <w:r>
+        <w:rPr>
+          <w:noProof/>
+        </w:rPr>
+        <w:drawing>
+          <wp:inline distT="0" distB="0" distL="0" distR="0" wp14:anchorId="6B3E2FB1" wp14:editId="5C357E33">
+            <wp:extent cx="5702814" cy="3526971"/>
+            <wp:effectExtent l="0" t="0" r="0" b="0"/>
+            <wp:docPr id="36504047" name="Imagen 1"/>
+            <wp:cNvGraphicFramePr>
+              <a:graphicFrameLocks xmlns:a="http://schemas.openxmlformats.org/drawingml/2006/main" noChangeAspect="1"/>
+            </wp:cNvGraphicFramePr>
+            <a:graphic xmlns:a="http://schemas.openxmlformats.org/drawingml/2006/main">
+              <a:graphicData uri="http://schemas.openxmlformats.org/drawingml/2006/picture">
+                <pic:pic xmlns:pic="http://schemas.openxmlformats.org/drawingml/2006/picture">
+                  <pic:nvPicPr>
+                    <pic:cNvPr id="36504047" name=""/>
+                    <pic:cNvPicPr/>
+                  </pic:nvPicPr>
+                  <pic:blipFill>
+                    <a:blip r:embed="rId42"/>
+                    <a:stretch>
+                      <a:fillRect/>
+                    </a:stretch>
+                  </pic:blipFill>
+                  <pic:spPr>
+                    <a:xfrm>
+                      <a:off x="0" y="0"/>
+                      <a:ext cx="5703757" cy="3527554"/>
+                    </a:xfrm>
+                    <a:prstGeom prst="rect">
+                      <a:avLst/>
+                    </a:prstGeom>
+                  </pic:spPr>
+                </pic:pic>
+              </a:graphicData>
+            </a:graphic>
+          </wp:inline>
+        </w:drawing>
+      </w:r>
+    </w:p>
+    <w:p>
+      <w:pPr>
+        <w:pStyle w:val="Prrafodelista"/>
+      </w:pPr>
+    </w:p>
+    <w:p>
+      <w:pPr>
+        <w:pStyle w:val="Prrafodelista"/>
+        <w:numPr>
+          <w:ilvl w:val="0"/>
+          <w:numId w:val="16"/>
+        </w:numPr>
+      </w:pPr>
+      <w:r>
+        <w:t>Ahora se pu</w:t>
+      </w:r>
+      <w:r>
+        <w:t>e</w:t>
+      </w:r>
+      <w:r>
+        <w:t xml:space="preserve">de comprobar si la instalación se ejecutó correctamente ejecutando en el CMD o PowerShell el comando </w:t>
+      </w:r>
+      <w:r>
+        <w:rPr>
+          <w:rFonts w:ascii="Courier New" w:hAnsi="Courier New" w:cs="Courier New"/>
+          <w:i/>
+          <w:iCs/>
+          <w:sz w:val="22"/>
+          <w:szCs w:val="22"/>
+        </w:rPr>
+        <w:t xml:space="preserve">python </w:t>
+      </w:r>
+      <w:r>
+        <w:rPr>
+          <w:rFonts w:ascii="Courier New" w:hAnsi="Courier New" w:cs="Courier New"/>
+          <w:i/>
+          <w:iCs/>
+          <w:sz w:val="22"/>
+          <w:szCs w:val="22"/>
+        </w:rPr>
+        <w:t>--</w:t>
+      </w:r>
+      <w:r>
+        <w:rPr>
+          <w:rFonts w:ascii="Courier New" w:hAnsi="Courier New" w:cs="Courier New"/>
+          <w:i/>
+          <w:iCs/>
+          <w:sz w:val="22"/>
+          <w:szCs w:val="22"/>
+        </w:rPr>
+        <w:t>version</w:t>
+      </w:r>
+      <w:r>
+        <w:rPr>
+          <w:sz w:val="22"/>
+          <w:szCs w:val="22"/>
+        </w:rPr>
+        <w:t>.</w:t>
+      </w:r>
+      <w:r>
+        <w:t xml:space="preserve"> El resultado debe ser el siguiente.</w:t>
+      </w:r>
+    </w:p>
+    <w:p>
+      <w:pPr>
+        <w:pStyle w:val="Prrafodelista"/>
+      </w:pPr>
+      <w:r>
+        <w:rPr>
+          <w:noProof/>
+        </w:rPr>
+        <w:drawing>
+          <wp:inline distT="0" distB="0" distL="0" distR="0" wp14:anchorId="30CCE83A" wp14:editId="74EBB8E7">
+            <wp:extent cx="5927845" cy="3831772"/>
+            <wp:effectExtent l="0" t="0" r="0" b="0"/>
+            <wp:docPr id="1161463168" name="Imagen 1"/>
+            <wp:cNvGraphicFramePr>
+              <a:graphicFrameLocks xmlns:a="http://schemas.openxmlformats.org/drawingml/2006/main" noChangeAspect="1"/>
+            </wp:cNvGraphicFramePr>
+            <a:graphic xmlns:a="http://schemas.openxmlformats.org/drawingml/2006/main">
+              <a:graphicData uri="http://schemas.openxmlformats.org/drawingml/2006/picture">
+                <pic:pic xmlns:pic="http://schemas.openxmlformats.org/drawingml/2006/picture">
+                  <pic:nvPicPr>
+                    <pic:cNvPr id="1161463168" name=""/>
+                    <pic:cNvPicPr/>
+                  </pic:nvPicPr>
+                  <pic:blipFill>
+                    <a:blip r:embed="rId43"/>
+                    <a:stretch>
+                      <a:fillRect/>
+                    </a:stretch>
+                  </pic:blipFill>
+                  <pic:spPr>
+                    <a:xfrm>
+                      <a:off x="0" y="0"/>
+                      <a:ext cx="5933187" cy="3835225"/>
+                    </a:xfrm>
+                    <a:prstGeom prst="rect">
+                      <a:avLst/>
+                    </a:prstGeom>
+                  </pic:spPr>
+                </pic:pic>
+              </a:graphicData>
+            </a:graphic>
+          </wp:inline>
+        </w:drawing>
+      </w:r>
+    </w:p>
+    <w:p>
+      <w:pPr>
+        <w:pStyle w:val="Ttulo3"/>
+        <w:spacing w:line="360" w:lineRule="auto"/>
+        <w:rPr>
+          <w:rFonts w:asciiTheme="minorHAnsi" w:hAnsiTheme="minorHAnsi" w:cstheme="minorHAnsi"/>
+          <w:sz w:val="28"/>
+          <w:szCs w:val="28"/>
+        </w:rPr>
+      </w:pPr>
+      <w:r>
+        <w:rPr>
+          <w:rFonts w:asciiTheme="minorHAnsi" w:hAnsiTheme="minorHAnsi" w:cstheme="minorHAnsi"/>
+          <w:sz w:val="28"/>
+          <w:szCs w:val="28"/>
+        </w:rPr>
+        <w:lastRenderedPageBreak/>
+        <w:t>Configuración del Docker</w:t>
+      </w:r>
+    </w:p>
+    <w:p>
+      <w:r>
+        <w:t xml:space="preserve">Una vez instalado Python, </w:t>
+      </w:r>
+      <w:r>
+        <w:t>otro punto clave es la configuración del Docker y de la base de datos que almacenará. Para ello se tendrán que seguir los siguientes pasos:</w:t>
+      </w:r>
+    </w:p>
+    <w:p/>
+    <w:p>
+      <w:pPr>
+        <w:pStyle w:val="Prrafodelista"/>
+        <w:numPr>
+          <w:ilvl w:val="0"/>
+          <w:numId w:val="18"/>
+        </w:numPr>
+      </w:pPr>
+      <w:r>
+        <w:t>Asegúrese de que tiene el Docker instalado.</w:t>
+      </w:r>
+    </w:p>
+    <w:p>
+      <w:pPr>
+        <w:pStyle w:val="Prrafodelista"/>
+      </w:pPr>
+    </w:p>
+    <w:p>
+      <w:pPr>
+        <w:pStyle w:val="Prrafodelista"/>
+        <w:numPr>
+          <w:ilvl w:val="0"/>
+          <w:numId w:val="18"/>
+        </w:numPr>
+      </w:pPr>
+      <w:r>
+        <w:t xml:space="preserve">A continuación, abra el CMD o PowerShell y </w:t>
+      </w:r>
+      <w:r>
+        <w:t xml:space="preserve">ejecute el siguiente comando:  </w:t>
+      </w:r>
+    </w:p>
+    <w:p>
+      <w:pPr>
+        <w:pStyle w:val="Prrafodelista"/>
+      </w:pPr>
+      <w:r>
+        <w:rPr>
+          <w:rFonts w:ascii="Courier New" w:hAnsi="Courier New" w:cs="Courier New"/>
+          <w:sz w:val="22"/>
+          <w:szCs w:val="22"/>
+        </w:rPr>
+        <w:t>docker run -d --name mysql_daw1 -e MYSQL_ROOT_PASSWORD=root -p 3306:3306 -v mysql_data:/var/lib/mysql mysql:9.7</w:t>
+      </w:r>
+      <w:r>
+        <w:t xml:space="preserve">. De está manera se creará el contenedor de la base de datos. </w:t>
+      </w:r>
+    </w:p>
+    <w:p>
+      <w:pPr>
+        <w:pStyle w:val="Prrafodelista"/>
+      </w:pPr>
+    </w:p>
+    <w:p>
+      <w:pPr>
+        <w:pStyle w:val="Prrafodelista"/>
+        <w:numPr>
+          <w:ilvl w:val="0"/>
+          <w:numId w:val="18"/>
+        </w:numPr>
+      </w:pPr>
+      <w:r>
+        <w:t xml:space="preserve">Ahora hay que enlazar el mysql con phpMyAdmin, por tanto, hay que crear otro contenedor, está vez para el php, con el siguiente comando: </w:t>
+      </w:r>
+      <w:r>
+        <w:rPr>
+          <w:rFonts w:ascii="Courier New" w:hAnsi="Courier New" w:cs="Courier New"/>
+          <w:sz w:val="22"/>
+          <w:szCs w:val="22"/>
+        </w:rPr>
+        <w:t>docker run -d --name phpmyadminc --link mysql_daw1 -e PMA_HOST=mysql_daw1 -p 8080:80 phpmyadmin</w:t>
+      </w:r>
+      <w:r>
+        <w:rPr>
+          <w:rFonts w:ascii="Courier New" w:hAnsi="Courier New" w:cs="Courier New"/>
+          <w:sz w:val="22"/>
+          <w:szCs w:val="22"/>
+        </w:rPr>
+        <w:t>. Al final se obtiene el siguiente resultado:</w:t>
+      </w:r>
+    </w:p>
+    <w:p>
+      <w:pPr>
+        <w:pStyle w:val="Prrafodelista"/>
+      </w:pPr>
+      <w:r>
+        <w:drawing>
+          <wp:inline distT="0" distB="0" distL="0" distR="0" wp14:anchorId="198A5D08" wp14:editId="6DD714FD">
+            <wp:extent cx="6053137" cy="472958"/>
+            <wp:effectExtent l="0" t="0" r="0" b="3810"/>
+            <wp:docPr id="259552596" name="Imagen 1"/>
+            <wp:cNvGraphicFramePr>
+              <a:graphicFrameLocks xmlns:a="http://schemas.openxmlformats.org/drawingml/2006/main" noChangeAspect="1"/>
+            </wp:cNvGraphicFramePr>
+            <a:graphic xmlns:a="http://schemas.openxmlformats.org/drawingml/2006/main">
+              <a:graphicData uri="http://schemas.openxmlformats.org/drawingml/2006/picture">
+                <pic:pic xmlns:pic="http://schemas.openxmlformats.org/drawingml/2006/picture">
+                  <pic:nvPicPr>
+                    <pic:cNvPr id="259552596" name=""/>
+                    <pic:cNvPicPr/>
+                  </pic:nvPicPr>
+                  <pic:blipFill>
+                    <a:blip r:embed="rId44"/>
+                    <a:stretch>
+                      <a:fillRect/>
+                    </a:stretch>
+                  </pic:blipFill>
+                  <pic:spPr>
+                    <a:xfrm>
+                      <a:off x="0" y="0"/>
+                      <a:ext cx="6235087" cy="487175"/>
+                    </a:xfrm>
+                    <a:prstGeom prst="rect">
+                      <a:avLst/>
+                    </a:prstGeom>
+                  </pic:spPr>
+                </pic:pic>
+              </a:graphicData>
+            </a:graphic>
+          </wp:inline>
+        </w:drawing>
+      </w:r>
+    </w:p>
+    <w:p>
+      <w:pPr>
+        <w:pStyle w:val="Prrafodelista"/>
+      </w:pPr>
+    </w:p>
+    <w:p>
+      <w:pPr>
+        <w:pStyle w:val="Prrafodelista"/>
+        <w:ind w:left="0"/>
+      </w:pPr>
+      <w:r>
+        <w:t xml:space="preserve">Con esto el entorno de Docker ya estaría configurado. Quedaría crear la base de datos y las tablas. Se puede hacer desde el entorno gráfico </w:t>
+      </w:r>
+      <w:r>
+        <w:t>o mediante comandos y ficheros sql.</w:t>
+      </w:r>
+    </w:p>
+    <w:p/>
+    <w:p>
+      <w:pPr>
+        <w:pStyle w:val="Ttulo3"/>
+        <w:spacing w:line="360" w:lineRule="auto"/>
+        <w:rPr>
+          <w:rFonts w:asciiTheme="minorHAnsi" w:hAnsiTheme="minorHAnsi" w:cstheme="minorHAnsi"/>
+          <w:sz w:val="28"/>
+          <w:szCs w:val="28"/>
+        </w:rPr>
+      </w:pPr>
+      <w:r>
+        <w:rPr>
+          <w:rFonts w:asciiTheme="minorHAnsi" w:hAnsiTheme="minorHAnsi" w:cstheme="minorHAnsi"/>
+          <w:sz w:val="28"/>
+          <w:szCs w:val="28"/>
+        </w:rPr>
+        <w:t>Creación y configuración de la Base de Datos desde el entorno gráfico</w:t>
+      </w:r>
+    </w:p>
+    <w:p>
+      <w:pPr>
+        <w:pStyle w:val="Prrafodelista"/>
+        <w:numPr>
+          <w:ilvl w:val="0"/>
+          <w:numId w:val="19"/>
+        </w:numPr>
+      </w:pPr>
+      <w:r>
+        <w:t xml:space="preserve">Introducir en el buscador </w:t>
+      </w:r>
+      <w:r>
+        <w:rPr>
+          <w:i/>
+          <w:iCs/>
+        </w:rPr>
+        <w:t>localhost:8080</w:t>
+      </w:r>
+      <w:r>
+        <w:t xml:space="preserve">. Debe aparecer la web que verá en la siguiente imagen y tendrá que introducir la contraseña que es </w:t>
+      </w:r>
+      <w:r>
+        <w:rPr>
+          <w:i/>
+          <w:iCs/>
+        </w:rPr>
+        <w:t>root</w:t>
+      </w:r>
+      <w:r>
+        <w:t xml:space="preserve">. </w:t>
+      </w:r>
+    </w:p>
+    <w:p>
+      <w:pPr>
+        <w:pStyle w:val="Prrafodelista"/>
+      </w:pPr>
+      <w:r>
+        <w:rPr>
+          <w:noProof/>
+        </w:rPr>
+        <w:drawing>
+          <wp:inline distT="0" distB="0" distL="0" distR="0" wp14:anchorId="58E0C1CC" wp14:editId="59DD3004">
+            <wp:extent cx="5756909" cy="2857500"/>
+            <wp:effectExtent l="0" t="0" r="0" b="0"/>
+            <wp:docPr id="2013404146" name="Imagen 1"/>
+            <wp:cNvGraphicFramePr>
+              <a:graphicFrameLocks xmlns:a="http://schemas.openxmlformats.org/drawingml/2006/main" noChangeAspect="1"/>
+            </wp:cNvGraphicFramePr>
+            <a:graphic xmlns:a="http://schemas.openxmlformats.org/drawingml/2006/main">
+              <a:graphicData uri="http://schemas.openxmlformats.org/drawingml/2006/picture">
+                <pic:pic xmlns:pic="http://schemas.openxmlformats.org/drawingml/2006/picture">
+                  <pic:nvPicPr>
+                    <pic:cNvPr id="2013404146" name=""/>
+                    <pic:cNvPicPr/>
+                  </pic:nvPicPr>
+                  <pic:blipFill rotWithShape="1">
+                    <a:blip r:embed="rId45"/>
+                    <a:srcRect t="4235" b="7520"/>
+                    <a:stretch>
+                      <a:fillRect/>
+                    </a:stretch>
+                  </pic:blipFill>
+                  <pic:spPr bwMode="auto">
+                    <a:xfrm>
+                      <a:off x="0" y="0"/>
+                      <a:ext cx="5757461" cy="2857774"/>
+                    </a:xfrm>
+                    <a:prstGeom prst="rect">
+                      <a:avLst/>
+                    </a:prstGeom>
+                    <a:ln>
+                      <a:noFill/>
+                    </a:ln>
+                    <a:extLst>
+                      <a:ext uri="{53640926-AAD7-44D8-BBD7-CCE9431645EC}">
+                        <a14:shadowObscured xmlns:a14="http://schemas.microsoft.com/office/drawing/2010/main"/>
+                      </a:ext>
+                    </a:extLst>
+                  </pic:spPr>
+                </pic:pic>
+              </a:graphicData>
+            </a:graphic>
+          </wp:inline>
+        </w:drawing>
+      </w:r>
+    </w:p>
+    <w:p>
+      <w:pPr>
+        <w:pStyle w:val="Prrafodelista"/>
+        <w:numPr>
+          <w:ilvl w:val="0"/>
+          <w:numId w:val="19"/>
+        </w:numPr>
+      </w:pPr>
+      <w:r>
+        <w:t xml:space="preserve">Después de pulsar </w:t>
+      </w:r>
+      <w:r>
+        <w:rPr>
+          <w:i/>
+          <w:iCs/>
+        </w:rPr>
+        <w:t>Log</w:t>
+      </w:r>
+      <w:r>
+        <w:t xml:space="preserve"> </w:t>
+      </w:r>
+      <w:r>
+        <w:rPr>
+          <w:i/>
+          <w:iCs/>
+        </w:rPr>
+        <w:t>in</w:t>
+      </w:r>
+      <w:r>
+        <w:t xml:space="preserve">, la base de datos se puede crear pulsando </w:t>
+      </w:r>
+      <w:r>
+        <w:rPr>
+          <w:i/>
+          <w:iCs/>
+        </w:rPr>
+        <w:t>New</w:t>
+      </w:r>
+      <w:r>
+        <w:t xml:space="preserve">. Al crearla, se debe llamar </w:t>
+      </w:r>
+      <w:r>
+        <w:rPr>
+          <w:i/>
+          <w:iCs/>
+        </w:rPr>
+        <w:t>gestion</w:t>
+      </w:r>
+      <w:r>
+        <w:t>_</w:t>
+      </w:r>
+      <w:r>
+        <w:rPr>
+          <w:i/>
+          <w:iCs/>
+        </w:rPr>
+        <w:t>guardias</w:t>
+      </w:r>
+      <w:r>
+        <w:t xml:space="preserve"> y ponerle la codificación </w:t>
+      </w:r>
+      <w:r>
+        <w:rPr>
+          <w:i/>
+          <w:iCs/>
+        </w:rPr>
+        <w:t>utf8mb4_spanish2_ci</w:t>
+      </w:r>
+      <w:r>
+        <w:t xml:space="preserve">. Finalmente, pulsar </w:t>
+      </w:r>
+      <w:r>
+        <w:rPr>
+          <w:i/>
+          <w:iCs/>
+        </w:rPr>
+        <w:t>Create</w:t>
+      </w:r>
+      <w:r>
+        <w:t>.</w:t>
+      </w:r>
+    </w:p>
+    <w:p>
+      <w:pPr>
+        <w:pStyle w:val="Prrafodelista"/>
+      </w:pPr>
+      <w:r>
+        <w:rPr>
+          <w:noProof/>
+        </w:rPr>
+        <w:lastRenderedPageBreak/>
+        <mc:AlternateContent>
+          <mc:Choice Requires="wps">
+            <w:drawing>
+              <wp:anchor distT="0" distB="0" distL="114300" distR="114300" simplePos="0" relativeHeight="251739136" behindDoc="0" locked="0" layoutInCell="1" allowOverlap="1" wp14:anchorId="15499E2F" wp14:editId="5C1B1595">
+                <wp:simplePos x="0" y="0"/>
+                <wp:positionH relativeFrom="column">
+                  <wp:posOffset>1448753</wp:posOffset>
+                </wp:positionH>
+                <wp:positionV relativeFrom="paragraph">
+                  <wp:posOffset>823278</wp:posOffset>
+                </wp:positionV>
+                <wp:extent cx="2228850" cy="447675"/>
+                <wp:effectExtent l="0" t="0" r="19050" b="28575"/>
+                <wp:wrapNone/>
+                <wp:docPr id="971225085" name="Rectángulo 38"/>
+                <wp:cNvGraphicFramePr/>
+                <a:graphic xmlns:a="http://schemas.openxmlformats.org/drawingml/2006/main">
+                  <a:graphicData uri="http://schemas.microsoft.com/office/word/2010/wordprocessingShape">
+                    <wps:wsp>
+                      <wps:cNvSpPr/>
+                      <wps:spPr>
+                        <a:xfrm>
+                          <a:off x="0" y="0"/>
+                          <a:ext cx="2228850" cy="447675"/>
+                        </a:xfrm>
+                        <a:prstGeom prst="rect">
+                          <a:avLst/>
+                        </a:prstGeom>
+                        <a:noFill/>
+                        <a:ln>
+                          <a:solidFill>
+                            <a:srgbClr val="EE0000"/>
+                          </a:solidFill>
+                        </a:ln>
+                      </wps:spPr>
+                      <wps:style>
+                        <a:lnRef idx="2">
+                          <a:schemeClr val="accent1">
+                            <a:shade val="15000"/>
+                          </a:schemeClr>
+                        </a:lnRef>
+                        <a:fillRef idx="1">
+                          <a:schemeClr val="accent1"/>
+                        </a:fillRef>
+                        <a:effectRef idx="0">
+                          <a:schemeClr val="accent1"/>
+                        </a:effectRef>
+                        <a:fontRef idx="minor">
+                          <a:schemeClr val="lt1"/>
+                        </a:fontRef>
+                      </wps:style>
+                      <wps:bodyPr rot="0" spcFirstLastPara="0" vertOverflow="overflow" horzOverflow="overflow" vert="horz" wrap="square" lIns="91440" tIns="45720" rIns="91440" bIns="45720" numCol="1" spcCol="0" rtlCol="0" fromWordArt="0" anchor="ctr" anchorCtr="0" forceAA="0" compatLnSpc="1">
+                        <a:prstTxWarp prst="textNoShape">
+                          <a:avLst/>
+                        </a:prstTxWarp>
+                        <a:noAutofit/>
+                      </wps:bodyPr>
+                    </wps:wsp>
+                  </a:graphicData>
+                </a:graphic>
+                <wp14:sizeRelH relativeFrom="margin">
+                  <wp14:pctWidth>0</wp14:pctWidth>
+                </wp14:sizeRelH>
+                <wp14:sizeRelV relativeFrom="margin">
+                  <wp14:pctHeight>0</wp14:pctHeight>
+                </wp14:sizeRelV>
+              </wp:anchor>
+            </w:drawing>
+          </mc:Choice>
+          <mc:Fallback>
+            <w:pict>
+              <v:rect w14:anchorId="3854CB71" id="Rectángulo 38" o:spid="_x0000_s1026" style="position:absolute;margin-left:114.1pt;margin-top:64.85pt;width:175.5pt;height:35.25pt;z-index:251739136;visibility:visible;mso-wrap-style:square;mso-width-percent:0;mso-height-percent:0;mso-wrap-distance-left:9pt;mso-wrap-distance-top:0;mso-wrap-distance-right:9pt;mso-wrap-distance-bottom:0;mso-position-horizontal:absolute;mso-position-horizontal-relative:text;mso-position-vertical:absolute;mso-position-vertical-relative:text;mso-width-percent:0;mso-height-percent:0;mso-width-relative:margin;mso-height-relative:margin;v-text-anchor:middle" o:gfxdata="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" filled="f" strokecolor="#e00" strokeweight="2pt"/>
+            </w:pict>
+          </mc:Fallback>
+        </mc:AlternateContent>
+      </w:r>
+      <w:r>
+        <w:rPr>
+          <w:noProof/>
+        </w:rPr>
+        <mc:AlternateContent>
+          <mc:Choice Requires="wps">
+            <w:drawing>
+              <wp:anchor distT="0" distB="0" distL="114300" distR="114300" simplePos="0" relativeHeight="251737088" behindDoc="0" locked="0" layoutInCell="1" allowOverlap="1" wp14:anchorId="059E706A" wp14:editId="729A477A">
+                <wp:simplePos x="0" y="0"/>
+                <wp:positionH relativeFrom="column">
+                  <wp:posOffset>512781</wp:posOffset>
+                </wp:positionH>
+                <wp:positionV relativeFrom="paragraph">
+                  <wp:posOffset>766968</wp:posOffset>
+                </wp:positionV>
+                <wp:extent cx="277906" cy="107576"/>
+                <wp:effectExtent l="0" t="0" r="27305" b="26035"/>
+                <wp:wrapNone/>
+                <wp:docPr id="1630653395" name="Rectángulo 38"/>
+                <wp:cNvGraphicFramePr/>
+                <a:graphic xmlns:a="http://schemas.openxmlformats.org/drawingml/2006/main">
+                  <a:graphicData uri="http://schemas.microsoft.com/office/word/2010/wordprocessingShape">
+                    <wps:wsp>
+                      <wps:cNvSpPr/>
+                      <wps:spPr>
+                        <a:xfrm>
+                          <a:off x="0" y="0"/>
+                          <a:ext cx="277906" cy="107576"/>
+                        </a:xfrm>
+                        <a:prstGeom prst="rect">
+                          <a:avLst/>
+                        </a:prstGeom>
+                        <a:noFill/>
+                        <a:ln>
+                          <a:solidFill>
+                            <a:srgbClr val="EE0000"/>
+                          </a:solidFill>
+                        </a:ln>
+                      </wps:spPr>
+                      <wps:style>
+                        <a:lnRef idx="2">
+                          <a:schemeClr val="accent1">
+                            <a:shade val="15000"/>
+                          </a:schemeClr>
+                        </a:lnRef>
+                        <a:fillRef idx="1">
+                          <a:schemeClr val="accent1"/>
+                        </a:fillRef>
+                        <a:effectRef idx="0">
+                          <a:schemeClr val="accent1"/>
+                        </a:effectRef>
+                        <a:fontRef idx="minor">
+                          <a:schemeClr val="lt1"/>
+                        </a:fontRef>
+                      </wps:style>
+                      <wps:bodyPr rot="0" spcFirstLastPara="0" vertOverflow="overflow" horzOverflow="overflow" vert="horz" wrap="square" lIns="91440" tIns="45720" rIns="91440" bIns="45720" numCol="1" spcCol="0" rtlCol="0" fromWordArt="0" anchor="ctr" anchorCtr="0" forceAA="0" compatLnSpc="1">
+                        <a:prstTxWarp prst="textNoShape">
+                          <a:avLst/>
+                        </a:prstTxWarp>
+                        <a:noAutofit/>
+                      </wps:bodyPr>
+                    </wps:wsp>
+                  </a:graphicData>
+                </a:graphic>
+              </wp:anchor>
+            </w:drawing>
+          </mc:Choice>
+          <mc:Fallback>
+            <w:pict>
+              <v:rect w14:anchorId="002812F6" id="Rectángulo 38" o:spid="_x0000_s1026" style="position:absolute;margin-left:40.4pt;margin-top:60.4pt;width:21.9pt;height:8.45pt;z-index:251737088;visibility:visible;mso-wrap-style:square;mso-wrap-distance-left:9pt;mso-wrap-distance-top:0;mso-wrap-distance-right:9pt;mso-wrap-distance-bottom:0;mso-position-horizontal:absolute;mso-position-horizontal-relative:text;mso-position-vertical:absolute;mso-position-vertical-relative:text;v-text-anchor:middle" o:gfxdata="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" filled="f" strokecolor="#e00" strokeweight="2pt"/>
+            </w:pict>
+          </mc:Fallback>
+        </mc:AlternateContent>
+      </w:r>
+      <w:r>
+        <w:rPr>
+          <w:noProof/>
+        </w:rPr>
+        <w:drawing>
+          <wp:inline distT="0" distB="0" distL="0" distR="0" wp14:anchorId="36BCDC20" wp14:editId="1F73E8F9">
+            <wp:extent cx="5904864" cy="2990850"/>
+            <wp:effectExtent l="0" t="0" r="1270" b="0"/>
+            <wp:docPr id="66211989" name="Imagen 1"/>
+            <wp:cNvGraphicFramePr>
+              <a:graphicFrameLocks xmlns:a="http://schemas.openxmlformats.org/drawingml/2006/main" noChangeAspect="1"/>
+            </wp:cNvGraphicFramePr>
+            <a:graphic xmlns:a="http://schemas.openxmlformats.org/drawingml/2006/main">
+              <a:graphicData uri="http://schemas.openxmlformats.org/drawingml/2006/picture">
+                <pic:pic xmlns:pic="http://schemas.openxmlformats.org/drawingml/2006/picture">
+                  <pic:nvPicPr>
+                    <pic:cNvPr id="66211989" name=""/>
+                    <pic:cNvPicPr/>
+                  </pic:nvPicPr>
+                  <pic:blipFill rotWithShape="1">
+                    <a:blip r:embed="rId46"/>
+                    <a:srcRect t="4875" b="5079"/>
+                    <a:stretch>
+                      <a:fillRect/>
+                    </a:stretch>
+                  </pic:blipFill>
+                  <pic:spPr bwMode="auto">
+                    <a:xfrm>
+                      <a:off x="0" y="0"/>
+                      <a:ext cx="5907813" cy="2992344"/>
+                    </a:xfrm>
+                    <a:prstGeom prst="rect">
+                      <a:avLst/>
+                    </a:prstGeom>
+                    <a:ln>
+                      <a:noFill/>
+                    </a:ln>
+                    <a:extLst>
+                      <a:ext uri="{53640926-AAD7-44D8-BBD7-CCE9431645EC}">
+                        <a14:shadowObscured xmlns:a14="http://schemas.microsoft.com/office/drawing/2010/main"/>
+                      </a:ext>
+                    </a:extLst>
+                  </pic:spPr>
+                </pic:pic>
+              </a:graphicData>
+            </a:graphic>
+          </wp:inline>
+        </w:drawing>
+      </w:r>
+    </w:p>
+    <w:p>
+      <w:pPr>
+        <w:pStyle w:val="Prrafodelista"/>
+      </w:pPr>
+    </w:p>
+    <w:p>
+      <w:pPr>
+        <w:pStyle w:val="Prrafodelista"/>
+        <w:numPr>
+          <w:ilvl w:val="0"/>
+          <w:numId w:val="19"/>
+        </w:numPr>
+      </w:pPr>
+      <w:r>
+        <w:t xml:space="preserve">Finalmente, el último paso sería crear las tablas. Para ello hay que entrar en la base de datos recientemente creada, darle al apartado de </w:t>
+      </w:r>
+      <w:r>
+        <w:rPr>
+          <w:i/>
+          <w:iCs/>
+        </w:rPr>
+        <w:t>SQL</w:t>
+      </w:r>
+      <w:r>
+        <w:t xml:space="preserve"> y copiar el script presentado en la parte de implementación (pág. </w:t>
+      </w:r>
+      <w:r>
+        <w:rPr>
+          <w:rFonts w:ascii="Cambria Math" w:hAnsi="Cambria Math" w:cs="Cambria Math"/>
+          <w:color w:val="5951C8" w:themeColor="text1" w:themeTint="80"/>
+        </w:rPr>
+        <w:fldChar w:fldCharType="begin"/>
+      </w:r>
+      <w:r>
+        <w:rPr>
+          <w:color w:val="5951C8" w:themeColor="text1" w:themeTint="80"/>
+        </w:rPr>
+        <w:instrText xml:space="preserve"> PAGEREF _Ref230451774 \h </w:instrText>
+      </w:r>
+      <w:r>
+        <w:rPr>
+          <w:rFonts w:ascii="Cambria Math" w:hAnsi="Cambria Math" w:cs="Cambria Math"/>
+          <w:color w:val="5951C8" w:themeColor="text1" w:themeTint="80"/>
+        </w:rPr>
+      </w:r>
+      <w:r>
+        <w:rPr>
+          <w:rFonts w:ascii="Cambria Math" w:hAnsi="Cambria Math" w:cs="Cambria Math"/>
+          <w:color w:val="5951C8" w:themeColor="text1" w:themeTint="80"/>
+        </w:rPr>
+        <w:fldChar w:fldCharType="separate"/>
+      </w:r>
+      <w:r>
+        <w:rPr>
+          <w:noProof/>
+          <w:color w:val="5951C8" w:themeColor="text1" w:themeTint="80"/>
+        </w:rPr>
+        <w:t>3</w:t>
+      </w:r>
+      <w:r>
+        <w:rPr>
+          <w:noProof/>
+          <w:color w:val="5951C8" w:themeColor="text1" w:themeTint="80"/>
+        </w:rPr>
+        <w:t>7</w:t>
+      </w:r>
+      <w:r>
+        <w:rPr>
+          <w:rFonts w:ascii="Cambria Math" w:hAnsi="Cambria Math" w:cs="Cambria Math"/>
+          <w:color w:val="5951C8" w:themeColor="text1" w:themeTint="80"/>
+        </w:rPr>
+        <w:fldChar w:fldCharType="end"/>
+      </w:r>
+      <w:r>
+        <w:rPr>
+          <w:rFonts w:ascii="Cambria Math" w:hAnsi="Cambria Math" w:cs="Cambria Math"/>
+        </w:rPr>
+        <w:t>)</w:t>
+      </w:r>
+      <w:r>
+        <w:rPr>
+          <w:rFonts w:ascii="Cambria Math" w:hAnsi="Cambria Math" w:cs="Cambria Math"/>
+        </w:rPr>
+        <w:t xml:space="preserve">. </w:t>
+      </w:r>
+      <w:r>
+        <w:rPr>
+          <w:rFonts w:cstheme="minorHAnsi"/>
+        </w:rPr>
+        <w:t xml:space="preserve">Es muy importante desactivar la opción de </w:t>
+      </w:r>
+      <w:r>
+        <w:rPr>
+          <w:rFonts w:cstheme="minorHAnsi"/>
+          <w:i/>
+          <w:iCs/>
+        </w:rPr>
+        <w:t>Enable foreign key checks</w:t>
+      </w:r>
+      <w:r>
+        <w:rPr>
+          <w:rFonts w:cstheme="minorHAnsi"/>
+        </w:rPr>
+        <w:t xml:space="preserve"> y darle a </w:t>
+      </w:r>
+      <w:r>
+        <w:rPr>
+          <w:rFonts w:cstheme="minorHAnsi"/>
+          <w:i/>
+          <w:iCs/>
+        </w:rPr>
+        <w:t>Go</w:t>
+      </w:r>
+      <w:r>
+        <w:rPr>
+          <w:rFonts w:cstheme="minorHAnsi"/>
+        </w:rPr>
+        <w:t xml:space="preserve"> al final.</w:t>
+      </w:r>
+    </w:p>
+    <w:p>
+      <w:pPr>
+        <w:pStyle w:val="Prrafodelista"/>
+      </w:pPr>
+      <w:r>
+        <w:rPr>
+          <w:noProof/>
+        </w:rPr>
+        <mc:AlternateContent>
+          <mc:Choice Requires="wps">
+            <w:drawing>
+              <wp:anchor distT="0" distB="0" distL="114300" distR="114300" simplePos="0" relativeHeight="251747328" behindDoc="0" locked="0" layoutInCell="1" allowOverlap="1" wp14:anchorId="2A08AE0D" wp14:editId="4E5012ED">
+                <wp:simplePos x="0" y="0"/>
+                <wp:positionH relativeFrom="column">
+                  <wp:posOffset>1562685</wp:posOffset>
+                </wp:positionH>
+                <wp:positionV relativeFrom="paragraph">
+                  <wp:posOffset>762830</wp:posOffset>
+                </wp:positionV>
+                <wp:extent cx="2760785" cy="1260231"/>
+                <wp:effectExtent l="0" t="0" r="20955" b="16510"/>
+                <wp:wrapNone/>
+                <wp:docPr id="217627827" name="Rectángulo 38"/>
+                <wp:cNvGraphicFramePr/>
+                <a:graphic xmlns:a="http://schemas.openxmlformats.org/drawingml/2006/main">
+                  <a:graphicData uri="http://schemas.microsoft.com/office/word/2010/wordprocessingShape">
+                    <wps:wsp>
+                      <wps:cNvSpPr/>
+                      <wps:spPr>
+                        <a:xfrm>
+                          <a:off x="0" y="0"/>
+                          <a:ext cx="2760785" cy="1260231"/>
+                        </a:xfrm>
+                        <a:prstGeom prst="rect">
+                          <a:avLst/>
+                        </a:prstGeom>
+                        <a:noFill/>
+                        <a:ln>
+                          <a:solidFill>
+                            <a:srgbClr val="EE0000"/>
+                          </a:solidFill>
+                        </a:ln>
+                      </wps:spPr>
+                      <wps:style>
+                        <a:lnRef idx="2">
+                          <a:schemeClr val="accent1">
+                            <a:shade val="15000"/>
+                          </a:schemeClr>
+                        </a:lnRef>
+                        <a:fillRef idx="1">
+                          <a:schemeClr val="accent1"/>
+                        </a:fillRef>
+                        <a:effectRef idx="0">
+                          <a:schemeClr val="accent1"/>
+                        </a:effectRef>
+                        <a:fontRef idx="minor">
+                          <a:schemeClr val="lt1"/>
+                        </a:fontRef>
+                      </wps:style>
+                      <wps:bodyPr rot="0" spcFirstLastPara="0" vertOverflow="overflow" horzOverflow="overflow" vert="horz" wrap="square" lIns="91440" tIns="45720" rIns="91440" bIns="45720" numCol="1" spcCol="0" rtlCol="0" fromWordArt="0" anchor="ctr" anchorCtr="0" forceAA="0" compatLnSpc="1">
+                        <a:prstTxWarp prst="textNoShape">
+                          <a:avLst/>
+                        </a:prstTxWarp>
+                        <a:noAutofit/>
+                      </wps:bodyPr>
+                    </wps:wsp>
+                  </a:graphicData>
+                </a:graphic>
+                <wp14:sizeRelH relativeFrom="margin">
+                  <wp14:pctWidth>0</wp14:pctWidth>
+                </wp14:sizeRelH>
+                <wp14:sizeRelV relativeFrom="margin">
+                  <wp14:pctHeight>0</wp14:pctHeight>
+                </wp14:sizeRelV>
+              </wp:anchor>
+            </w:drawing>
+          </mc:Choice>
+          <mc:Fallback>
+            <w:pict>
+              <v:rect w14:anchorId="49BF935C" id="Rectángulo 38" o:spid="_x0000_s1026" style="position:absolute;margin-left:123.05pt;margin-top:60.05pt;width:217.4pt;height:99.25pt;z-index:251747328;visibility:visible;mso-wrap-style:square;mso-width-percent:0;mso-height-percent:0;mso-wrap-distance-left:9pt;mso-wrap-distance-top:0;mso-wrap-distance-right:9pt;mso-wrap-distance-bottom:0;mso-position-horizontal:absolute;mso-position-horizontal-relative:text;mso-position-vertical:absolute;mso-position-vertical-relative:text;mso-width-percent:0;mso-height-percent:0;mso-width-relative:margin;mso-height-relative:margin;v-text-anchor:middle" o:gfxdata="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" filled="f" strokecolor="#e00" strokeweight="2pt"/>
+            </w:pict>
+          </mc:Fallback>
+        </mc:AlternateContent>
+      </w:r>
+      <w:r>
+        <w:rPr>
+          <w:noProof/>
+        </w:rPr>
+        <mc:AlternateContent>
+          <mc:Choice Requires="wps">
+            <w:drawing>
+              <wp:anchor distT="0" distB="0" distL="114300" distR="114300" simplePos="0" relativeHeight="251745280" behindDoc="0" locked="0" layoutInCell="1" allowOverlap="1" wp14:anchorId="052637F1" wp14:editId="41BCA925">
+                <wp:simplePos x="0" y="0"/>
+                <wp:positionH relativeFrom="column">
+                  <wp:posOffset>1488440</wp:posOffset>
+                </wp:positionH>
+                <wp:positionV relativeFrom="paragraph">
+                  <wp:posOffset>318982</wp:posOffset>
+                </wp:positionV>
+                <wp:extent cx="1401233" cy="127000"/>
+                <wp:effectExtent l="0" t="0" r="27940" b="25400"/>
+                <wp:wrapNone/>
+                <wp:docPr id="1394396547" name="Rectángulo 38"/>
+                <wp:cNvGraphicFramePr/>
+                <a:graphic xmlns:a="http://schemas.openxmlformats.org/drawingml/2006/main">
+                  <a:graphicData uri="http://schemas.microsoft.com/office/word/2010/wordprocessingShape">
+                    <wps:wsp>
+                      <wps:cNvSpPr/>
+                      <wps:spPr>
+                        <a:xfrm>
+                          <a:off x="0" y="0"/>
+                          <a:ext cx="1401233" cy="127000"/>
+                        </a:xfrm>
+                        <a:prstGeom prst="rect">
+                          <a:avLst/>
+                        </a:prstGeom>
+                        <a:noFill/>
+                        <a:ln>
+                          <a:solidFill>
+                            <a:srgbClr val="EE0000"/>
+                          </a:solidFill>
+                        </a:ln>
+                      </wps:spPr>
+                      <wps:style>
+                        <a:lnRef idx="2">
+                          <a:schemeClr val="accent1">
+                            <a:shade val="15000"/>
+                          </a:schemeClr>
+                        </a:lnRef>
+                        <a:fillRef idx="1">
+                          <a:schemeClr val="accent1"/>
+                        </a:fillRef>
+                        <a:effectRef idx="0">
+                          <a:schemeClr val="accent1"/>
+                        </a:effectRef>
+                        <a:fontRef idx="minor">
+                          <a:schemeClr val="lt1"/>
+                        </a:fontRef>
+                      </wps:style>
+                      <wps:bodyPr rot="0" spcFirstLastPara="0" vertOverflow="overflow" horzOverflow="overflow" vert="horz" wrap="square" lIns="91440" tIns="45720" rIns="91440" bIns="45720" numCol="1" spcCol="0" rtlCol="0" fromWordArt="0" anchor="ctr" anchorCtr="0" forceAA="0" compatLnSpc="1">
+                        <a:prstTxWarp prst="textNoShape">
+                          <a:avLst/>
+                        </a:prstTxWarp>
+                        <a:noAutofit/>
+                      </wps:bodyPr>
+                    </wps:wsp>
+                  </a:graphicData>
+                </a:graphic>
+                <wp14:sizeRelH relativeFrom="margin">
+                  <wp14:pctWidth>0</wp14:pctWidth>
+                </wp14:sizeRelH>
+                <wp14:sizeRelV relativeFrom="margin">
+                  <wp14:pctHeight>0</wp14:pctHeight>
+                </wp14:sizeRelV>
+              </wp:anchor>
+            </w:drawing>
+          </mc:Choice>
+          <mc:Fallback>
+            <w:pict>
+              <v:rect w14:anchorId="490F2099" id="Rectángulo 38" o:spid="_x0000_s1026" style="position:absolute;margin-left:117.2pt;margin-top:25.1pt;width:110.35pt;height:10pt;z-index:251745280;visibility:visible;mso-wrap-style:square;mso-width-percent:0;mso-height-percent:0;mso-wrap-distance-left:9pt;mso-wrap-distance-top:0;mso-wrap-distance-right:9pt;mso-wrap-distance-bottom:0;mso-position-horizontal:absolute;mso-position-horizontal-relative:text;mso-position-vertical:absolute;mso-position-vertical-relative:text;mso-width-percent:0;mso-height-percent:0;mso-width-relative:margin;mso-height-relative:margin;v-text-anchor:middle" o:gfxdata="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" filled="f" strokecolor="#e00" strokeweight="2pt"/>
+            </w:pict>
+          </mc:Fallback>
+        </mc:AlternateContent>
+      </w:r>
+      <w:r>
+        <w:rPr>
+          <w:noProof/>
+        </w:rPr>
+        <mc:AlternateContent>
+          <mc:Choice Requires="wps">
+            <w:drawing>
+              <wp:anchor distT="0" distB="0" distL="114300" distR="114300" simplePos="0" relativeHeight="251743232" behindDoc="0" locked="0" layoutInCell="1" allowOverlap="1" wp14:anchorId="191233B6" wp14:editId="4D5DF739">
+                <wp:simplePos x="0" y="0"/>
+                <wp:positionH relativeFrom="column">
+                  <wp:posOffset>1805940</wp:posOffset>
+                </wp:positionH>
+                <wp:positionV relativeFrom="paragraph">
+                  <wp:posOffset>445982</wp:posOffset>
+                </wp:positionV>
+                <wp:extent cx="304800" cy="139700"/>
+                <wp:effectExtent l="0" t="0" r="19050" b="12700"/>
+                <wp:wrapNone/>
+                <wp:docPr id="2049223661" name="Rectángulo 38"/>
+                <wp:cNvGraphicFramePr/>
+                <a:graphic xmlns:a="http://schemas.openxmlformats.org/drawingml/2006/main">
+                  <a:graphicData uri="http://schemas.microsoft.com/office/word/2010/wordprocessingShape">
+                    <wps:wsp>
+                      <wps:cNvSpPr/>
+                      <wps:spPr>
+                        <a:xfrm>
+                          <a:off x="0" y="0"/>
+                          <a:ext cx="304800" cy="139700"/>
+                        </a:xfrm>
+                        <a:prstGeom prst="rect">
+                          <a:avLst/>
+                        </a:prstGeom>
+                        <a:noFill/>
+                        <a:ln>
+                          <a:solidFill>
+                            <a:srgbClr val="EE0000"/>
+                          </a:solidFill>
+                        </a:ln>
+                      </wps:spPr>
+                      <wps:style>
+                        <a:lnRef idx="2">
+                          <a:schemeClr val="accent1">
+                            <a:shade val="15000"/>
+                          </a:schemeClr>
+                        </a:lnRef>
+                        <a:fillRef idx="1">
+                          <a:schemeClr val="accent1"/>
+                        </a:fillRef>
+                        <a:effectRef idx="0">
+                          <a:schemeClr val="accent1"/>
+                        </a:effectRef>
+                        <a:fontRef idx="minor">
+                          <a:schemeClr val="lt1"/>
+                        </a:fontRef>
+                      </wps:style>
+                      <wps:bodyPr rot="0" spcFirstLastPara="0" vertOverflow="overflow" horzOverflow="overflow" vert="horz" wrap="square" lIns="91440" tIns="45720" rIns="91440" bIns="45720" numCol="1" spcCol="0" rtlCol="0" fromWordArt="0" anchor="ctr" anchorCtr="0" forceAA="0" compatLnSpc="1">
+                        <a:prstTxWarp prst="textNoShape">
+                          <a:avLst/>
+                        </a:prstTxWarp>
+                        <a:noAutofit/>
+                      </wps:bodyPr>
+                    </wps:wsp>
+                  </a:graphicData>
+                </a:graphic>
+                <wp14:sizeRelH relativeFrom="margin">
+                  <wp14:pctWidth>0</wp14:pctWidth>
+                </wp14:sizeRelH>
+                <wp14:sizeRelV relativeFrom="margin">
+                  <wp14:pctHeight>0</wp14:pctHeight>
+                </wp14:sizeRelV>
+              </wp:anchor>
+            </w:drawing>
+          </mc:Choice>
+          <mc:Fallback>
+            <w:pict>
+              <v:rect w14:anchorId="25BD0485" id="Rectángulo 38" o:spid="_x0000_s1026" style="position:absolute;margin-left:142.2pt;margin-top:35.1pt;width:24pt;height:11pt;z-index:251743232;visibility:visible;mso-wrap-style:square;mso-width-percent:0;mso-height-percent:0;mso-wrap-distance-left:9pt;mso-wrap-distance-top:0;mso-wrap-distance-right:9pt;mso-wrap-distance-bottom:0;mso-position-horizontal:absolute;mso-position-horizontal-relative:text;mso-position-vertical:absolute;mso-position-vertical-relative:text;mso-width-percent:0;mso-height-percent:0;mso-width-relative:margin;mso-height-relative:margin;v-text-anchor:middle" o:gfxdata="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" filled="f" strokecolor="#e00" strokeweight="2pt"/>
+            </w:pict>
+          </mc:Fallback>
+        </mc:AlternateContent>
+      </w:r>
+      <w:r>
+        <w:rPr>
+          <w:noProof/>
+        </w:rPr>
+        <mc:AlternateContent>
+          <mc:Choice Requires="wps">
+            <w:drawing>
+              <wp:anchor distT="0" distB="0" distL="114300" distR="114300" simplePos="0" relativeHeight="251741184" behindDoc="0" locked="0" layoutInCell="1" allowOverlap="1" wp14:anchorId="6BF0144E" wp14:editId="26661CC1">
+                <wp:simplePos x="0" y="0"/>
+                <wp:positionH relativeFrom="column">
+                  <wp:posOffset>4136390</wp:posOffset>
+                </wp:positionH>
+                <wp:positionV relativeFrom="paragraph">
+                  <wp:posOffset>2469516</wp:posOffset>
+                </wp:positionV>
+                <wp:extent cx="1136650" cy="241300"/>
+                <wp:effectExtent l="0" t="0" r="25400" b="25400"/>
+                <wp:wrapNone/>
+                <wp:docPr id="1210923911" name="Rectángulo 38"/>
+                <wp:cNvGraphicFramePr/>
+                <a:graphic xmlns:a="http://schemas.openxmlformats.org/drawingml/2006/main">
+                  <a:graphicData uri="http://schemas.microsoft.com/office/word/2010/wordprocessingShape">
+                    <wps:wsp>
+                      <wps:cNvSpPr/>
+                      <wps:spPr>
+                        <a:xfrm>
+                          <a:off x="0" y="0"/>
+                          <a:ext cx="1136650" cy="241300"/>
+                        </a:xfrm>
+                        <a:prstGeom prst="rect">
+                          <a:avLst/>
+                        </a:prstGeom>
+                        <a:noFill/>
+                        <a:ln>
+                          <a:solidFill>
+                            <a:srgbClr val="EE0000"/>
+                          </a:solidFill>
+                        </a:ln>
+                      </wps:spPr>
+                      <wps:style>
+                        <a:lnRef idx="2">
+                          <a:schemeClr val="accent1">
+                            <a:shade val="15000"/>
+                          </a:schemeClr>
+                        </a:lnRef>
+                        <a:fillRef idx="1">
+                          <a:schemeClr val="accent1"/>
+                        </a:fillRef>
+                        <a:effectRef idx="0">
+                          <a:schemeClr val="accent1"/>
+                        </a:effectRef>
+                        <a:fontRef idx="minor">
+                          <a:schemeClr val="lt1"/>
+                        </a:fontRef>
+                      </wps:style>
+                      <wps:bodyPr rot="0" spcFirstLastPara="0" vertOverflow="overflow" horzOverflow="overflow" vert="horz" wrap="square" lIns="91440" tIns="45720" rIns="91440" bIns="45720" numCol="1" spcCol="0" rtlCol="0" fromWordArt="0" anchor="ctr" anchorCtr="0" forceAA="0" compatLnSpc="1">
+                        <a:prstTxWarp prst="textNoShape">
+                          <a:avLst/>
+                        </a:prstTxWarp>
+                        <a:noAutofit/>
+                      </wps:bodyPr>
+                    </wps:wsp>
+                  </a:graphicData>
+                </a:graphic>
+                <wp14:sizeRelH relativeFrom="margin">
+                  <wp14:pctWidth>0</wp14:pctWidth>
+                </wp14:sizeRelH>
+                <wp14:sizeRelV relativeFrom="margin">
+                  <wp14:pctHeight>0</wp14:pctHeight>
+                </wp14:sizeRelV>
+              </wp:anchor>
+            </w:drawing>
+          </mc:Choice>
+          <mc:Fallback>
+            <w:pict>
+              <v:rect w14:anchorId="439AB796" id="Rectángulo 38" o:spid="_x0000_s1026" style="position:absolute;margin-left:325.7pt;margin-top:194.45pt;width:89.5pt;height:19pt;z-index:251741184;visibility:visible;mso-wrap-style:square;mso-width-percent:0;mso-height-percent:0;mso-wrap-distance-left:9pt;mso-wrap-distance-top:0;mso-wrap-distance-right:9pt;mso-wrap-distance-bottom:0;mso-position-horizontal:absolute;mso-position-horizontal-relative:text;mso-position-vertical:absolute;mso-position-vertical-relative:text;mso-width-percent:0;mso-height-percent:0;mso-width-relative:margin;mso-height-relative:margin;v-text-anchor:middle" o:gfxdata="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" filled="f" strokecolor="#e00" strokeweight="2pt"/>
+            </w:pict>
+          </mc:Fallback>
+        </mc:AlternateContent>
+      </w:r>
+      <w:r>
+        <w:rPr>
+          <w:noProof/>
+        </w:rPr>
+        <w:drawing>
+          <wp:inline distT="0" distB="0" distL="0" distR="0" wp14:anchorId="0E7A5898" wp14:editId="02533A05">
+            <wp:extent cx="5987415" cy="2962095"/>
+            <wp:effectExtent l="0" t="0" r="0" b="0"/>
+            <wp:docPr id="164155577" name="Imagen 1"/>
+            <wp:cNvGraphicFramePr>
+              <a:graphicFrameLocks xmlns:a="http://schemas.openxmlformats.org/drawingml/2006/main" noChangeAspect="1"/>
+            </wp:cNvGraphicFramePr>
+            <a:graphic xmlns:a="http://schemas.openxmlformats.org/drawingml/2006/main">
+              <a:graphicData uri="http://schemas.openxmlformats.org/drawingml/2006/picture">
+                <pic:pic xmlns:pic="http://schemas.openxmlformats.org/drawingml/2006/picture">
+                  <pic:nvPicPr>
+                    <pic:cNvPr id="164155577" name=""/>
+                    <pic:cNvPicPr/>
+                  </pic:nvPicPr>
+                  <pic:blipFill rotWithShape="1">
+                    <a:blip r:embed="rId47"/>
+                    <a:srcRect t="5373" b="6675"/>
+                    <a:stretch>
+                      <a:fillRect/>
+                    </a:stretch>
+                  </pic:blipFill>
+                  <pic:spPr bwMode="auto">
+                    <a:xfrm>
+                      <a:off x="0" y="0"/>
+                      <a:ext cx="5991442" cy="2964087"/>
+                    </a:xfrm>
+                    <a:prstGeom prst="rect">
+                      <a:avLst/>
+                    </a:prstGeom>
+                    <a:ln>
+                      <a:noFill/>
+                    </a:ln>
+                    <a:extLst>
+                      <a:ext uri="{53640926-AAD7-44D8-BBD7-CCE9431645EC}">
+                        <a14:shadowObscured xmlns:a14="http://schemas.microsoft.com/office/drawing/2010/main"/>
+                      </a:ext>
+                    </a:extLst>
+                  </pic:spPr>
+                </pic:pic>
+              </a:graphicData>
+            </a:graphic>
+          </wp:inline>
+        </w:drawing>
+      </w:r>
+    </w:p>
+    <w:p>
+      <w:pPr>
+        <w:pStyle w:val="Prrafodelista"/>
+      </w:pPr>
+    </w:p>
+    <w:p>
+      <w:pPr>
+        <w:pStyle w:val="Prrafodelista"/>
+        <w:numPr>
+          <w:ilvl w:val="0"/>
+          <w:numId w:val="19"/>
+        </w:numPr>
+        <w:rPr>
+          <w:b/>
+          <w:bCs/>
+        </w:rPr>
+      </w:pPr>
+      <w:r>
+        <w:t xml:space="preserve">Tras ejecutarlo, quedará solo volver al apartado de SQL y eejecutar un script más que es el siguiente: </w:t>
+      </w:r>
+      <w:r>
+        <w:rPr>
+          <w:rFonts w:ascii="Courier New" w:hAnsi="Courier New" w:cs="Courier New"/>
+          <w:sz w:val="22"/>
+          <w:szCs w:val="22"/>
+        </w:rPr>
+        <w:t>ALTER TABLE guardias ADD CONSTRAINT chk_fecha_guardia CHECK(dayofweek(dia) not in (1,7)).</w:t>
+      </w:r>
+    </w:p>
+    <w:p>
+      <w:pPr>
+        <w:rPr>
+          <w:b/>
+          <w:bCs/>
+          <w:sz w:val="28"/>
+          <w:szCs w:val="28"/>
+        </w:rPr>
+      </w:pPr>
+    </w:p>
+    <w:p>
+      <w:pPr>
+        <w:pStyle w:val="Ttulo3"/>
+        <w:spacing w:line="360" w:lineRule="auto"/>
+        <w:rPr>
+          <w:rFonts w:asciiTheme="minorHAnsi" w:hAnsiTheme="minorHAnsi" w:cstheme="minorHAnsi"/>
+        </w:rPr>
+      </w:pPr>
+      <w:r>
+        <w:rPr>
+          <w:rFonts w:asciiTheme="minorHAnsi" w:hAnsiTheme="minorHAnsi" w:cstheme="minorHAnsi"/>
+          <w:sz w:val="28"/>
+          <w:szCs w:val="28"/>
+        </w:rPr>
+        <w:t xml:space="preserve">Creación y configuración de la Base de Datos desde </w:t>
+      </w:r>
+      <w:r>
+        <w:rPr>
+          <w:rFonts w:asciiTheme="minorHAnsi" w:hAnsiTheme="minorHAnsi" w:cstheme="minorHAnsi"/>
+          <w:sz w:val="28"/>
+          <w:szCs w:val="28"/>
+        </w:rPr>
+        <w:t>PowerShell</w:t>
+      </w:r>
+      <w:r>
+        <w:rPr>
+          <w:rFonts w:asciiTheme="minorHAnsi" w:hAnsiTheme="minorHAnsi" w:cstheme="minorHAnsi"/>
+          <w:sz w:val="28"/>
+          <w:szCs w:val="28"/>
+        </w:rPr>
+        <w:t xml:space="preserve"> o CMD</w:t>
+      </w:r>
+    </w:p>
+    <w:p>
+      <w:pPr>
+        <w:pStyle w:val="Prrafodelista"/>
+        <w:numPr>
+          <w:ilvl w:val="0"/>
+          <w:numId w:val="20"/>
+        </w:numPr>
+        <w:rPr>
+          <w:rFonts w:ascii="Courier New" w:hAnsi="Courier New" w:cs="Courier New"/>
+          <w:sz w:val="22"/>
+          <w:szCs w:val="22"/>
+        </w:rPr>
+      </w:pPr>
+      <w:r>
+        <w:t xml:space="preserve">Para crear la base de datos se usa el comando: </w:t>
+      </w:r>
+      <w:r>
+        <w:rPr>
+          <w:rFonts w:ascii="Courier New" w:hAnsi="Courier New" w:cs="Courier New"/>
+          <w:sz w:val="22"/>
+          <w:szCs w:val="22"/>
+        </w:rPr>
+        <w:t>docker exec -i mysql_daw1 mysql -u root -proot -e "CREATE DATABASE gestion_guardias;"</w:t>
+      </w:r>
+      <w:r>
+        <w:rPr>
+          <w:rFonts w:ascii="Courier New" w:hAnsi="Courier New" w:cs="Courier New"/>
+          <w:sz w:val="22"/>
+          <w:szCs w:val="22"/>
+        </w:rPr>
+        <w:t xml:space="preserve">. </w:t>
+      </w:r>
+      <w:r>
+        <w:rPr>
+          <w:rFonts w:cstheme="minorHAnsi"/>
+          <w:sz w:val="22"/>
+          <w:szCs w:val="22"/>
+        </w:rPr>
+        <w:t xml:space="preserve">Compruebe antes de ejecutarlo que los contenedores están activos. </w:t>
+      </w:r>
+    </w:p>
+    <w:p>
+      <w:pPr>
+        <w:pStyle w:val="Prrafodelista"/>
+        <w:rPr>
+          <w:rFonts w:ascii="Courier New" w:hAnsi="Courier New" w:cs="Courier New"/>
+          <w:sz w:val="22"/>
+          <w:szCs w:val="22"/>
+        </w:rPr>
+      </w:pPr>
+    </w:p>
+    <w:p>
+      <w:pPr>
+        <w:pStyle w:val="Prrafodelista"/>
+        <w:numPr>
+          <w:ilvl w:val="0"/>
+          <w:numId w:val="20"/>
+        </w:numPr>
+        <w:rPr>
+          <w:rFonts w:ascii="Courier New" w:hAnsi="Courier New" w:cs="Courier New"/>
+          <w:sz w:val="22"/>
+          <w:szCs w:val="22"/>
+        </w:rPr>
+      </w:pPr>
+      <w:r>
+        <w:t>Está vez, para crear las tablas se usará un fichero sql ya creado que estará en el directorio copiado en los primeros pasos.</w:t>
+      </w:r>
+      <w:r>
+        <w:t xml:space="preserve"> Es muy importante saber en este paso cual es la ruta absoluta a este directorio y al fichero gestión_guardias.sql ya que tendrá que sustituirlo en el comando.</w:t>
+      </w:r>
+      <w:r>
+        <w:rPr>
+          <w:rFonts w:ascii="Courier New" w:hAnsi="Courier New" w:cs="Courier New"/>
+          <w:sz w:val="22"/>
+          <w:szCs w:val="22"/>
+        </w:rPr>
+        <w:t xml:space="preserve"> </w:t>
+      </w:r>
+      <w:r>
+        <w:rPr>
+          <w:rFonts w:cstheme="minorHAnsi"/>
+          <w:sz w:val="22"/>
+          <w:szCs w:val="22"/>
+        </w:rPr>
+        <w:t>Para poder ejecutaro</w:t>
+      </w:r>
+      <w:r>
+        <w:rPr>
+          <w:rFonts w:cstheme="minorHAnsi"/>
+          <w:sz w:val="22"/>
+          <w:szCs w:val="22"/>
+        </w:rPr>
+        <w:t xml:space="preserve"> se usará el comando: </w:t>
+      </w:r>
+      <w:r>
+        <w:rPr>
+          <w:rFonts w:cstheme="minorHAnsi"/>
+          <w:sz w:val="22"/>
+          <w:szCs w:val="22"/>
+        </w:rPr>
+        <w:t xml:space="preserve"> </w:t>
+      </w:r>
+      <w:r>
+        <w:rPr>
+          <w:rFonts w:ascii="Courier New" w:hAnsi="Courier New" w:cs="Courier New"/>
+          <w:sz w:val="22"/>
+          <w:szCs w:val="22"/>
+        </w:rPr>
+        <w:t xml:space="preserve">type </w:t>
+      </w:r>
+      <w:r>
+        <w:rPr>
+          <w:rFonts w:ascii="Courier New" w:hAnsi="Courier New" w:cs="Courier New"/>
+          <w:color w:val="EE0000"/>
+          <w:sz w:val="22"/>
+          <w:szCs w:val="22"/>
+        </w:rPr>
+        <w:t xml:space="preserve">"C:\RUTA\gestion_guardias.sql" </w:t>
+      </w:r>
+      <w:r>
+        <w:rPr>
+          <w:rFonts w:ascii="Courier New" w:hAnsi="Courier New" w:cs="Courier New"/>
+          <w:sz w:val="22"/>
+          <w:szCs w:val="22"/>
+        </w:rPr>
+        <w:t>| docker exec -i mysql_daw1 mysql -u root -p gestion_guardias</w:t>
+      </w:r>
+      <w:r>
+        <w:rPr>
+          <w:rFonts w:cstheme="minorHAnsi"/>
+        </w:rPr>
+        <w:t>, pero no directamente, sino que anteriormente sustituyendo entre comillas la ruta de ejemplo con la ruta absoluta identificada.</w:t>
+      </w:r>
+    </w:p>
+    <w:p>
+      <w:pPr>
+        <w:rPr>
+          <w:rFonts w:ascii="Courier New" w:hAnsi="Courier New" w:cs="Courier New"/>
+        </w:rPr>
+      </w:pPr>
+    </w:p>
+    <w:p>
+      <w:pPr>
+        <w:rPr>
+          <w:rFonts w:cstheme="minorHAnsi"/>
+        </w:rPr>
+      </w:pPr>
+      <w:r>
+        <w:rPr>
+          <w:rFonts w:cstheme="minorHAnsi"/>
+        </w:rPr>
+        <w:t xml:space="preserve">Tras seguir y ejecutar estos pasos tendrá la base de datos lista para su uso </w:t>
+      </w:r>
+      <w:r>
+        <w:rPr>
+          <w:rFonts w:cstheme="minorHAnsi"/>
+        </w:rPr>
+        <w:t>en</w:t>
+      </w:r>
+      <w:r>
+        <w:rPr>
+          <w:rFonts w:cstheme="minorHAnsi"/>
+        </w:rPr>
+        <w:t xml:space="preserve"> la aplicación.</w:t>
+      </w:r>
+    </w:p>
+    <w:p>
+      <w:pPr>
+        <w:rPr>
+          <w:rFonts w:cstheme="minorHAnsi"/>
+          <w:sz w:val="28"/>
+          <w:szCs w:val="28"/>
+        </w:rPr>
+      </w:pPr>
+    </w:p>
+    <w:p>
+      <w:pPr>
+        <w:pStyle w:val="Ttulo3"/>
+        <w:spacing w:line="360" w:lineRule="auto"/>
+        <w:rPr>
+          <w:rFonts w:asciiTheme="minorHAnsi" w:hAnsiTheme="minorHAnsi" w:cstheme="minorHAnsi"/>
+          <w:sz w:val="28"/>
+          <w:szCs w:val="28"/>
+        </w:rPr>
+      </w:pPr>
+      <w:r>
+        <w:rPr>
+          <w:rFonts w:asciiTheme="minorHAnsi" w:hAnsiTheme="minorHAnsi" w:cstheme="minorHAnsi"/>
+          <w:sz w:val="28"/>
+          <w:szCs w:val="28"/>
+        </w:rPr>
+        <w:t>Configuración del entorno virtual en Python y uso de la aplicación</w:t>
+      </w:r>
+    </w:p>
+    <w:p>
+      <w:r>
+        <w:t xml:space="preserve">Teniendo todo instalado queda configurar en entorno virtual y ejecutar la aplicación. </w:t>
+      </w:r>
+    </w:p>
+    <w:p/>
+    <w:p>
+      <w:pPr>
+        <w:pStyle w:val="Prrafodelista"/>
+        <w:numPr>
+          <w:ilvl w:val="0"/>
+          <w:numId w:val="21"/>
+        </w:numPr>
+      </w:pPr>
+      <w:r>
+        <w:t xml:space="preserve">Desde el directorio copiado en los primeros pasos, llamado </w:t>
+      </w:r>
+      <w:r>
+        <w:rPr>
+          <w:i/>
+          <w:iCs/>
+        </w:rPr>
+        <w:t>directorio_preparado_instalacion_admin</w:t>
+      </w:r>
+      <w:r>
+        <w:t xml:space="preserve">, hay que ejecutar el siguiente </w:t>
+      </w:r>
+      <w:r>
+        <w:t xml:space="preserve">comando: </w:t>
+      </w:r>
+      <w:r>
+        <w:rPr>
+          <w:rFonts w:ascii="Courier New" w:hAnsi="Courier New" w:cs="Courier New"/>
+          <w:sz w:val="22"/>
+          <w:szCs w:val="22"/>
+        </w:rPr>
+        <w:t>pip install -r requirements.txt</w:t>
+      </w:r>
+      <w:r>
+        <w:t>. De esta manera ya tendrá instaladas las librerías necesarias.</w:t>
+      </w:r>
+    </w:p>
+    <w:p>
+      <w:pPr>
+        <w:pStyle w:val="Prrafodelista"/>
+        <w:numPr>
+          <w:ilvl w:val="0"/>
+          <w:numId w:val="21"/>
+        </w:numPr>
+      </w:pPr>
+      <w:r>
+        <w:t xml:space="preserve">Ahora solo le queda ejecutar el comando: </w:t>
+      </w:r>
+      <w:r>
+        <w:rPr>
+          <w:rFonts w:ascii="Courier New" w:hAnsi="Courier New" w:cs="Courier New"/>
+          <w:sz w:val="22"/>
+          <w:szCs w:val="22"/>
+        </w:rPr>
+        <w:t>python app.py,</w:t>
+      </w:r>
+      <w:r>
+        <w:rPr>
+          <w:sz w:val="22"/>
+          <w:szCs w:val="22"/>
+        </w:rPr>
+        <w:t xml:space="preserve"> </w:t>
+      </w:r>
+      <w:r>
+        <w:t>y empezar a usar la aplicación.</w:t>
+      </w:r>
+    </w:p>
+    <w:p/>
+    <w:p>
+      <w:r>
+        <w:rPr>
+          <w:b/>
+          <w:bCs/>
+        </w:rPr>
+        <w:t>Nota</w:t>
+      </w:r>
+      <w:r>
+        <w:t>: Si al ejecutar la app, en lugar de la ventana de Bienvenida, le sale el mensaje de que no se pudo establecer la conexión a la base de datos, compruebe si los contenedores de Python creados están activos y si los pasos anteriores se han seguido correctamente.</w:t>
+      </w:r>
+    </w:p>
+    <w:p>
+      <w:pPr>
+        <w:pStyle w:val="Prrafodelista"/>
+      </w:pPr>
+    </w:p>
+    <w:p>
+      <w:pPr>
+        <w:pStyle w:val="Prrafodelista"/>
+      </w:pPr>
     </w:p>
     <w:p>
       <w:pPr>
@@ -30025,13 +32398,7 @@
       <w:bookmarkEnd w:id="177"/>
       <w:bookmarkEnd w:id="178"/>
       <w:r>
-        <w:t xml:space="preserve"> //</w:t>
-      </w:r>
-      <w:r>
-        <w:rPr>
-          <w:color w:val="EE0000"/>
-        </w:rPr>
-        <w:t>es lo que cambiarías</w:t>
+        <w:t xml:space="preserve"> </w:t>
       </w:r>
     </w:p>
     <w:p>
@@ -30049,54 +32416,25 @@
       <w:bookmarkEnd w:id="181"/>
     </w:p>
     <w:p>
-      <w:r>
-        <w:t>Como usarlo desde el punto de vista del usuario</w:t>
+      <w:pPr>
+        <w:rPr>
+          <w:color w:val="EE0000"/>
+        </w:rPr>
+      </w:pPr>
+      <w:r>
+        <w:rPr>
+          <w:color w:val="EE0000"/>
+        </w:rPr>
+        <w:t>hacer</w:t>
       </w:r>
     </w:p>
     <w:p>
-      <w:pPr>
-        <w:spacing w:after="200"/>
-        <w:jc w:val="left"/>
-        <w:rPr>
-          <w:sz w:val="144"/>
-          <w:szCs w:val="144"/>
-          <w:lang w:bidi="es-ES"/>
-        </w:rPr>
-      </w:pPr>
+      <w:r>
+        <w:t>Como usarlo desde el punto de vista del usuario</w:t>
+      </w:r>
       <w:bookmarkStart w:id="182" w:name="_Toc49341895"/>
       <w:bookmarkStart w:id="183" w:name="_Toc182218999"/>
       <w:bookmarkStart w:id="184" w:name="_Toc182500177"/>
-      <w:r>
-        <w:rPr>
-          <w:sz w:val="144"/>
-          <w:szCs w:val="144"/>
-          <w:lang w:bidi="es-ES"/>
-        </w:rPr>
-        <w:lastRenderedPageBreak/>
-        <w:br w:type="page"/>
-      </w:r>
-    </w:p>
-    <w:p>
-      <w:pPr>
-        <w:spacing w:after="200"/>
-        <w:jc w:val="left"/>
-        <w:rPr>
-          <w:sz w:val="144"/>
-          <w:szCs w:val="144"/>
-          <w:lang w:bidi="es-ES"/>
-        </w:rPr>
-      </w:pPr>
-    </w:p>
-    <w:p>
-      <w:pPr>
-        <w:spacing w:after="200"/>
-        <w:jc w:val="left"/>
-        <w:rPr>
-          <w:sz w:val="144"/>
-          <w:szCs w:val="144"/>
-          <w:lang w:bidi="es-ES"/>
-        </w:rPr>
-      </w:pPr>
     </w:p>
     <w:p>
       <w:pPr>
@@ -30111,14 +32449,6 @@
           <w:lang w:bidi="es-ES"/>
         </w:rPr>
       </w:pPr>
-      <w:r>
-        <w:rPr>
-          <w:sz w:val="144"/>
-          <w:szCs w:val="144"/>
-          <w:lang w:bidi="es-ES"/>
-        </w:rPr>
-        <w:br w:type="page"/>
-      </w:r>
     </w:p>
     <w:p>
       <w:pPr>
@@ -30235,7 +32565,7 @@
                         </pic:cNvPicPr>
                       </pic:nvPicPr>
                       <pic:blipFill>
-                        <a:blip r:embed="rId38" cstate="print">
+                        <a:blip r:embed="rId48" cstate="print">
                           <a:extLst>
                             <a:ext uri="{28A0092B-C50C-407E-A947-70E740481C1C}">
                               <a14:useLocalDpi xmlns:a14="http://schemas.microsoft.com/office/drawing/2010/main" val="0"/>
@@ -39285,6 +41615,95 @@
     </w:lvl>
   </w:abstractNum>
   <w:abstractNum w:abstractNumId="4" w15:restartNumberingAfterBreak="0">
+    <w:nsid w:val="234B39CF"/>
+    <w:multiLevelType w:val="hybridMultilevel"/>
+    <w:tmpl w:val="3EB2AEA2"/>
+    <w:lvl w:ilvl="0" w:tplc="FFFFFFFF">
+      <w:start w:val="1"/>
+      <w:numFmt w:val="decimal"/>
+      <w:lvlText w:val="%1."/>
+      <w:lvlJc w:val="left"/>
+      <w:pPr>
+        <w:ind w:left="720" w:hanging="360"/>
+      </w:pPr>
+      <w:rPr>
+        <w:rFonts w:hint="default"/>
+      </w:rPr>
+    </w:lvl>
+    <w:lvl w:ilvl="1" w:tplc="FFFFFFFF" w:tentative="1">
+      <w:start w:val="1"/>
+      <w:numFmt w:val="lowerLetter"/>
+      <w:lvlText w:val="%2."/>
+      <w:lvlJc w:val="left"/>
+      <w:pPr>
+        <w:ind w:left="1440" w:hanging="360"/>
+      </w:pPr>
+    </w:lvl>
+    <w:lvl w:ilvl="2" w:tplc="FFFFFFFF" w:tentative="1">
+      <w:start w:val="1"/>
+      <w:numFmt w:val="lowerRoman"/>
+      <w:lvlText w:val="%3."/>
+      <w:lvlJc w:val="right"/>
+      <w:pPr>
+        <w:ind w:left="2160" w:hanging="180"/>
+      </w:pPr>
+    </w:lvl>
+    <w:lvl w:ilvl="3" w:tplc="FFFFFFFF" w:tentative="1">
+      <w:start w:val="1"/>
+      <w:numFmt w:val="decimal"/>
+      <w:lvlText w:val="%4."/>
+      <w:lvlJc w:val="left"/>
+      <w:pPr>
+        <w:ind w:left="2880" w:hanging="360"/>
+      </w:pPr>
+    </w:lvl>
+    <w:lvl w:ilvl="4" w:tplc="FFFFFFFF" w:tentative="1">
+      <w:start w:val="1"/>
+      <w:numFmt w:val="lowerLetter"/>
+      <w:lvlText w:val="%5."/>
+      <w:lvlJc w:val="left"/>
+      <w:pPr>
+        <w:ind w:left="3600" w:hanging="360"/>
+      </w:pPr>
+    </w:lvl>
+    <w:lvl w:ilvl="5" w:tplc="FFFFFFFF" w:tentative="1">
+      <w:start w:val="1"/>
+      <w:numFmt w:val="lowerRoman"/>
+      <w:lvlText w:val="%6."/>
+      <w:lvlJc w:val="right"/>
+      <w:pPr>
+        <w:ind w:left="4320" w:hanging="180"/>
+      </w:pPr>
+    </w:lvl>
+    <w:lvl w:ilvl="6" w:tplc="FFFFFFFF" w:tentative="1">
+      <w:start w:val="1"/>
+      <w:numFmt w:val="decimal"/>
+      <w:lvlText w:val="%7."/>
+      <w:lvlJc w:val="left"/>
+      <w:pPr>
+        <w:ind w:left="5040" w:hanging="360"/>
+      </w:pPr>
+    </w:lvl>
+    <w:lvl w:ilvl="7" w:tplc="FFFFFFFF" w:tentative="1">
+      <w:start w:val="1"/>
+      <w:numFmt w:val="lowerLetter"/>
+      <w:lvlText w:val="%8."/>
+      <w:lvlJc w:val="left"/>
+      <w:pPr>
+        <w:ind w:left="5760" w:hanging="360"/>
+      </w:pPr>
+    </w:lvl>
+    <w:lvl w:ilvl="8" w:tplc="FFFFFFFF" w:tentative="1">
+      <w:start w:val="1"/>
+      <w:numFmt w:val="lowerRoman"/>
+      <w:lvlText w:val="%9."/>
+      <w:lvlJc w:val="right"/>
+      <w:pPr>
+        <w:ind w:left="6480" w:hanging="180"/>
+      </w:pPr>
+    </w:lvl>
+  </w:abstractNum>
+  <w:abstractNum w:abstractNumId="5" w15:restartNumberingAfterBreak="0">
     <w:nsid w:val="30031545"/>
     <w:multiLevelType w:val="hybridMultilevel"/>
     <w:tmpl w:val="3A9E44FA"/>
@@ -39397,7 +41816,7 @@
       </w:rPr>
     </w:lvl>
   </w:abstractNum>
-  <w:abstractNum w:abstractNumId="5" w15:restartNumberingAfterBreak="0">
+  <w:abstractNum w:abstractNumId="6" w15:restartNumberingAfterBreak="0">
     <w:nsid w:val="408734B4"/>
     <w:multiLevelType w:val="hybridMultilevel"/>
     <w:tmpl w:val="2D56C700"/>
@@ -39510,7 +41929,7 @@
       </w:rPr>
     </w:lvl>
   </w:abstractNum>
-  <w:abstractNum w:abstractNumId="6" w15:restartNumberingAfterBreak="0">
+  <w:abstractNum w:abstractNumId="7" w15:restartNumberingAfterBreak="0">
     <w:nsid w:val="415F2157"/>
     <w:multiLevelType w:val="hybridMultilevel"/>
     <w:tmpl w:val="8C52AE3E"/>
@@ -39623,7 +42042,7 @@
       </w:rPr>
     </w:lvl>
   </w:abstractNum>
-  <w:abstractNum w:abstractNumId="7" w15:restartNumberingAfterBreak="0">
+  <w:abstractNum w:abstractNumId="8" w15:restartNumberingAfterBreak="0">
     <w:nsid w:val="46D2207E"/>
     <w:multiLevelType w:val="hybridMultilevel"/>
     <w:tmpl w:val="7F6A73AA"/>
@@ -39736,7 +42155,7 @@
       </w:rPr>
     </w:lvl>
   </w:abstractNum>
-  <w:abstractNum w:abstractNumId="8" w15:restartNumberingAfterBreak="0">
+  <w:abstractNum w:abstractNumId="9" w15:restartNumberingAfterBreak="0">
     <w:nsid w:val="49174A88"/>
     <w:multiLevelType w:val="hybridMultilevel"/>
     <w:tmpl w:val="A3DEF222"/>
@@ -39849,7 +42268,7 @@
       </w:rPr>
     </w:lvl>
   </w:abstractNum>
-  <w:abstractNum w:abstractNumId="9" w15:restartNumberingAfterBreak="0">
+  <w:abstractNum w:abstractNumId="10" w15:restartNumberingAfterBreak="0">
     <w:nsid w:val="4C27462A"/>
     <w:multiLevelType w:val="hybridMultilevel"/>
     <w:tmpl w:val="D5AE26E6"/>
@@ -39962,7 +42381,187 @@
       </w:rPr>
     </w:lvl>
   </w:abstractNum>
-  <w:abstractNum w:abstractNumId="10" w15:restartNumberingAfterBreak="0">
+  <w:abstractNum w:abstractNumId="11" w15:restartNumberingAfterBreak="0">
+    <w:nsid w:val="4DD8196B"/>
+    <w:multiLevelType w:val="hybridMultilevel"/>
+    <w:tmpl w:val="3EB2AEA2"/>
+    <w:lvl w:ilvl="0" w:tplc="0C0A000F">
+      <w:start w:val="1"/>
+      <w:numFmt w:val="decimal"/>
+      <w:lvlText w:val="%1."/>
+      <w:lvlJc w:val="left"/>
+      <w:pPr>
+        <w:ind w:left="720" w:hanging="360"/>
+      </w:pPr>
+      <w:rPr>
+        <w:rFonts w:hint="default"/>
+      </w:rPr>
+    </w:lvl>
+    <w:lvl w:ilvl="1" w:tplc="0C0A0019" w:tentative="1">
+      <w:start w:val="1"/>
+      <w:numFmt w:val="lowerLetter"/>
+      <w:lvlText w:val="%2."/>
+      <w:lvlJc w:val="left"/>
+      <w:pPr>
+        <w:ind w:left="1440" w:hanging="360"/>
+      </w:pPr>
+    </w:lvl>
+    <w:lvl w:ilvl="2" w:tplc="0C0A001B" w:tentative="1">
+      <w:start w:val="1"/>
+      <w:numFmt w:val="lowerRoman"/>
+      <w:lvlText w:val="%3."/>
+      <w:lvlJc w:val="right"/>
+      <w:pPr>
+        <w:ind w:left="2160" w:hanging="180"/>
+      </w:pPr>
+    </w:lvl>
+    <w:lvl w:ilvl="3" w:tplc="0C0A000F" w:tentative="1">
+      <w:start w:val="1"/>
+      <w:numFmt w:val="decimal"/>
+      <w:lvlText w:val="%4."/>
+      <w:lvlJc w:val="left"/>
+      <w:pPr>
+        <w:ind w:left="2880" w:hanging="360"/>
+      </w:pPr>
+    </w:lvl>
+    <w:lvl w:ilvl="4" w:tplc="0C0A0019" w:tentative="1">
+      <w:start w:val="1"/>
+      <w:numFmt w:val="lowerLetter"/>
+      <w:lvlText w:val="%5."/>
+      <w:lvlJc w:val="left"/>
+      <w:pPr>
+        <w:ind w:left="3600" w:hanging="360"/>
+      </w:pPr>
+    </w:lvl>
+    <w:lvl w:ilvl="5" w:tplc="0C0A001B" w:tentative="1">
+      <w:start w:val="1"/>
+      <w:numFmt w:val="lowerRoman"/>
+      <w:lvlText w:val="%6."/>
+      <w:lvlJc w:val="right"/>
+      <w:pPr>
+        <w:ind w:left="4320" w:hanging="180"/>
+      </w:pPr>
+    </w:lvl>
+    <w:lvl w:ilvl="6" w:tplc="0C0A000F" w:tentative="1">
+      <w:start w:val="1"/>
+      <w:numFmt w:val="decimal"/>
+      <w:lvlText w:val="%7."/>
+      <w:lvlJc w:val="left"/>
+      <w:pPr>
+        <w:ind w:left="5040" w:hanging="360"/>
+      </w:pPr>
+    </w:lvl>
+    <w:lvl w:ilvl="7" w:tplc="0C0A0019" w:tentative="1">
+      <w:start w:val="1"/>
+      <w:numFmt w:val="lowerLetter"/>
+      <w:lvlText w:val="%8."/>
+      <w:lvlJc w:val="left"/>
+      <w:pPr>
+        <w:ind w:left="5760" w:hanging="360"/>
+      </w:pPr>
+    </w:lvl>
+    <w:lvl w:ilvl="8" w:tplc="0C0A001B" w:tentative="1">
+      <w:start w:val="1"/>
+      <w:numFmt w:val="lowerRoman"/>
+      <w:lvlText w:val="%9."/>
+      <w:lvlJc w:val="right"/>
+      <w:pPr>
+        <w:ind w:left="6480" w:hanging="180"/>
+      </w:pPr>
+    </w:lvl>
+  </w:abstractNum>
+  <w:abstractNum w:abstractNumId="12" w15:restartNumberingAfterBreak="0">
+    <w:nsid w:val="50365BD4"/>
+    <w:multiLevelType w:val="hybridMultilevel"/>
+    <w:tmpl w:val="209C7EF0"/>
+    <w:lvl w:ilvl="0" w:tplc="3FD8BA74">
+      <w:start w:val="1"/>
+      <w:numFmt w:val="decimal"/>
+      <w:lvlText w:val="%1."/>
+      <w:lvlJc w:val="left"/>
+      <w:pPr>
+        <w:ind w:left="720" w:hanging="360"/>
+      </w:pPr>
+      <w:rPr>
+        <w:rFonts w:hint="default"/>
+        <w:b w:val="0"/>
+        <w:bCs w:val="0"/>
+      </w:rPr>
+    </w:lvl>
+    <w:lvl w:ilvl="1" w:tplc="0C0A0019" w:tentative="1">
+      <w:start w:val="1"/>
+      <w:numFmt w:val="lowerLetter"/>
+      <w:lvlText w:val="%2."/>
+      <w:lvlJc w:val="left"/>
+      <w:pPr>
+        <w:ind w:left="1440" w:hanging="360"/>
+      </w:pPr>
+    </w:lvl>
+    <w:lvl w:ilvl="2" w:tplc="0C0A001B" w:tentative="1">
+      <w:start w:val="1"/>
+      <w:numFmt w:val="lowerRoman"/>
+      <w:lvlText w:val="%3."/>
+      <w:lvlJc w:val="right"/>
+      <w:pPr>
+        <w:ind w:left="2160" w:hanging="180"/>
+      </w:pPr>
+    </w:lvl>
+    <w:lvl w:ilvl="3" w:tplc="0C0A000F" w:tentative="1">
+      <w:start w:val="1"/>
+      <w:numFmt w:val="decimal"/>
+      <w:lvlText w:val="%4."/>
+      <w:lvlJc w:val="left"/>
+      <w:pPr>
+        <w:ind w:left="2880" w:hanging="360"/>
+      </w:pPr>
+    </w:lvl>
+    <w:lvl w:ilvl="4" w:tplc="0C0A0019" w:tentative="1">
+      <w:start w:val="1"/>
+      <w:numFmt w:val="lowerLetter"/>
+      <w:lvlText w:val="%5."/>
+      <w:lvlJc w:val="left"/>
+      <w:pPr>
+        <w:ind w:left="3600" w:hanging="360"/>
+      </w:pPr>
+    </w:lvl>
+    <w:lvl w:ilvl="5" w:tplc="0C0A001B" w:tentative="1">
+      <w:start w:val="1"/>
+      <w:numFmt w:val="lowerRoman"/>
+      <w:lvlText w:val="%6."/>
+      <w:lvlJc w:val="right"/>
+      <w:pPr>
+        <w:ind w:left="4320" w:hanging="180"/>
+      </w:pPr>
+    </w:lvl>
+    <w:lvl w:ilvl="6" w:tplc="0C0A000F" w:tentative="1">
+      <w:start w:val="1"/>
+      <w:numFmt w:val="decimal"/>
+      <w:lvlText w:val="%7."/>
+      <w:lvlJc w:val="left"/>
+      <w:pPr>
+        <w:ind w:left="5040" w:hanging="360"/>
+      </w:pPr>
+    </w:lvl>
+    <w:lvl w:ilvl="7" w:tplc="0C0A0019" w:tentative="1">
+      <w:start w:val="1"/>
+      <w:numFmt w:val="lowerLetter"/>
+      <w:lvlText w:val="%8."/>
+      <w:lvlJc w:val="left"/>
+      <w:pPr>
+        <w:ind w:left="5760" w:hanging="360"/>
+      </w:pPr>
+    </w:lvl>
+    <w:lvl w:ilvl="8" w:tplc="0C0A001B" w:tentative="1">
+      <w:start w:val="1"/>
+      <w:numFmt w:val="lowerRoman"/>
+      <w:lvlText w:val="%9."/>
+      <w:lvlJc w:val="right"/>
+      <w:pPr>
+        <w:ind w:left="6480" w:hanging="180"/>
+      </w:pPr>
+    </w:lvl>
+  </w:abstractNum>
+  <w:abstractNum w:abstractNumId="13" w15:restartNumberingAfterBreak="0">
     <w:nsid w:val="54E76D80"/>
     <w:multiLevelType w:val="hybridMultilevel"/>
     <w:tmpl w:val="4CAAA5CC"/>
@@ -40075,7 +42674,7 @@
       </w:rPr>
     </w:lvl>
   </w:abstractNum>
-  <w:abstractNum w:abstractNumId="11" w15:restartNumberingAfterBreak="0">
+  <w:abstractNum w:abstractNumId="14" w15:restartNumberingAfterBreak="0">
     <w:nsid w:val="56DC0F4F"/>
     <w:multiLevelType w:val="hybridMultilevel"/>
     <w:tmpl w:val="DBDE6AE6"/>
@@ -40188,7 +42787,7 @@
       </w:rPr>
     </w:lvl>
   </w:abstractNum>
-  <w:abstractNum w:abstractNumId="12" w15:restartNumberingAfterBreak="0">
+  <w:abstractNum w:abstractNumId="15" w15:restartNumberingAfterBreak="0">
     <w:nsid w:val="584108BF"/>
     <w:multiLevelType w:val="hybridMultilevel"/>
     <w:tmpl w:val="720A6B12"/>
@@ -40301,7 +42900,96 @@
       </w:rPr>
     </w:lvl>
   </w:abstractNum>
-  <w:abstractNum w:abstractNumId="13" w15:restartNumberingAfterBreak="0">
+  <w:abstractNum w:abstractNumId="16" w15:restartNumberingAfterBreak="0">
+    <w:nsid w:val="62CE41E6"/>
+    <w:multiLevelType w:val="hybridMultilevel"/>
+    <w:tmpl w:val="629A35CE"/>
+    <w:lvl w:ilvl="0" w:tplc="0C0A000F">
+      <w:start w:val="1"/>
+      <w:numFmt w:val="decimal"/>
+      <w:lvlText w:val="%1."/>
+      <w:lvlJc w:val="left"/>
+      <w:pPr>
+        <w:ind w:left="720" w:hanging="360"/>
+      </w:pPr>
+      <w:rPr>
+        <w:rFonts w:hint="default"/>
+      </w:rPr>
+    </w:lvl>
+    <w:lvl w:ilvl="1" w:tplc="0C0A0019" w:tentative="1">
+      <w:start w:val="1"/>
+      <w:numFmt w:val="lowerLetter"/>
+      <w:lvlText w:val="%2."/>
+      <w:lvlJc w:val="left"/>
+      <w:pPr>
+        <w:ind w:left="1440" w:hanging="360"/>
+      </w:pPr>
+    </w:lvl>
+    <w:lvl w:ilvl="2" w:tplc="0C0A001B" w:tentative="1">
+      <w:start w:val="1"/>
+      <w:numFmt w:val="lowerRoman"/>
+      <w:lvlText w:val="%3."/>
+      <w:lvlJc w:val="right"/>
+      <w:pPr>
+        <w:ind w:left="2160" w:hanging="180"/>
+      </w:pPr>
+    </w:lvl>
+    <w:lvl w:ilvl="3" w:tplc="0C0A000F" w:tentative="1">
+      <w:start w:val="1"/>
+      <w:numFmt w:val="decimal"/>
+      <w:lvlText w:val="%4."/>
+      <w:lvlJc w:val="left"/>
+      <w:pPr>
+        <w:ind w:left="2880" w:hanging="360"/>
+      </w:pPr>
+    </w:lvl>
+    <w:lvl w:ilvl="4" w:tplc="0C0A0019" w:tentative="1">
+      <w:start w:val="1"/>
+      <w:numFmt w:val="lowerLetter"/>
+      <w:lvlText w:val="%5."/>
+      <w:lvlJc w:val="left"/>
+      <w:pPr>
+        <w:ind w:left="3600" w:hanging="360"/>
+      </w:pPr>
+    </w:lvl>
+    <w:lvl w:ilvl="5" w:tplc="0C0A001B" w:tentative="1">
+      <w:start w:val="1"/>
+      <w:numFmt w:val="lowerRoman"/>
+      <w:lvlText w:val="%6."/>
+      <w:lvlJc w:val="right"/>
+      <w:pPr>
+        <w:ind w:left="4320" w:hanging="180"/>
+      </w:pPr>
+    </w:lvl>
+    <w:lvl w:ilvl="6" w:tplc="0C0A000F" w:tentative="1">
+      <w:start w:val="1"/>
+      <w:numFmt w:val="decimal"/>
+      <w:lvlText w:val="%7."/>
+      <w:lvlJc w:val="left"/>
+      <w:pPr>
+        <w:ind w:left="5040" w:hanging="360"/>
+      </w:pPr>
+    </w:lvl>
+    <w:lvl w:ilvl="7" w:tplc="0C0A0019" w:tentative="1">
+      <w:start w:val="1"/>
+      <w:numFmt w:val="lowerLetter"/>
+      <w:lvlText w:val="%8."/>
+      <w:lvlJc w:val="left"/>
+      <w:pPr>
+        <w:ind w:left="5760" w:hanging="360"/>
+      </w:pPr>
+    </w:lvl>
+    <w:lvl w:ilvl="8" w:tplc="0C0A001B" w:tentative="1">
+      <w:start w:val="1"/>
+      <w:numFmt w:val="lowerRoman"/>
+      <w:lvlText w:val="%9."/>
+      <w:lvlJc w:val="right"/>
+      <w:pPr>
+        <w:ind w:left="6480" w:hanging="180"/>
+      </w:pPr>
+    </w:lvl>
+  </w:abstractNum>
+  <w:abstractNum w:abstractNumId="17" w15:restartNumberingAfterBreak="0">
     <w:nsid w:val="780E04D7"/>
     <w:multiLevelType w:val="hybridMultilevel"/>
     <w:tmpl w:val="AAA02FD2"/>
@@ -40414,7 +43102,7 @@
       </w:rPr>
     </w:lvl>
   </w:abstractNum>
-  <w:abstractNum w:abstractNumId="14" w15:restartNumberingAfterBreak="0">
+  <w:abstractNum w:abstractNumId="18" w15:restartNumberingAfterBreak="0">
     <w:nsid w:val="79306B18"/>
     <w:multiLevelType w:val="hybridMultilevel"/>
     <w:tmpl w:val="B02AD490"/>
@@ -40527,50 +43215,246 @@
       </w:rPr>
     </w:lvl>
   </w:abstractNum>
+  <w:abstractNum w:abstractNumId="19" w15:restartNumberingAfterBreak="0">
+    <w:nsid w:val="79E3477E"/>
+    <w:multiLevelType w:val="hybridMultilevel"/>
+    <w:tmpl w:val="A4C6C246"/>
+    <w:lvl w:ilvl="0" w:tplc="0C0A000F">
+      <w:start w:val="1"/>
+      <w:numFmt w:val="decimal"/>
+      <w:lvlText w:val="%1."/>
+      <w:lvlJc w:val="left"/>
+      <w:pPr>
+        <w:ind w:left="720" w:hanging="360"/>
+      </w:pPr>
+      <w:rPr>
+        <w:rFonts w:hint="default"/>
+      </w:rPr>
+    </w:lvl>
+    <w:lvl w:ilvl="1" w:tplc="0C0A0019" w:tentative="1">
+      <w:start w:val="1"/>
+      <w:numFmt w:val="lowerLetter"/>
+      <w:lvlText w:val="%2."/>
+      <w:lvlJc w:val="left"/>
+      <w:pPr>
+        <w:ind w:left="1440" w:hanging="360"/>
+      </w:pPr>
+    </w:lvl>
+    <w:lvl w:ilvl="2" w:tplc="0C0A001B" w:tentative="1">
+      <w:start w:val="1"/>
+      <w:numFmt w:val="lowerRoman"/>
+      <w:lvlText w:val="%3."/>
+      <w:lvlJc w:val="right"/>
+      <w:pPr>
+        <w:ind w:left="2160" w:hanging="180"/>
+      </w:pPr>
+    </w:lvl>
+    <w:lvl w:ilvl="3" w:tplc="0C0A000F" w:tentative="1">
+      <w:start w:val="1"/>
+      <w:numFmt w:val="decimal"/>
+      <w:lvlText w:val="%4."/>
+      <w:lvlJc w:val="left"/>
+      <w:pPr>
+        <w:ind w:left="2880" w:hanging="360"/>
+      </w:pPr>
+    </w:lvl>
+    <w:lvl w:ilvl="4" w:tplc="0C0A0019" w:tentative="1">
+      <w:start w:val="1"/>
+      <w:numFmt w:val="lowerLetter"/>
+      <w:lvlText w:val="%5."/>
+      <w:lvlJc w:val="left"/>
+      <w:pPr>
+        <w:ind w:left="3600" w:hanging="360"/>
+      </w:pPr>
+    </w:lvl>
+    <w:lvl w:ilvl="5" w:tplc="0C0A001B" w:tentative="1">
+      <w:start w:val="1"/>
+      <w:numFmt w:val="lowerRoman"/>
+      <w:lvlText w:val="%6."/>
+      <w:lvlJc w:val="right"/>
+      <w:pPr>
+        <w:ind w:left="4320" w:hanging="180"/>
+      </w:pPr>
+    </w:lvl>
+    <w:lvl w:ilvl="6" w:tplc="0C0A000F" w:tentative="1">
+      <w:start w:val="1"/>
+      <w:numFmt w:val="decimal"/>
+      <w:lvlText w:val="%7."/>
+      <w:lvlJc w:val="left"/>
+      <w:pPr>
+        <w:ind w:left="5040" w:hanging="360"/>
+      </w:pPr>
+    </w:lvl>
+    <w:lvl w:ilvl="7" w:tplc="0C0A0019" w:tentative="1">
+      <w:start w:val="1"/>
+      <w:numFmt w:val="lowerLetter"/>
+      <w:lvlText w:val="%8."/>
+      <w:lvlJc w:val="left"/>
+      <w:pPr>
+        <w:ind w:left="5760" w:hanging="360"/>
+      </w:pPr>
+    </w:lvl>
+    <w:lvl w:ilvl="8" w:tplc="0C0A001B" w:tentative="1">
+      <w:start w:val="1"/>
+      <w:numFmt w:val="lowerRoman"/>
+      <w:lvlText w:val="%9."/>
+      <w:lvlJc w:val="right"/>
+      <w:pPr>
+        <w:ind w:left="6480" w:hanging="180"/>
+      </w:pPr>
+    </w:lvl>
+  </w:abstractNum>
+  <w:abstractNum w:abstractNumId="20" w15:restartNumberingAfterBreak="0">
+    <w:nsid w:val="7D364821"/>
+    <w:multiLevelType w:val="hybridMultilevel"/>
+    <w:tmpl w:val="8BACD71C"/>
+    <w:lvl w:ilvl="0" w:tplc="0C0A000F">
+      <w:start w:val="1"/>
+      <w:numFmt w:val="decimal"/>
+      <w:lvlText w:val="%1."/>
+      <w:lvlJc w:val="left"/>
+      <w:pPr>
+        <w:ind w:left="720" w:hanging="360"/>
+      </w:pPr>
+      <w:rPr>
+        <w:rFonts w:hint="default"/>
+      </w:rPr>
+    </w:lvl>
+    <w:lvl w:ilvl="1" w:tplc="0C0A0019" w:tentative="1">
+      <w:start w:val="1"/>
+      <w:numFmt w:val="lowerLetter"/>
+      <w:lvlText w:val="%2."/>
+      <w:lvlJc w:val="left"/>
+      <w:pPr>
+        <w:ind w:left="1440" w:hanging="360"/>
+      </w:pPr>
+    </w:lvl>
+    <w:lvl w:ilvl="2" w:tplc="0C0A001B" w:tentative="1">
+      <w:start w:val="1"/>
+      <w:numFmt w:val="lowerRoman"/>
+      <w:lvlText w:val="%3."/>
+      <w:lvlJc w:val="right"/>
+      <w:pPr>
+        <w:ind w:left="2160" w:hanging="180"/>
+      </w:pPr>
+    </w:lvl>
+    <w:lvl w:ilvl="3" w:tplc="0C0A000F" w:tentative="1">
+      <w:start w:val="1"/>
+      <w:numFmt w:val="decimal"/>
+      <w:lvlText w:val="%4."/>
+      <w:lvlJc w:val="left"/>
+      <w:pPr>
+        <w:ind w:left="2880" w:hanging="360"/>
+      </w:pPr>
+    </w:lvl>
+    <w:lvl w:ilvl="4" w:tplc="0C0A0019" w:tentative="1">
+      <w:start w:val="1"/>
+      <w:numFmt w:val="lowerLetter"/>
+      <w:lvlText w:val="%5."/>
+      <w:lvlJc w:val="left"/>
+      <w:pPr>
+        <w:ind w:left="3600" w:hanging="360"/>
+      </w:pPr>
+    </w:lvl>
+    <w:lvl w:ilvl="5" w:tplc="0C0A001B" w:tentative="1">
+      <w:start w:val="1"/>
+      <w:numFmt w:val="lowerRoman"/>
+      <w:lvlText w:val="%6."/>
+      <w:lvlJc w:val="right"/>
+      <w:pPr>
+        <w:ind w:left="4320" w:hanging="180"/>
+      </w:pPr>
+    </w:lvl>
+    <w:lvl w:ilvl="6" w:tplc="0C0A000F" w:tentative="1">
+      <w:start w:val="1"/>
+      <w:numFmt w:val="decimal"/>
+      <w:lvlText w:val="%7."/>
+      <w:lvlJc w:val="left"/>
+      <w:pPr>
+        <w:ind w:left="5040" w:hanging="360"/>
+      </w:pPr>
+    </w:lvl>
+    <w:lvl w:ilvl="7" w:tplc="0C0A0019" w:tentative="1">
+      <w:start w:val="1"/>
+      <w:numFmt w:val="lowerLetter"/>
+      <w:lvlText w:val="%8."/>
+      <w:lvlJc w:val="left"/>
+      <w:pPr>
+        <w:ind w:left="5760" w:hanging="360"/>
+      </w:pPr>
+    </w:lvl>
+    <w:lvl w:ilvl="8" w:tplc="0C0A001B" w:tentative="1">
+      <w:start w:val="1"/>
+      <w:numFmt w:val="lowerRoman"/>
+      <w:lvlText w:val="%9."/>
+      <w:lvlJc w:val="right"/>
+      <w:pPr>
+        <w:ind w:left="6480" w:hanging="180"/>
+      </w:pPr>
+    </w:lvl>
+  </w:abstractNum>
   <w:num w:numId="1" w16cid:durableId="1264800247">
-    <w:abstractNumId w:val="13"/>
+    <w:abstractNumId w:val="17"/>
   </w:num>
   <w:num w:numId="2" w16cid:durableId="1848666731">
-    <w:abstractNumId w:val="10"/>
+    <w:abstractNumId w:val="13"/>
   </w:num>
   <w:num w:numId="3" w16cid:durableId="556431196">
     <w:abstractNumId w:val="1"/>
   </w:num>
   <w:num w:numId="4" w16cid:durableId="1217467586">
-    <w:abstractNumId w:val="8"/>
+    <w:abstractNumId w:val="9"/>
   </w:num>
   <w:num w:numId="5" w16cid:durableId="620041898">
-    <w:abstractNumId w:val="6"/>
+    <w:abstractNumId w:val="7"/>
   </w:num>
   <w:num w:numId="6" w16cid:durableId="2026710683">
     <w:abstractNumId w:val="3"/>
   </w:num>
   <w:num w:numId="7" w16cid:durableId="1017121877">
-    <w:abstractNumId w:val="12"/>
+    <w:abstractNumId w:val="15"/>
   </w:num>
   <w:num w:numId="8" w16cid:durableId="1962809096">
-    <w:abstractNumId w:val="4"/>
+    <w:abstractNumId w:val="5"/>
   </w:num>
   <w:num w:numId="9" w16cid:durableId="19283992">
-    <w:abstractNumId w:val="7"/>
+    <w:abstractNumId w:val="8"/>
   </w:num>
   <w:num w:numId="10" w16cid:durableId="1822650518">
-    <w:abstractNumId w:val="11"/>
+    <w:abstractNumId w:val="14"/>
   </w:num>
   <w:num w:numId="11" w16cid:durableId="301691016">
-    <w:abstractNumId w:val="9"/>
+    <w:abstractNumId w:val="10"/>
   </w:num>
   <w:num w:numId="12" w16cid:durableId="517739745">
-    <w:abstractNumId w:val="14"/>
+    <w:abstractNumId w:val="18"/>
   </w:num>
   <w:num w:numId="13" w16cid:durableId="344672934">
     <w:abstractNumId w:val="0"/>
   </w:num>
   <w:num w:numId="14" w16cid:durableId="1212763014">
-    <w:abstractNumId w:val="5"/>
+    <w:abstractNumId w:val="6"/>
   </w:num>
   <w:num w:numId="15" w16cid:durableId="264197226">
     <w:abstractNumId w:val="2"/>
+  </w:num>
+  <w:num w:numId="16" w16cid:durableId="1637641333">
+    <w:abstractNumId w:val="11"/>
+  </w:num>
+  <w:num w:numId="17" w16cid:durableId="1902062377">
+    <w:abstractNumId w:val="4"/>
+  </w:num>
+  <w:num w:numId="18" w16cid:durableId="2113738951">
+    <w:abstractNumId w:val="16"/>
+  </w:num>
+  <w:num w:numId="19" w16cid:durableId="1304235765">
+    <w:abstractNumId w:val="12"/>
+  </w:num>
+  <w:num w:numId="20" w16cid:durableId="1808933161">
+    <w:abstractNumId w:val="19"/>
+  </w:num>
+  <w:num w:numId="21" w16cid:durableId="1456679016">
+    <w:abstractNumId w:val="20"/>
   </w:num>
   <w:numIdMacAtCleanup w:val="9"/>
 </w:numbering>
@@ -41069,7 +43953,6 @@
   <w:style w:type="character" w:default="1" w:styleId="Fuentedeprrafopredeter">
     <w:name w:val="Default Paragraph Font"/>
     <w:uiPriority w:val="1"/>
-    <w:semiHidden/>
     <w:unhideWhenUsed/>
   </w:style>
   <w:style w:type="table" w:default="1" w:styleId="Tablanormal">
@@ -42436,6 +45319,13 @@
     <w:pitch w:val="variable"/>
     <w:sig w:usb0="00000003" w:usb1="02000000" w:usb2="08000000" w:usb3="00000000" w:csb0="00000001" w:csb1="00000000"/>
   </w:font>
+  <w:font w:name="Cambria Math">
+    <w:panose1 w:val="02040503050406030204"/>
+    <w:charset w:val="00"/>
+    <w:family w:val="roman"/>
+    <w:pitch w:val="variable"/>
+    <w:sig w:usb0="E00006FF" w:usb1="420024FF" w:usb2="02000000" w:usb3="00000000" w:csb0="0000019F" w:csb1="00000000"/>
+  </w:font>
   <w:font w:name="Aptos">
     <w:charset w:val="00"/>
     <w:family w:val="swiss"/>
@@ -42557,9 +45447,11 @@
     <w:rsid w:val="009F7343"/>
     <w:rsid w:val="00A015F9"/>
     <w:rsid w:val="00A209C4"/>
+    <w:rsid w:val="00A317A8"/>
     <w:rsid w:val="00A71D6A"/>
     <w:rsid w:val="00A94268"/>
     <w:rsid w:val="00AC11EA"/>
+    <w:rsid w:val="00AC4CB8"/>
     <w:rsid w:val="00AC757F"/>
     <w:rsid w:val="00B17BB1"/>
     <w:rsid w:val="00B270BF"/>
@@ -42580,11 +45472,13 @@
     <w:rsid w:val="00D40097"/>
     <w:rsid w:val="00D613BA"/>
     <w:rsid w:val="00D83739"/>
+    <w:rsid w:val="00DA74B2"/>
     <w:rsid w:val="00E03F4D"/>
     <w:rsid w:val="00E1070B"/>
     <w:rsid w:val="00E149A6"/>
     <w:rsid w:val="00E32BA3"/>
     <w:rsid w:val="00EB2B91"/>
+    <w:rsid w:val="00F33772"/>
     <w:rsid w:val="00F43476"/>
     <w:rsid w:val="00F46697"/>
     <w:rsid w:val="00F5150F"/>

--- a/documentacion/UT_7_2026_2027.docx
+++ b/documentacion/UT_7_2026_2027.docx
@@ -6043,9 +6043,9 @@
       </w:r>
     </w:p>
     <w:p/>
-    <w:bookmarkStart w:id="6" w:name="_Toc49341785" w:displacedByCustomXml="next"/>
+    <w:bookmarkStart w:id="6" w:name="_Toc182500112" w:displacedByCustomXml="next"/>
     <w:bookmarkStart w:id="7" w:name="_Toc182218937" w:displacedByCustomXml="next"/>
-    <w:bookmarkStart w:id="8" w:name="_Toc182500112" w:displacedByCustomXml="next"/>
+    <w:bookmarkStart w:id="8" w:name="_Toc49341785" w:displacedByCustomXml="next"/>
     <w:sdt>
       <w:sdtPr>
         <w:rPr>
@@ -7519,7 +7519,7 @@
                 <v:path o:extrusionok="f" gradientshapeok="t" o:connecttype="rect"/>
                 <o:lock v:ext="edit" aspectratio="t"/>
               </v:shapetype>
-              <v:shape id="_x0000_i1034" type="#_x0000_t75" style="width:465.75pt;height:205.3pt">
+              <v:shape id="_x0000_i1025" type="#_x0000_t75" style="width:465.75pt;height:205.3pt">
                 <v:imagedata r:id="rId15" o:title="SecuencaciónFasesProyecto"/>
               </v:shape>
             </w:pict>
@@ -7546,7 +7546,7 @@
           </w:pPr>
           <w:r>
             <w:pict w14:anchorId="5636CC0F">
-              <v:shape id="_x0000_i1035" type="#_x0000_t75" style="width:383.2pt;height:241.8pt">
+              <v:shape id="_x0000_i1026" type="#_x0000_t75" style="width:383.2pt;height:241.8pt">
                 <v:imagedata r:id="rId16" o:title="PlanificaciónRecursosProyectos"/>
               </v:shape>
             </w:pict>
@@ -11699,7 +11699,7 @@
       </w:pPr>
       <w:r>
         <w:pict w14:anchorId="119133E6">
-          <v:shape id="_x0000_i1036" type="#_x0000_t75" style="width:253.25pt;height:469.4pt">
+          <v:shape id="_x0000_i1027" type="#_x0000_t75" style="width:253.25pt;height:469.4pt">
             <v:imagedata r:id="rId25" o:title="DA_Login"/>
           </v:shape>
         </w:pict>
@@ -24478,7 +24478,7 @@
           <w:noProof/>
         </w:rPr>
         <w:drawing>
-          <wp:inline distT="0" distB="0" distL="0" distR="0" wp14:anchorId="07857708" wp14:editId="4A00F821">
+          <wp:inline distT="0" distB="0" distL="0" distR="0" wp14:anchorId="07857708" wp14:editId="497BCE27">
             <wp:extent cx="6371590" cy="3344545"/>
             <wp:effectExtent l="0" t="0" r="0" b="8255"/>
             <wp:docPr id="824572767" name="Imagen 9"/>
@@ -24520,7 +24520,6 @@
         </w:drawing>
       </w:r>
     </w:p>
-    <w:p/>
     <w:p>
       <w:pPr>
         <w:spacing w:after="200"/>
@@ -24531,9 +24530,6 @@
           <w:color w:val="012639" w:themeColor="accent1" w:themeShade="7F"/>
         </w:rPr>
       </w:pPr>
-      <w:r>
-        <w:br w:type="page"/>
-      </w:r>
       <w:r>
         <w:rPr>
           <w:noProof/>
@@ -24631,7 +24627,6 @@
         </w:rPr>
       </w:pPr>
       <w:r>
-        <w:lastRenderedPageBreak/>
         <w:br w:type="page"/>
       </w:r>
     </w:p>
@@ -24681,10 +24676,10 @@
       <w:bookmarkStart w:id="150" w:name="_Toc49341830"/>
       <w:bookmarkStart w:id="151" w:name="_Toc182218978"/>
       <w:bookmarkStart w:id="152" w:name="_Toc182500155"/>
-      <w:bookmarkStart w:id="153" w:name="_Toc49341858"/>
-      <w:bookmarkStart w:id="154" w:name="_Toc182218988"/>
-      <w:bookmarkStart w:id="155" w:name="_Toc182500166"/>
-      <w:bookmarkStart w:id="156" w:name="_Ref230451774"/>
+      <w:bookmarkStart w:id="153" w:name="_Ref230451774"/>
+      <w:bookmarkStart w:id="154" w:name="_Toc49341858"/>
+      <w:bookmarkStart w:id="155" w:name="_Toc182218988"/>
+      <w:bookmarkStart w:id="156" w:name="_Toc182500166"/>
       <w:r>
         <w:lastRenderedPageBreak/>
         <w:t>Sql de creación (MySQL)</w:t>
@@ -24692,7 +24687,7 @@
       <w:bookmarkEnd w:id="150"/>
       <w:bookmarkEnd w:id="151"/>
       <w:bookmarkEnd w:id="152"/>
-      <w:bookmarkEnd w:id="156"/>
+      <w:bookmarkEnd w:id="153"/>
     </w:p>
     <w:p>
       <w:pPr>
@@ -24705,96 +24700,120 @@
     <w:p>
       <w:pPr>
         <w:jc w:val="left"/>
-      </w:pPr>
-      <w:r>
-        <w:t>-- Host:                         127.0.0.1</w:t>
+        <w:rPr>
+          <w:lang w:val="en-US"/>
+        </w:rPr>
+      </w:pPr>
+      <w:r>
+        <w:rPr>
+          <w:lang w:val="en-US"/>
+        </w:rPr>
+        <w:t>-- phpMyAdmin SQL Dump</w:t>
       </w:r>
     </w:p>
     <w:p>
       <w:pPr>
         <w:jc w:val="left"/>
-      </w:pPr>
-      <w:r>
-        <w:t>-- Versión del servidor:         10.4.24-MariaDB-1:10.4.24+maria~focal - mariadb.org binary distribution</w:t>
+        <w:rPr>
+          <w:lang w:val="en-US"/>
+        </w:rPr>
+      </w:pPr>
+      <w:r>
+        <w:rPr>
+          <w:lang w:val="en-US"/>
+        </w:rPr>
+        <w:t>-- version 5.2.3</w:t>
       </w:r>
     </w:p>
     <w:p>
       <w:pPr>
         <w:jc w:val="left"/>
-      </w:pPr>
-      <w:r>
-        <w:t>-- SO del servidor:              debian-linux-gnu</w:t>
+        <w:rPr>
+          <w:lang w:val="en-US"/>
+        </w:rPr>
+      </w:pPr>
+      <w:r>
+        <w:rPr>
+          <w:lang w:val="en-US"/>
+        </w:rPr>
+        <w:t>-- https://www.phpmyadmin.net/</w:t>
       </w:r>
     </w:p>
     <w:p>
       <w:pPr>
         <w:jc w:val="left"/>
-      </w:pPr>
-      <w:r>
-        <w:t>-- HeidiSQL Versión:             12.6.0.6765</w:t>
+        <w:rPr>
+          <w:lang w:val="en-US"/>
+        </w:rPr>
+      </w:pPr>
+      <w:r>
+        <w:rPr>
+          <w:lang w:val="en-US"/>
+        </w:rPr>
+        <w:t>--</w:t>
       </w:r>
     </w:p>
     <w:p>
       <w:pPr>
         <w:jc w:val="left"/>
-      </w:pPr>
-      <w:r>
-        <w:t>-- --------------------------------------------------------</w:t>
+        <w:rPr>
+          <w:lang w:val="en-US"/>
+        </w:rPr>
+      </w:pPr>
+      <w:r>
+        <w:rPr>
+          <w:lang w:val="en-US"/>
+        </w:rPr>
+        <w:t>-- Host: mysql_daw1</w:t>
       </w:r>
     </w:p>
     <w:p>
       <w:pPr>
         <w:jc w:val="left"/>
-      </w:pPr>
+        <w:rPr>
+          <w:lang w:val="en-US"/>
+        </w:rPr>
+      </w:pPr>
+      <w:r>
+        <w:rPr>
+          <w:lang w:val="en-US"/>
+        </w:rPr>
+        <w:t>-- Server version: 9.7.0</w:t>
+      </w:r>
     </w:p>
     <w:p>
       <w:pPr>
         <w:jc w:val="left"/>
-      </w:pPr>
-      <w:r>
-        <w:t>/*!40101 SET @OLD_CHARACTER_SET_CLIENT=@@CHARACTER_SET_CLIENT */;</w:t>
+        <w:rPr>
+          <w:lang w:val="en-US"/>
+        </w:rPr>
+      </w:pPr>
+      <w:r>
+        <w:rPr>
+          <w:lang w:val="en-US"/>
+        </w:rPr>
+        <w:t>-- PHP Version: 8.3.31</w:t>
       </w:r>
     </w:p>
     <w:p>
       <w:pPr>
         <w:jc w:val="left"/>
-        <w:rPr>
-          <w:lang w:val="en-GB"/>
-        </w:rPr>
-      </w:pPr>
-      <w:r>
-        <w:rPr>
-          <w:lang w:val="en-GB"/>
-        </w:rPr>
-        <w:t>/*!40101 SET NAMES utf8 */;</w:t>
+      </w:pPr>
+      <w:r>
+        <w:t>-- --------------------------------------------------------</w:t>
       </w:r>
     </w:p>
     <w:p>
       <w:pPr>
         <w:jc w:val="left"/>
-        <w:rPr>
-          <w:lang w:val="en-GB"/>
-        </w:rPr>
-      </w:pPr>
-      <w:r>
-        <w:rPr>
-          <w:lang w:val="en-GB"/>
-        </w:rPr>
-        <w:t>/*!50503 SET NAMES utf8mb4 */;</w:t>
-      </w:r>
+      </w:pPr>
     </w:p>
     <w:p>
       <w:pPr>
         <w:jc w:val="left"/>
-        <w:rPr>
-          <w:lang w:val="en-GB"/>
-        </w:rPr>
-      </w:pPr>
-      <w:r>
-        <w:rPr>
-          <w:lang w:val="en-GB"/>
-        </w:rPr>
-        <w:t>/*!40103 SET @OLD_TIME_ZONE=@@TIME_ZONE */;</w:t>
+      </w:pPr>
+      <w:r>
+        <w:t>/*!40101 SET @OLD_CHARACTER_SET_CLIENT=@@CHARACTER_SET_CLIENT */;</w:t>
       </w:r>
     </w:p>
     <w:p>
@@ -24808,7 +24827,7 @@
         <w:rPr>
           <w:lang w:val="en-GB"/>
         </w:rPr>
-        <w:t>/*!40103 SET TIME_ZONE='+00:00' */;</w:t>
+        <w:t>/*!40101 SET NAMES utf8 */;</w:t>
       </w:r>
     </w:p>
     <w:p>
@@ -24822,7 +24841,7 @@
         <w:rPr>
           <w:lang w:val="en-GB"/>
         </w:rPr>
-        <w:t>/*!40014 SET @OLD_FOREIGN_KEY_CHECKS=@@FOREIGN_KEY_CHECKS, FOREIGN_KEY_CHECKS=0 */;</w:t>
+        <w:t>/*!50503 SET NAMES utf8mb4 */;</w:t>
       </w:r>
     </w:p>
     <w:p>
@@ -24836,7 +24855,7 @@
         <w:rPr>
           <w:lang w:val="en-GB"/>
         </w:rPr>
-        <w:t>/*!40101 SET @OLD_SQL_MODE=@@SQL_MODE, SQL_MODE='NO_AUTO_VALUE_ON_ZERO' */;</w:t>
+        <w:t>/*!40103 SET @OLD_TIME_ZONE=@@TIME_ZONE */;</w:t>
       </w:r>
     </w:p>
     <w:p>
@@ -24850,7 +24869,7 @@
         <w:rPr>
           <w:lang w:val="en-GB"/>
         </w:rPr>
-        <w:t>/*!40111 SET @OLD_SQL_NOTES=@@SQL_NOTES, SQL_NOTES=0 */;</w:t>
+        <w:t>/*!40103 SET TIME_ZONE='+00:00' */;</w:t>
       </w:r>
     </w:p>
     <w:p>
@@ -24860,13 +24879,25 @@
           <w:lang w:val="en-GB"/>
         </w:rPr>
       </w:pPr>
+      <w:r>
+        <w:rPr>
+          <w:lang w:val="en-GB"/>
+        </w:rPr>
+        <w:t>/*!40014 SET @OLD_FOREIGN_KEY_CHECKS=@@FOREIGN_KEY_CHECKS, FOREIGN_KEY_CHECKS=0 */;</w:t>
+      </w:r>
     </w:p>
     <w:p>
       <w:pPr>
         <w:jc w:val="left"/>
-      </w:pPr>
-      <w:r>
-        <w:t>-- Volcando estructura para tabla guardias.aulas</w:t>
+        <w:rPr>
+          <w:lang w:val="en-GB"/>
+        </w:rPr>
+      </w:pPr>
+      <w:r>
+        <w:rPr>
+          <w:lang w:val="en-GB"/>
+        </w:rPr>
+        <w:t>/*!40101 SET @OLD_SQL_MODE=@@SQL_MODE, SQL_MODE='NO_AUTO_VALUE_ON_ZERO' */;</w:t>
       </w:r>
     </w:p>
     <w:p>
@@ -24880,7 +24911,7 @@
         <w:rPr>
           <w:lang w:val="en-GB"/>
         </w:rPr>
-        <w:t>CREATE TABLE IF NOT EXISTS `aulas` (</w:t>
+        <w:t>/*!40111 SET @OLD_SQL_NOTES=@@SQL_NOTES, SQL_NOTES=0 */;</w:t>
       </w:r>
     </w:p>
     <w:p>
@@ -24890,37 +24921,13 @@
           <w:lang w:val="en-GB"/>
         </w:rPr>
       </w:pPr>
-      <w:r>
-        <w:rPr>
-          <w:lang w:val="en-GB"/>
-        </w:rPr>
-        <w:t xml:space="preserve">  `nombre` </w:t>
-      </w:r>
-      <w:r>
-        <w:rPr>
-          <w:lang w:val="en-GB"/>
-        </w:rPr>
-        <w:t xml:space="preserve">varchar(100) </w:t>
-      </w:r>
-      <w:r>
-        <w:rPr>
-          <w:lang w:val="en-GB"/>
-        </w:rPr>
-        <w:t>COLLATE utf8_spanish2_ci NOT NULL,</w:t>
-      </w:r>
     </w:p>
     <w:p>
       <w:pPr>
         <w:jc w:val="left"/>
-        <w:rPr>
-          <w:lang w:val="en-GB"/>
-        </w:rPr>
-      </w:pPr>
-      <w:r>
-        <w:rPr>
-          <w:lang w:val="en-GB"/>
-        </w:rPr>
-        <w:t xml:space="preserve">  PRIMARY KEY (`nombre`)</w:t>
+      </w:pPr>
+      <w:r>
+        <w:t>-- Volcando estructura para tabla guardias.aulas</w:t>
       </w:r>
     </w:p>
     <w:p>
@@ -24934,7 +24941,7 @@
         <w:rPr>
           <w:lang w:val="en-GB"/>
         </w:rPr>
-        <w:t>) ENGINE=InnoDB DEFAULT CHARSET=utf8 COLLATE=utf8_spanish2_ci;</w:t>
+        <w:t>CREATE TABLE IF NOT EXISTS `aulas` (</w:t>
       </w:r>
     </w:p>
     <w:p>
@@ -24944,13 +24951,37 @@
           <w:lang w:val="en-GB"/>
         </w:rPr>
       </w:pPr>
+      <w:r>
+        <w:rPr>
+          <w:lang w:val="en-GB"/>
+        </w:rPr>
+        <w:t xml:space="preserve">  `nombre` </w:t>
+      </w:r>
+      <w:r>
+        <w:rPr>
+          <w:lang w:val="en-GB"/>
+        </w:rPr>
+        <w:t xml:space="preserve">varchar(100) </w:t>
+      </w:r>
+      <w:r>
+        <w:rPr>
+          <w:lang w:val="en-GB"/>
+        </w:rPr>
+        <w:t>COLLATE utf8_spanish2_ci NOT NULL,</w:t>
+      </w:r>
     </w:p>
     <w:p>
       <w:pPr>
         <w:jc w:val="left"/>
-      </w:pPr>
-      <w:r>
-        <w:t>-- Volcando estructura para tabla guardias.cursos</w:t>
+        <w:rPr>
+          <w:lang w:val="en-GB"/>
+        </w:rPr>
+      </w:pPr>
+      <w:r>
+        <w:rPr>
+          <w:lang w:val="en-GB"/>
+        </w:rPr>
+        <w:t xml:space="preserve">  PRIMARY KEY (`nombre`)</w:t>
       </w:r>
     </w:p>
     <w:p>
@@ -24964,7 +24995,7 @@
         <w:rPr>
           <w:lang w:val="en-GB"/>
         </w:rPr>
-        <w:t>CREATE TABLE IF NOT EXISTS `cursos` (</w:t>
+        <w:t>) ENGINE=InnoDB DEFAULT CHARSET=utf8 COLLATE=utf8_spanish2_ci;</w:t>
       </w:r>
     </w:p>
     <w:p>
@@ -24974,37 +25005,13 @@
           <w:lang w:val="en-GB"/>
         </w:rPr>
       </w:pPr>
-      <w:r>
-        <w:rPr>
-          <w:lang w:val="en-GB"/>
-        </w:rPr>
-        <w:t xml:space="preserve">  `nombre` </w:t>
-      </w:r>
-      <w:r>
-        <w:rPr>
-          <w:lang w:val="en-GB"/>
-        </w:rPr>
-        <w:t xml:space="preserve">varchar(100) </w:t>
-      </w:r>
-      <w:r>
-        <w:rPr>
-          <w:lang w:val="en-GB"/>
-        </w:rPr>
-        <w:t>COLLATE utf8_spanish2_ci NOT NULL,</w:t>
-      </w:r>
     </w:p>
     <w:p>
       <w:pPr>
         <w:jc w:val="left"/>
-        <w:rPr>
-          <w:lang w:val="en-GB"/>
-        </w:rPr>
-      </w:pPr>
-      <w:r>
-        <w:rPr>
-          <w:lang w:val="en-GB"/>
-        </w:rPr>
-        <w:t xml:space="preserve">  PRIMARY KEY (`nombre`)</w:t>
+      </w:pPr>
+      <w:r>
+        <w:t>-- Volcando estructura para tabla guardias.cursos</w:t>
       </w:r>
     </w:p>
     <w:p>
@@ -25018,7 +25025,7 @@
         <w:rPr>
           <w:lang w:val="en-GB"/>
         </w:rPr>
-        <w:t>) ENGINE=InnoDB DEFAULT CHARSET=utf8 COLLATE=utf8_spanish2_ci;</w:t>
+        <w:t>CREATE TABLE IF NOT EXISTS `cursos` (</w:t>
       </w:r>
     </w:p>
     <w:p>
@@ -25028,13 +25035,37 @@
           <w:lang w:val="en-GB"/>
         </w:rPr>
       </w:pPr>
+      <w:r>
+        <w:rPr>
+          <w:lang w:val="en-GB"/>
+        </w:rPr>
+        <w:t xml:space="preserve">  `nombre` </w:t>
+      </w:r>
+      <w:r>
+        <w:rPr>
+          <w:lang w:val="en-GB"/>
+        </w:rPr>
+        <w:t xml:space="preserve">varchar(100) </w:t>
+      </w:r>
+      <w:r>
+        <w:rPr>
+          <w:lang w:val="en-GB"/>
+        </w:rPr>
+        <w:t>COLLATE utf8_spanish2_ci NOT NULL,</w:t>
+      </w:r>
     </w:p>
     <w:p>
       <w:pPr>
         <w:jc w:val="left"/>
-      </w:pPr>
-      <w:r>
-        <w:t>-- Volcando estructura para tabla guardias.guardias</w:t>
+        <w:rPr>
+          <w:lang w:val="en-GB"/>
+        </w:rPr>
+      </w:pPr>
+      <w:r>
+        <w:rPr>
+          <w:lang w:val="en-GB"/>
+        </w:rPr>
+        <w:t xml:space="preserve">  PRIMARY KEY (`nombre`)</w:t>
       </w:r>
     </w:p>
     <w:p>
@@ -25048,7 +25079,7 @@
         <w:rPr>
           <w:lang w:val="en-GB"/>
         </w:rPr>
-        <w:t>CREATE TABLE IF NOT EXISTS `guardias` (</w:t>
+        <w:t>) ENGINE=InnoDB DEFAULT CHARSET=utf8 COLLATE=utf8_spanish2_ci;</w:t>
       </w:r>
     </w:p>
     <w:p>
@@ -25058,37 +25089,13 @@
           <w:lang w:val="en-GB"/>
         </w:rPr>
       </w:pPr>
-      <w:r>
-        <w:rPr>
-          <w:lang w:val="en-GB"/>
-        </w:rPr>
-        <w:t xml:space="preserve">  `id` </w:t>
-      </w:r>
-      <w:r>
-        <w:rPr>
-          <w:lang w:val="en-GB"/>
-        </w:rPr>
-        <w:t xml:space="preserve">varchar(100) </w:t>
-      </w:r>
-      <w:r>
-        <w:rPr>
-          <w:lang w:val="en-GB"/>
-        </w:rPr>
-        <w:t>COLLATE utf8_spanish2_ci NOT NULL,</w:t>
-      </w:r>
     </w:p>
     <w:p>
       <w:pPr>
         <w:jc w:val="left"/>
-        <w:rPr>
-          <w:lang w:val="en-GB"/>
-        </w:rPr>
-      </w:pPr>
-      <w:r>
-        <w:rPr>
-          <w:lang w:val="en-GB"/>
-        </w:rPr>
-        <w:t xml:space="preserve">  `dia` date NOT NULL,</w:t>
+      </w:pPr>
+      <w:r>
+        <w:t>-- Volcando estructura para tabla guardias.guardias</w:t>
       </w:r>
     </w:p>
     <w:p>
@@ -25102,19 +25109,7 @@
         <w:rPr>
           <w:lang w:val="en-GB"/>
         </w:rPr>
-        <w:t xml:space="preserve">  `hora` </w:t>
-      </w:r>
-      <w:r>
-        <w:rPr>
-          <w:lang w:val="en-GB"/>
-        </w:rPr>
-        <w:t xml:space="preserve">varchar(100) </w:t>
-      </w:r>
-      <w:r>
-        <w:rPr>
-          <w:lang w:val="en-GB"/>
-        </w:rPr>
-        <w:t>COLLATE utf8_spanish2_ci NOT NULL DEFAULT '',</w:t>
+        <w:t>CREATE TABLE IF NOT EXISTS `guardias` (</w:t>
       </w:r>
     </w:p>
     <w:p>
@@ -25128,7 +25123,7 @@
         <w:rPr>
           <w:lang w:val="en-GB"/>
         </w:rPr>
-        <w:t xml:space="preserve">  `curso` </w:t>
+        <w:t xml:space="preserve">  `id` </w:t>
       </w:r>
       <w:r>
         <w:rPr>
@@ -25140,7 +25135,7 @@
         <w:rPr>
           <w:lang w:val="en-GB"/>
         </w:rPr>
-        <w:t>COLLATE utf8_spanish2_ci NOT NULL DEFAULT '',</w:t>
+        <w:t>COLLATE utf8_spanish2_ci NOT NULL,</w:t>
       </w:r>
     </w:p>
     <w:p>
@@ -25154,19 +25149,7 @@
         <w:rPr>
           <w:lang w:val="en-GB"/>
         </w:rPr>
-        <w:t xml:space="preserve">  `aula` </w:t>
-      </w:r>
-      <w:r>
-        <w:rPr>
-          <w:lang w:val="en-GB"/>
-        </w:rPr>
-        <w:t xml:space="preserve">varchar(100) </w:t>
-      </w:r>
-      <w:r>
-        <w:rPr>
-          <w:lang w:val="en-GB"/>
-        </w:rPr>
-        <w:t>COLLATE utf8_spanish2_ci NOT NULL DEFAULT '',</w:t>
+        <w:t xml:space="preserve">  `dia` date NOT NULL,</w:t>
       </w:r>
     </w:p>
     <w:p>
@@ -25180,7 +25163,19 @@
         <w:rPr>
           <w:lang w:val="en-GB"/>
         </w:rPr>
-        <w:t xml:space="preserve">  `tarea` varchar(1) COLLATE utf8_spanish2_ci NOT NULL DEFAULT 'N',</w:t>
+        <w:t xml:space="preserve">  `hora` </w:t>
+      </w:r>
+      <w:r>
+        <w:rPr>
+          <w:lang w:val="en-GB"/>
+        </w:rPr>
+        <w:t xml:space="preserve">varchar(100) </w:t>
+      </w:r>
+      <w:r>
+        <w:rPr>
+          <w:lang w:val="en-GB"/>
+        </w:rPr>
+        <w:t>COLLATE utf8_spanish2_ci NOT NULL DEFAULT '',</w:t>
       </w:r>
     </w:p>
     <w:p>
@@ -25194,7 +25189,19 @@
         <w:rPr>
           <w:lang w:val="en-GB"/>
         </w:rPr>
-        <w:t xml:space="preserve">  `ficheros` mediumtext COLLATE utf8_spanish2_ci DEFAULT NULL,</w:t>
+        <w:t xml:space="preserve">  `curso` </w:t>
+      </w:r>
+      <w:r>
+        <w:rPr>
+          <w:lang w:val="en-GB"/>
+        </w:rPr>
+        <w:t xml:space="preserve">varchar(100) </w:t>
+      </w:r>
+      <w:r>
+        <w:rPr>
+          <w:lang w:val="en-GB"/>
+        </w:rPr>
+        <w:t>COLLATE utf8_spanish2_ci NOT NULL DEFAULT '',</w:t>
       </w:r>
     </w:p>
     <w:p>
@@ -25208,29 +25215,47 @@
         <w:rPr>
           <w:lang w:val="en-GB"/>
         </w:rPr>
-        <w:t xml:space="preserve">  PRIMARY KEY (`id`,`dia`,`hora`),</w:t>
+        <w:t xml:space="preserve">  `aula` </w:t>
+      </w:r>
+      <w:r>
+        <w:rPr>
+          <w:lang w:val="en-GB"/>
+        </w:rPr>
+        <w:t xml:space="preserve">varchar(100) </w:t>
+      </w:r>
+      <w:r>
+        <w:rPr>
+          <w:lang w:val="en-GB"/>
+        </w:rPr>
+        <w:t>COLLATE utf8_spanish2_ci NOT NULL DEFAULT '',</w:t>
       </w:r>
     </w:p>
     <w:p>
       <w:pPr>
         <w:jc w:val="left"/>
-      </w:pPr>
-      <w:r>
         <w:rPr>
           <w:lang w:val="en-GB"/>
         </w:rPr>
-        <w:t xml:space="preserve">  </w:t>
-      </w:r>
-      <w:r>
-        <w:t>KEY `FK_horas` (`hora`),</w:t>
+      </w:pPr>
+      <w:r>
+        <w:rPr>
+          <w:lang w:val="en-GB"/>
+        </w:rPr>
+        <w:t xml:space="preserve">  `tarea` varchar(1) COLLATE utf8_spanish2_ci NOT NULL DEFAULT 'N',</w:t>
       </w:r>
     </w:p>
     <w:p>
       <w:pPr>
         <w:jc w:val="left"/>
-      </w:pPr>
-      <w:r>
-        <w:t xml:space="preserve">  KEY `FK_curso` (`curso`),</w:t>
+        <w:rPr>
+          <w:lang w:val="en-GB"/>
+        </w:rPr>
+      </w:pPr>
+      <w:r>
+        <w:rPr>
+          <w:lang w:val="en-GB"/>
+        </w:rPr>
+        <w:t xml:space="preserve">  `ficheros` mediumtext COLLATE utf8_spanish2_ci DEFAULT NULL,</w:t>
       </w:r>
     </w:p>
     <w:p>
@@ -25241,27 +25266,63 @@
         </w:rPr>
       </w:pPr>
       <w:r>
-        <w:t xml:space="preserve">  </w:t>
-      </w:r>
-      <w:r>
         <w:rPr>
           <w:lang w:val="en-GB"/>
         </w:rPr>
-        <w:t>KEY `FK_aulas` (`aula`),</w:t>
+        <w:t xml:space="preserve">  PRIMARY KEY (`id`,`dia`,`hora`),</w:t>
       </w:r>
     </w:p>
     <w:p>
       <w:pPr>
         <w:jc w:val="left"/>
+      </w:pPr>
+      <w:r>
         <w:rPr>
           <w:lang w:val="en-GB"/>
         </w:rPr>
-      </w:pPr>
-      <w:r>
+        <w:lastRenderedPageBreak/>
+        <w:t xml:space="preserve">  </w:t>
+      </w:r>
+      <w:r>
+        <w:t>KEY `FK_horas` (`hora`),</w:t>
+      </w:r>
+    </w:p>
+    <w:p>
+      <w:pPr>
+        <w:jc w:val="left"/>
+      </w:pPr>
+      <w:r>
+        <w:t xml:space="preserve">  KEY `FK_curso` (`curso`),</w:t>
+      </w:r>
+    </w:p>
+    <w:p>
+      <w:pPr>
+        <w:jc w:val="left"/>
         <w:rPr>
           <w:lang w:val="en-GB"/>
         </w:rPr>
-        <w:lastRenderedPageBreak/>
+      </w:pPr>
+      <w:r>
+        <w:t xml:space="preserve">  </w:t>
+      </w:r>
+      <w:r>
+        <w:rPr>
+          <w:lang w:val="en-GB"/>
+        </w:rPr>
+        <w:t>KEY `FK_aulas` (`aula`),</w:t>
+      </w:r>
+    </w:p>
+    <w:p>
+      <w:pPr>
+        <w:jc w:val="left"/>
+        <w:rPr>
+          <w:lang w:val="en-GB"/>
+        </w:rPr>
+      </w:pPr>
+      <w:r>
+        <w:rPr>
+          <w:lang w:val="en-GB"/>
+        </w:rPr>
         <w:t xml:space="preserve">  CONSTRAINT `FK_aulas` FOREIGN KEY (`aula`) REFERENCES `aulas` (`nombre`) ON DELETE NO ACTION ON UPDATE NO ACTION,</w:t>
       </w:r>
     </w:p>
@@ -25613,9 +25674,9 @@
         <w:lastRenderedPageBreak/>
         <w:t>Indicadores de calidad</w:t>
       </w:r>
-      <w:bookmarkEnd w:id="153"/>
       <w:bookmarkEnd w:id="154"/>
       <w:bookmarkEnd w:id="155"/>
+      <w:bookmarkEnd w:id="156"/>
     </w:p>
     <w:tbl>
       <w:tblPr>
@@ -29447,27 +29508,219 @@
     </w:p>
     <w:p>
       <w:pPr>
-        <w:pBdr>
-          <w:top w:val="single" w:sz="4" w:space="1" w:color="FF0000"/>
-          <w:left w:val="single" w:sz="4" w:space="4" w:color="FF0000"/>
-          <w:bottom w:val="single" w:sz="4" w:space="1" w:color="FF0000"/>
-          <w:right w:val="single" w:sz="4" w:space="4" w:color="FF0000"/>
-        </w:pBdr>
-        <w:rPr>
-          <w:color w:val="FF0000"/>
-        </w:rPr>
-      </w:pPr>
-      <w:r>
-        <w:rPr>
-          <w:color w:val="FF0000"/>
-        </w:rPr>
-        <w:t>Hacer…..</w:t>
-      </w:r>
-      <w:r>
-        <w:rPr>
-          <w:color w:val="FF0000"/>
-        </w:rPr>
-        <w:t>// problemas y soluciones que he dado</w:t>
+        <w:pStyle w:val="Ttulo3"/>
+        <w:spacing w:line="360" w:lineRule="auto"/>
+      </w:pPr>
+      <w:r>
+        <w:t>Vaciado de Tablas</w:t>
+      </w:r>
+    </w:p>
+    <w:p>
+      <w:r>
+        <w:t xml:space="preserve">Las sentencias SQL, concretamente el </w:t>
+      </w:r>
+      <w:r>
+        <w:rPr>
+          <w:i/>
+          <w:iCs/>
+        </w:rPr>
+        <w:t>DELETE FROM nombre_tabla</w:t>
+      </w:r>
+      <w:r>
+        <w:t xml:space="preserve">, no ejercía su función y daba error, diciendo que no puede ejecutar la sentencia debido a las restricciones de Foreign Key. Ante este incidente se decidió anular la restricción al principio de la ejecución con la sentencia </w:t>
+      </w:r>
+      <w:r>
+        <w:rPr>
+          <w:i/>
+          <w:iCs/>
+        </w:rPr>
+        <w:t>SET FOREIGN_KEY_CHECKS = 0</w:t>
+      </w:r>
+      <w:r>
+        <w:rPr>
+          <w:i/>
+          <w:iCs/>
+        </w:rPr>
+        <w:t xml:space="preserve"> </w:t>
+      </w:r>
+      <w:r>
+        <w:t>y restaurarla al final (</w:t>
+      </w:r>
+      <w:r>
+        <w:rPr>
+          <w:i/>
+          <w:iCs/>
+        </w:rPr>
+        <w:t>SET FOREIGN_KEY_CHECKS = 1</w:t>
+      </w:r>
+      <w:r>
+        <w:t>).</w:t>
+      </w:r>
+    </w:p>
+    <w:p/>
+    <w:p>
+      <w:r>
+        <w:t xml:space="preserve">Otra incidencia ocurrida en este trámite era la inconsistencia de datos que se creaba si la ejecución del </w:t>
+      </w:r>
+      <w:r>
+        <w:rPr>
+          <w:i/>
+          <w:iCs/>
+        </w:rPr>
+        <w:t>DELETE</w:t>
+      </w:r>
+      <w:r>
+        <w:t xml:space="preserve">, funcionaba para algunas tablas, pero si alguna fallaba, </w:t>
+      </w:r>
+      <w:r>
+        <w:t xml:space="preserve">algunas tablas </w:t>
+      </w:r>
+      <w:r>
+        <w:t>quedaban</w:t>
+      </w:r>
+      <w:r>
+        <w:t xml:space="preserve"> vacías y otras con los registros intactos. Este comportamiento estaba provocado por el uso del </w:t>
+      </w:r>
+      <w:r>
+        <w:rPr>
+          <w:i/>
+          <w:iCs/>
+        </w:rPr>
+        <w:t xml:space="preserve">autocommit </w:t>
+      </w:r>
+      <w:r>
+        <w:t xml:space="preserve">siempre predeterminado a </w:t>
+      </w:r>
+      <w:r>
+        <w:rPr>
+          <w:i/>
+          <w:iCs/>
+        </w:rPr>
+        <w:t>True</w:t>
+      </w:r>
+      <w:r>
+        <w:t xml:space="preserve">. Ante esta incidencia se decidió anular el autocommit y hacer un commit final cuando todas las sentencias </w:t>
+      </w:r>
+      <w:r>
+        <w:rPr>
+          <w:i/>
+          <w:iCs/>
+        </w:rPr>
+        <w:t>DELETE</w:t>
+      </w:r>
+      <w:r>
+        <w:t xml:space="preserve"> estuvieran ejecutadas. Si alguna sentencia daba error, se ejecutaba el </w:t>
+      </w:r>
+      <w:r>
+        <w:rPr>
+          <w:i/>
+          <w:iCs/>
+        </w:rPr>
+        <w:t>rollback</w:t>
+      </w:r>
+      <w:r>
+        <w:t xml:space="preserve"> y todas las tablas volvían a su estado inicial. Al final de la función se reestablecía el </w:t>
+      </w:r>
+      <w:r>
+        <w:rPr>
+          <w:i/>
+          <w:iCs/>
+        </w:rPr>
+        <w:t>autocommit</w:t>
+      </w:r>
+      <w:r>
+        <w:t xml:space="preserve"> a </w:t>
+      </w:r>
+      <w:r>
+        <w:rPr>
+          <w:i/>
+          <w:iCs/>
+        </w:rPr>
+        <w:t>True</w:t>
+      </w:r>
+      <w:r>
+        <w:t>.</w:t>
+      </w:r>
+    </w:p>
+    <w:p/>
+    <w:p>
+      <w:pPr>
+        <w:pStyle w:val="Ttulo3"/>
+        <w:spacing w:line="360" w:lineRule="auto"/>
+      </w:pPr>
+      <w:r>
+        <w:t>Las rutas de los ficheros</w:t>
+      </w:r>
+    </w:p>
+    <w:p>
+      <w:r>
+        <w:t xml:space="preserve">Las operaciones sobre los ficheros de texto almacenados en el entorno se configuraban dentro del fichero </w:t>
+      </w:r>
+      <w:r>
+        <w:rPr>
+          <w:i/>
+          <w:iCs/>
+        </w:rPr>
+        <w:t>base_datos.py</w:t>
+      </w:r>
+      <w:r>
+        <w:t xml:space="preserve">, pero se ejecutaban desde </w:t>
+      </w:r>
+      <w:r>
+        <w:rPr>
+          <w:i/>
+          <w:iCs/>
+        </w:rPr>
+        <w:t>app.py</w:t>
+      </w:r>
+      <w:r>
+        <w:t xml:space="preserve">. Como estos dos ficheros se encontraban en directorios diferentes, la ruta para llegar a los ficheros de texto era diferente, por tanto, las funciones funcionaban se ejecutaban correctamente desde el fichero de </w:t>
+      </w:r>
+      <w:r>
+        <w:rPr>
+          <w:i/>
+          <w:iCs/>
+        </w:rPr>
+        <w:t>base_datos.py</w:t>
+      </w:r>
+      <w:r>
+        <w:t xml:space="preserve">, pero daban error desde el fichero </w:t>
+      </w:r>
+      <w:r>
+        <w:rPr>
+          <w:i/>
+          <w:iCs/>
+        </w:rPr>
+        <w:t>app.py</w:t>
+      </w:r>
+      <w:r>
+        <w:t xml:space="preserve">. En consecuencia, ya que el ejecutable final es </w:t>
+      </w:r>
+      <w:r>
+        <w:rPr>
+          <w:i/>
+          <w:iCs/>
+        </w:rPr>
+        <w:t>app</w:t>
+      </w:r>
+      <w:r>
+        <w:t>.</w:t>
+      </w:r>
+      <w:r>
+        <w:rPr>
+          <w:i/>
+          <w:iCs/>
+        </w:rPr>
+        <w:t>py</w:t>
+      </w:r>
+      <w:r>
+        <w:t>, las rutas se ajustaron para funcionar correctamente desde este fichero.</w:t>
+      </w:r>
+    </w:p>
+    <w:p/>
+    <w:p>
+      <w:r>
+        <w:t>Además, las rutas se tuvieron que ajustar también en los casos de prueba automatizados y en el directorio preparado para el administrador para la instalación y configuración de la aplicación.</w:t>
       </w:r>
     </w:p>
     <w:p/>
@@ -29624,9 +29877,12 @@
     </w:p>
     <w:p>
       <w:pPr>
-        <w:pStyle w:val="Ttulo1"/>
-        <w:jc w:val="center"/>
-        <w:rPr>
+        <w:spacing w:after="200"/>
+        <w:jc w:val="left"/>
+        <w:rPr>
+          <w:rFonts w:asciiTheme="majorHAnsi" w:eastAsiaTheme="majorEastAsia" w:hAnsiTheme="majorHAnsi" w:cstheme="majorBidi"/>
+          <w:color w:val="061F57" w:themeColor="text2" w:themeShade="BF"/>
+          <w:kern w:val="28"/>
           <w:sz w:val="144"/>
           <w:szCs w:val="144"/>
         </w:rPr>
@@ -29634,6 +29890,23 @@
       <w:bookmarkStart w:id="167" w:name="_Toc182218993"/>
       <w:bookmarkStart w:id="168" w:name="_Toc182500171"/>
       <w:bookmarkStart w:id="169" w:name="_Ref230451651"/>
+      <w:r>
+        <w:rPr>
+          <w:sz w:val="144"/>
+          <w:szCs w:val="144"/>
+        </w:rPr>
+        <w:br w:type="page"/>
+      </w:r>
+    </w:p>
+    <w:p>
+      <w:pPr>
+        <w:pStyle w:val="Ttulo1"/>
+        <w:jc w:val="center"/>
+        <w:rPr>
+          <w:sz w:val="144"/>
+          <w:szCs w:val="144"/>
+        </w:rPr>
+      </w:pPr>
       <w:r>
         <w:rPr>
           <w:sz w:val="144"/>
@@ -31033,11 +31306,18 @@
           <w:rFonts w:ascii="Courier New" w:hAnsi="Courier New" w:cs="Courier New"/>
           <w:sz w:val="22"/>
           <w:szCs w:val="22"/>
+          <w:lang w:val="en-US"/>
         </w:rPr>
         <w:t>docker run -d --name mysql_daw1 -e MYSQL_ROOT_PASSWORD=root -p 3306:3306 -v mysql_data:/var/lib/mysql mysql:9.7</w:t>
       </w:r>
       <w:r>
-        <w:t xml:space="preserve">. De está manera se creará el contenedor de la base de datos. </w:t>
+        <w:rPr>
+          <w:lang w:val="en-US"/>
+        </w:rPr>
+        <w:t xml:space="preserve">. </w:t>
+      </w:r>
+      <w:r>
+        <w:t xml:space="preserve">De está manera se creará el contenedor de la base de datos. </w:t>
       </w:r>
     </w:p>
     <w:p>
@@ -31078,10 +31358,13 @@
         <w:pStyle w:val="Prrafodelista"/>
       </w:pPr>
       <w:r>
+        <w:rPr>
+          <w:noProof/>
+        </w:rPr>
         <w:drawing>
-          <wp:inline distT="0" distB="0" distL="0" distR="0" wp14:anchorId="198A5D08" wp14:editId="6DD714FD">
-            <wp:extent cx="6053137" cy="472958"/>
-            <wp:effectExtent l="0" t="0" r="0" b="3810"/>
+          <wp:inline distT="0" distB="0" distL="0" distR="0" wp14:anchorId="198A5D08" wp14:editId="5D97236E">
+            <wp:extent cx="5953530" cy="465176"/>
+            <wp:effectExtent l="0" t="0" r="0" b="0"/>
             <wp:docPr id="259552596" name="Imagen 1"/>
             <wp:cNvGraphicFramePr>
               <a:graphicFrameLocks xmlns:a="http://schemas.openxmlformats.org/drawingml/2006/main" noChangeAspect="1"/>
@@ -31102,7 +31385,7 @@
                   <pic:spPr>
                     <a:xfrm>
                       <a:off x="0" y="0"/>
-                      <a:ext cx="6235087" cy="487175"/>
+                      <a:ext cx="6166006" cy="481778"/>
                     </a:xfrm>
                     <a:prstGeom prst="rect">
                       <a:avLst/>
@@ -31586,14 +31869,7 @@
           <w:noProof/>
           <w:color w:val="5951C8" w:themeColor="text1" w:themeTint="80"/>
         </w:rPr>
-        <w:t>3</w:t>
-      </w:r>
-      <w:r>
-        <w:rPr>
-          <w:noProof/>
-          <w:color w:val="5951C8" w:themeColor="text1" w:themeTint="80"/>
-        </w:rPr>
-        <w:t>7</w:t>
+        <w:t>37</w:t>
       </w:r>
       <w:r>
         <w:rPr>
@@ -32076,15 +32352,7 @@
           <w:sz w:val="28"/>
           <w:szCs w:val="28"/>
         </w:rPr>
-        <w:t xml:space="preserve">Creación y configuración de la Base de Datos desde </w:t>
-      </w:r>
-      <w:r>
-        <w:rPr>
-          <w:rFonts w:asciiTheme="minorHAnsi" w:hAnsiTheme="minorHAnsi" w:cstheme="minorHAnsi"/>
-          <w:sz w:val="28"/>
-          <w:szCs w:val="28"/>
-        </w:rPr>
-        <w:t>PowerShell</w:t>
+        <w:t>Creación y configuración de la Base de Datos desde PowerShell</w:t>
       </w:r>
       <w:r>
         <w:rPr>
@@ -32387,9 +32655,6 @@
     <w:p>
       <w:pPr>
         <w:pStyle w:val="Ttulo2"/>
-        <w:rPr>
-          <w:color w:val="EE0000"/>
-        </w:rPr>
       </w:pPr>
       <w:r>
         <w:t>Mejoras posibles</w:t>
@@ -32403,12 +32668,92 @@
     </w:p>
     <w:p>
       <w:pPr>
-        <w:pStyle w:val="Ttulo2"/>
+        <w:pStyle w:val="Prrafodelista"/>
+        <w:numPr>
+          <w:ilvl w:val="0"/>
+          <w:numId w:val="24"/>
+        </w:numPr>
+      </w:pPr>
+      <w:r>
+        <w:t>En el código se uso demasiada recursividad. En caso de error sería más conveniente basarse en FIN y usar True y False, que poner más “capas” de funciones.</w:t>
+      </w:r>
+    </w:p>
+    <w:p>
+      <w:pPr>
+        <w:pStyle w:val="Prrafodelista"/>
+      </w:pPr>
+    </w:p>
+    <w:p>
+      <w:pPr>
+        <w:pStyle w:val="Prrafodelista"/>
+        <w:numPr>
+          <w:ilvl w:val="0"/>
+          <w:numId w:val="24"/>
+        </w:numPr>
+      </w:pPr>
+      <w:r>
+        <w:t>A la hora de visualizar las guardias semanales no está prevista la opción de volver al menú principal, solo la de cambiar fecha o salir de la app.</w:t>
+      </w:r>
+    </w:p>
+    <w:p>
+      <w:pPr>
+        <w:pStyle w:val="Prrafodelista"/>
+      </w:pPr>
+    </w:p>
+    <w:p>
+      <w:pPr>
+        <w:pStyle w:val="Prrafodelista"/>
+        <w:numPr>
+          <w:ilvl w:val="0"/>
+          <w:numId w:val="24"/>
+        </w:numPr>
+      </w:pPr>
+      <w:r>
+        <w:t xml:space="preserve">Además, para evitar futuras confusiones sería conveniente restringir las altas de guardias anteriores a la fecha actual. </w:t>
+      </w:r>
+    </w:p>
+    <w:p>
+      <w:pPr>
+        <w:pStyle w:val="Prrafodelista"/>
+      </w:pPr>
+    </w:p>
+    <w:p>
+      <w:pPr>
+        <w:pStyle w:val="Prrafodelista"/>
+        <w:numPr>
+          <w:ilvl w:val="0"/>
+          <w:numId w:val="24"/>
+        </w:numPr>
+      </w:pPr>
+      <w:r>
+        <w:t>Los ficheros que se añaden al crear la guardia, no son realmente ficheros, sino que simplemente nombres de ficheros. Sería una mejora considerable la posibilidad de subir ficheros directamente en formatos como pdf, docx, etc.</w:t>
+      </w:r>
+    </w:p>
+    <w:p/>
+    <w:p>
+      <w:pPr>
+        <w:spacing w:after="200"/>
+        <w:jc w:val="left"/>
+        <w:rPr>
+          <w:rFonts w:eastAsiaTheme="majorEastAsia" w:cstheme="majorBidi"/>
+          <w:b/>
+          <w:sz w:val="36"/>
+          <w:szCs w:val="26"/>
+        </w:rPr>
       </w:pPr>
       <w:bookmarkStart w:id="179" w:name="_Toc49341877"/>
       <w:bookmarkStart w:id="180" w:name="_Toc182218998"/>
       <w:bookmarkStart w:id="181" w:name="_Toc182500176"/>
       <w:r>
+        <w:br w:type="page"/>
+      </w:r>
+    </w:p>
+    <w:p>
+      <w:pPr>
+        <w:pStyle w:val="Ttulo2"/>
+      </w:pPr>
+      <w:r>
+        <w:lastRenderedPageBreak/>
         <w:t>Manual de usuario</w:t>
       </w:r>
       <w:bookmarkEnd w:id="179"/>
@@ -32449,6 +32794,28 @@
           <w:lang w:bidi="es-ES"/>
         </w:rPr>
       </w:pPr>
+    </w:p>
+    <w:p>
+      <w:pPr>
+        <w:spacing w:after="200"/>
+        <w:jc w:val="left"/>
+        <w:rPr>
+          <w:rFonts w:asciiTheme="majorHAnsi" w:eastAsiaTheme="majorEastAsia" w:hAnsiTheme="majorHAnsi" w:cstheme="majorBidi"/>
+          <w:color w:val="061F57" w:themeColor="text2" w:themeShade="BF"/>
+          <w:kern w:val="28"/>
+          <w:sz w:val="144"/>
+          <w:szCs w:val="144"/>
+          <w:lang w:bidi="es-ES"/>
+        </w:rPr>
+      </w:pPr>
+      <w:r>
+        <w:rPr>
+          <w:sz w:val="144"/>
+          <w:szCs w:val="144"/>
+          <w:lang w:bidi="es-ES"/>
+        </w:rPr>
+        <w:br w:type="page"/>
+      </w:r>
     </w:p>
     <w:p>
       <w:pPr>
@@ -41615,6 +41982,95 @@
     </w:lvl>
   </w:abstractNum>
   <w:abstractNum w:abstractNumId="4" w15:restartNumberingAfterBreak="0">
+    <w:nsid w:val="1C646FA2"/>
+    <w:multiLevelType w:val="hybridMultilevel"/>
+    <w:tmpl w:val="F160900E"/>
+    <w:lvl w:ilvl="0" w:tplc="36F48BE2">
+      <w:start w:val="1"/>
+      <w:numFmt w:val="decimal"/>
+      <w:lvlText w:val="%1-"/>
+      <w:lvlJc w:val="left"/>
+      <w:pPr>
+        <w:ind w:left="720" w:hanging="360"/>
+      </w:pPr>
+      <w:rPr>
+        <w:rFonts w:hint="default"/>
+      </w:rPr>
+    </w:lvl>
+    <w:lvl w:ilvl="1" w:tplc="0C0A0019" w:tentative="1">
+      <w:start w:val="1"/>
+      <w:numFmt w:val="lowerLetter"/>
+      <w:lvlText w:val="%2."/>
+      <w:lvlJc w:val="left"/>
+      <w:pPr>
+        <w:ind w:left="1440" w:hanging="360"/>
+      </w:pPr>
+    </w:lvl>
+    <w:lvl w:ilvl="2" w:tplc="0C0A001B" w:tentative="1">
+      <w:start w:val="1"/>
+      <w:numFmt w:val="lowerRoman"/>
+      <w:lvlText w:val="%3."/>
+      <w:lvlJc w:val="right"/>
+      <w:pPr>
+        <w:ind w:left="2160" w:hanging="180"/>
+      </w:pPr>
+    </w:lvl>
+    <w:lvl w:ilvl="3" w:tplc="0C0A000F" w:tentative="1">
+      <w:start w:val="1"/>
+      <w:numFmt w:val="decimal"/>
+      <w:lvlText w:val="%4."/>
+      <w:lvlJc w:val="left"/>
+      <w:pPr>
+        <w:ind w:left="2880" w:hanging="360"/>
+      </w:pPr>
+    </w:lvl>
+    <w:lvl w:ilvl="4" w:tplc="0C0A0019" w:tentative="1">
+      <w:start w:val="1"/>
+      <w:numFmt w:val="lowerLetter"/>
+      <w:lvlText w:val="%5."/>
+      <w:lvlJc w:val="left"/>
+      <w:pPr>
+        <w:ind w:left="3600" w:hanging="360"/>
+      </w:pPr>
+    </w:lvl>
+    <w:lvl w:ilvl="5" w:tplc="0C0A001B" w:tentative="1">
+      <w:start w:val="1"/>
+      <w:numFmt w:val="lowerRoman"/>
+      <w:lvlText w:val="%6."/>
+      <w:lvlJc w:val="right"/>
+      <w:pPr>
+        <w:ind w:left="4320" w:hanging="180"/>
+      </w:pPr>
+    </w:lvl>
+    <w:lvl w:ilvl="6" w:tplc="0C0A000F" w:tentative="1">
+      <w:start w:val="1"/>
+      <w:numFmt w:val="decimal"/>
+      <w:lvlText w:val="%7."/>
+      <w:lvlJc w:val="left"/>
+      <w:pPr>
+        <w:ind w:left="5040" w:hanging="360"/>
+      </w:pPr>
+    </w:lvl>
+    <w:lvl w:ilvl="7" w:tplc="0C0A0019" w:tentative="1">
+      <w:start w:val="1"/>
+      <w:numFmt w:val="lowerLetter"/>
+      <w:lvlText w:val="%8."/>
+      <w:lvlJc w:val="left"/>
+      <w:pPr>
+        <w:ind w:left="5760" w:hanging="360"/>
+      </w:pPr>
+    </w:lvl>
+    <w:lvl w:ilvl="8" w:tplc="0C0A001B" w:tentative="1">
+      <w:start w:val="1"/>
+      <w:numFmt w:val="lowerRoman"/>
+      <w:lvlText w:val="%9."/>
+      <w:lvlJc w:val="right"/>
+      <w:pPr>
+        <w:ind w:left="6480" w:hanging="180"/>
+      </w:pPr>
+    </w:lvl>
+  </w:abstractNum>
+  <w:abstractNum w:abstractNumId="5" w15:restartNumberingAfterBreak="0">
     <w:nsid w:val="234B39CF"/>
     <w:multiLevelType w:val="hybridMultilevel"/>
     <w:tmpl w:val="3EB2AEA2"/>
@@ -41703,7 +42159,7 @@
       </w:pPr>
     </w:lvl>
   </w:abstractNum>
-  <w:abstractNum w:abstractNumId="5" w15:restartNumberingAfterBreak="0">
+  <w:abstractNum w:abstractNumId="6" w15:restartNumberingAfterBreak="0">
     <w:nsid w:val="30031545"/>
     <w:multiLevelType w:val="hybridMultilevel"/>
     <w:tmpl w:val="3A9E44FA"/>
@@ -41816,7 +42272,185 @@
       </w:rPr>
     </w:lvl>
   </w:abstractNum>
-  <w:abstractNum w:abstractNumId="6" w15:restartNumberingAfterBreak="0">
+  <w:abstractNum w:abstractNumId="7" w15:restartNumberingAfterBreak="0">
+    <w:nsid w:val="31303AC5"/>
+    <w:multiLevelType w:val="hybridMultilevel"/>
+    <w:tmpl w:val="5798E29C"/>
+    <w:lvl w:ilvl="0" w:tplc="5288B44C">
+      <w:start w:val="1"/>
+      <w:numFmt w:val="decimal"/>
+      <w:lvlText w:val="%1-"/>
+      <w:lvlJc w:val="left"/>
+      <w:pPr>
+        <w:ind w:left="720" w:hanging="360"/>
+      </w:pPr>
+      <w:rPr>
+        <w:rFonts w:hint="default"/>
+      </w:rPr>
+    </w:lvl>
+    <w:lvl w:ilvl="1" w:tplc="0C0A0019" w:tentative="1">
+      <w:start w:val="1"/>
+      <w:numFmt w:val="lowerLetter"/>
+      <w:lvlText w:val="%2."/>
+      <w:lvlJc w:val="left"/>
+      <w:pPr>
+        <w:ind w:left="1440" w:hanging="360"/>
+      </w:pPr>
+    </w:lvl>
+    <w:lvl w:ilvl="2" w:tplc="0C0A001B" w:tentative="1">
+      <w:start w:val="1"/>
+      <w:numFmt w:val="lowerRoman"/>
+      <w:lvlText w:val="%3."/>
+      <w:lvlJc w:val="right"/>
+      <w:pPr>
+        <w:ind w:left="2160" w:hanging="180"/>
+      </w:pPr>
+    </w:lvl>
+    <w:lvl w:ilvl="3" w:tplc="0C0A000F" w:tentative="1">
+      <w:start w:val="1"/>
+      <w:numFmt w:val="decimal"/>
+      <w:lvlText w:val="%4."/>
+      <w:lvlJc w:val="left"/>
+      <w:pPr>
+        <w:ind w:left="2880" w:hanging="360"/>
+      </w:pPr>
+    </w:lvl>
+    <w:lvl w:ilvl="4" w:tplc="0C0A0019" w:tentative="1">
+      <w:start w:val="1"/>
+      <w:numFmt w:val="lowerLetter"/>
+      <w:lvlText w:val="%5."/>
+      <w:lvlJc w:val="left"/>
+      <w:pPr>
+        <w:ind w:left="3600" w:hanging="360"/>
+      </w:pPr>
+    </w:lvl>
+    <w:lvl w:ilvl="5" w:tplc="0C0A001B" w:tentative="1">
+      <w:start w:val="1"/>
+      <w:numFmt w:val="lowerRoman"/>
+      <w:lvlText w:val="%6."/>
+      <w:lvlJc w:val="right"/>
+      <w:pPr>
+        <w:ind w:left="4320" w:hanging="180"/>
+      </w:pPr>
+    </w:lvl>
+    <w:lvl w:ilvl="6" w:tplc="0C0A000F" w:tentative="1">
+      <w:start w:val="1"/>
+      <w:numFmt w:val="decimal"/>
+      <w:lvlText w:val="%7."/>
+      <w:lvlJc w:val="left"/>
+      <w:pPr>
+        <w:ind w:left="5040" w:hanging="360"/>
+      </w:pPr>
+    </w:lvl>
+    <w:lvl w:ilvl="7" w:tplc="0C0A0019" w:tentative="1">
+      <w:start w:val="1"/>
+      <w:numFmt w:val="lowerLetter"/>
+      <w:lvlText w:val="%8."/>
+      <w:lvlJc w:val="left"/>
+      <w:pPr>
+        <w:ind w:left="5760" w:hanging="360"/>
+      </w:pPr>
+    </w:lvl>
+    <w:lvl w:ilvl="8" w:tplc="0C0A001B" w:tentative="1">
+      <w:start w:val="1"/>
+      <w:numFmt w:val="lowerRoman"/>
+      <w:lvlText w:val="%9."/>
+      <w:lvlJc w:val="right"/>
+      <w:pPr>
+        <w:ind w:left="6480" w:hanging="180"/>
+      </w:pPr>
+    </w:lvl>
+  </w:abstractNum>
+  <w:abstractNum w:abstractNumId="8" w15:restartNumberingAfterBreak="0">
+    <w:nsid w:val="37FC06AC"/>
+    <w:multiLevelType w:val="hybridMultilevel"/>
+    <w:tmpl w:val="854426D6"/>
+    <w:lvl w:ilvl="0" w:tplc="0C0A000F">
+      <w:start w:val="1"/>
+      <w:numFmt w:val="decimal"/>
+      <w:lvlText w:val="%1."/>
+      <w:lvlJc w:val="left"/>
+      <w:pPr>
+        <w:ind w:left="720" w:hanging="360"/>
+      </w:pPr>
+      <w:rPr>
+        <w:rFonts w:hint="default"/>
+      </w:rPr>
+    </w:lvl>
+    <w:lvl w:ilvl="1" w:tplc="0C0A0019" w:tentative="1">
+      <w:start w:val="1"/>
+      <w:numFmt w:val="lowerLetter"/>
+      <w:lvlText w:val="%2."/>
+      <w:lvlJc w:val="left"/>
+      <w:pPr>
+        <w:ind w:left="1440" w:hanging="360"/>
+      </w:pPr>
+    </w:lvl>
+    <w:lvl w:ilvl="2" w:tplc="0C0A001B" w:tentative="1">
+      <w:start w:val="1"/>
+      <w:numFmt w:val="lowerRoman"/>
+      <w:lvlText w:val="%3."/>
+      <w:lvlJc w:val="right"/>
+      <w:pPr>
+        <w:ind w:left="2160" w:hanging="180"/>
+      </w:pPr>
+    </w:lvl>
+    <w:lvl w:ilvl="3" w:tplc="0C0A000F" w:tentative="1">
+      <w:start w:val="1"/>
+      <w:numFmt w:val="decimal"/>
+      <w:lvlText w:val="%4."/>
+      <w:lvlJc w:val="left"/>
+      <w:pPr>
+        <w:ind w:left="2880" w:hanging="360"/>
+      </w:pPr>
+    </w:lvl>
+    <w:lvl w:ilvl="4" w:tplc="0C0A0019" w:tentative="1">
+      <w:start w:val="1"/>
+      <w:numFmt w:val="lowerLetter"/>
+      <w:lvlText w:val="%5."/>
+      <w:lvlJc w:val="left"/>
+      <w:pPr>
+        <w:ind w:left="3600" w:hanging="360"/>
+      </w:pPr>
+    </w:lvl>
+    <w:lvl w:ilvl="5" w:tplc="0C0A001B" w:tentative="1">
+      <w:start w:val="1"/>
+      <w:numFmt w:val="lowerRoman"/>
+      <w:lvlText w:val="%6."/>
+      <w:lvlJc w:val="right"/>
+      <w:pPr>
+        <w:ind w:left="4320" w:hanging="180"/>
+      </w:pPr>
+    </w:lvl>
+    <w:lvl w:ilvl="6" w:tplc="0C0A000F" w:tentative="1">
+      <w:start w:val="1"/>
+      <w:numFmt w:val="decimal"/>
+      <w:lvlText w:val="%7."/>
+      <w:lvlJc w:val="left"/>
+      <w:pPr>
+        <w:ind w:left="5040" w:hanging="360"/>
+      </w:pPr>
+    </w:lvl>
+    <w:lvl w:ilvl="7" w:tplc="0C0A0019" w:tentative="1">
+      <w:start w:val="1"/>
+      <w:numFmt w:val="lowerLetter"/>
+      <w:lvlText w:val="%8."/>
+      <w:lvlJc w:val="left"/>
+      <w:pPr>
+        <w:ind w:left="5760" w:hanging="360"/>
+      </w:pPr>
+    </w:lvl>
+    <w:lvl w:ilvl="8" w:tplc="0C0A001B" w:tentative="1">
+      <w:start w:val="1"/>
+      <w:numFmt w:val="lowerRoman"/>
+      <w:lvlText w:val="%9."/>
+      <w:lvlJc w:val="right"/>
+      <w:pPr>
+        <w:ind w:left="6480" w:hanging="180"/>
+      </w:pPr>
+    </w:lvl>
+  </w:abstractNum>
+  <w:abstractNum w:abstractNumId="9" w15:restartNumberingAfterBreak="0">
     <w:nsid w:val="408734B4"/>
     <w:multiLevelType w:val="hybridMultilevel"/>
     <w:tmpl w:val="2D56C700"/>
@@ -41929,7 +42563,7 @@
       </w:rPr>
     </w:lvl>
   </w:abstractNum>
-  <w:abstractNum w:abstractNumId="7" w15:restartNumberingAfterBreak="0">
+  <w:abstractNum w:abstractNumId="10" w15:restartNumberingAfterBreak="0">
     <w:nsid w:val="415F2157"/>
     <w:multiLevelType w:val="hybridMultilevel"/>
     <w:tmpl w:val="8C52AE3E"/>
@@ -42042,7 +42676,7 @@
       </w:rPr>
     </w:lvl>
   </w:abstractNum>
-  <w:abstractNum w:abstractNumId="8" w15:restartNumberingAfterBreak="0">
+  <w:abstractNum w:abstractNumId="11" w15:restartNumberingAfterBreak="0">
     <w:nsid w:val="46D2207E"/>
     <w:multiLevelType w:val="hybridMultilevel"/>
     <w:tmpl w:val="7F6A73AA"/>
@@ -42155,7 +42789,7 @@
       </w:rPr>
     </w:lvl>
   </w:abstractNum>
-  <w:abstractNum w:abstractNumId="9" w15:restartNumberingAfterBreak="0">
+  <w:abstractNum w:abstractNumId="12" w15:restartNumberingAfterBreak="0">
     <w:nsid w:val="49174A88"/>
     <w:multiLevelType w:val="hybridMultilevel"/>
     <w:tmpl w:val="A3DEF222"/>
@@ -42268,7 +42902,7 @@
       </w:rPr>
     </w:lvl>
   </w:abstractNum>
-  <w:abstractNum w:abstractNumId="10" w15:restartNumberingAfterBreak="0">
+  <w:abstractNum w:abstractNumId="13" w15:restartNumberingAfterBreak="0">
     <w:nsid w:val="4C27462A"/>
     <w:multiLevelType w:val="hybridMultilevel"/>
     <w:tmpl w:val="D5AE26E6"/>
@@ -42381,7 +43015,7 @@
       </w:rPr>
     </w:lvl>
   </w:abstractNum>
-  <w:abstractNum w:abstractNumId="11" w15:restartNumberingAfterBreak="0">
+  <w:abstractNum w:abstractNumId="14" w15:restartNumberingAfterBreak="0">
     <w:nsid w:val="4DD8196B"/>
     <w:multiLevelType w:val="hybridMultilevel"/>
     <w:tmpl w:val="3EB2AEA2"/>
@@ -42470,7 +43104,7 @@
       </w:pPr>
     </w:lvl>
   </w:abstractNum>
-  <w:abstractNum w:abstractNumId="12" w15:restartNumberingAfterBreak="0">
+  <w:abstractNum w:abstractNumId="15" w15:restartNumberingAfterBreak="0">
     <w:nsid w:val="50365BD4"/>
     <w:multiLevelType w:val="hybridMultilevel"/>
     <w:tmpl w:val="209C7EF0"/>
@@ -42561,7 +43195,7 @@
       </w:pPr>
     </w:lvl>
   </w:abstractNum>
-  <w:abstractNum w:abstractNumId="13" w15:restartNumberingAfterBreak="0">
+  <w:abstractNum w:abstractNumId="16" w15:restartNumberingAfterBreak="0">
     <w:nsid w:val="54E76D80"/>
     <w:multiLevelType w:val="hybridMultilevel"/>
     <w:tmpl w:val="4CAAA5CC"/>
@@ -42674,7 +43308,7 @@
       </w:rPr>
     </w:lvl>
   </w:abstractNum>
-  <w:abstractNum w:abstractNumId="14" w15:restartNumberingAfterBreak="0">
+  <w:abstractNum w:abstractNumId="17" w15:restartNumberingAfterBreak="0">
     <w:nsid w:val="56DC0F4F"/>
     <w:multiLevelType w:val="hybridMultilevel"/>
     <w:tmpl w:val="DBDE6AE6"/>
@@ -42787,7 +43421,7 @@
       </w:rPr>
     </w:lvl>
   </w:abstractNum>
-  <w:abstractNum w:abstractNumId="15" w15:restartNumberingAfterBreak="0">
+  <w:abstractNum w:abstractNumId="18" w15:restartNumberingAfterBreak="0">
     <w:nsid w:val="584108BF"/>
     <w:multiLevelType w:val="hybridMultilevel"/>
     <w:tmpl w:val="720A6B12"/>
@@ -42900,7 +43534,7 @@
       </w:rPr>
     </w:lvl>
   </w:abstractNum>
-  <w:abstractNum w:abstractNumId="16" w15:restartNumberingAfterBreak="0">
+  <w:abstractNum w:abstractNumId="19" w15:restartNumberingAfterBreak="0">
     <w:nsid w:val="62CE41E6"/>
     <w:multiLevelType w:val="hybridMultilevel"/>
     <w:tmpl w:val="629A35CE"/>
@@ -42989,7 +43623,7 @@
       </w:pPr>
     </w:lvl>
   </w:abstractNum>
-  <w:abstractNum w:abstractNumId="17" w15:restartNumberingAfterBreak="0">
+  <w:abstractNum w:abstractNumId="20" w15:restartNumberingAfterBreak="0">
     <w:nsid w:val="780E04D7"/>
     <w:multiLevelType w:val="hybridMultilevel"/>
     <w:tmpl w:val="AAA02FD2"/>
@@ -43102,7 +43736,7 @@
       </w:rPr>
     </w:lvl>
   </w:abstractNum>
-  <w:abstractNum w:abstractNumId="18" w15:restartNumberingAfterBreak="0">
+  <w:abstractNum w:abstractNumId="21" w15:restartNumberingAfterBreak="0">
     <w:nsid w:val="79306B18"/>
     <w:multiLevelType w:val="hybridMultilevel"/>
     <w:tmpl w:val="B02AD490"/>
@@ -43215,7 +43849,7 @@
       </w:rPr>
     </w:lvl>
   </w:abstractNum>
-  <w:abstractNum w:abstractNumId="19" w15:restartNumberingAfterBreak="0">
+  <w:abstractNum w:abstractNumId="22" w15:restartNumberingAfterBreak="0">
     <w:nsid w:val="79E3477E"/>
     <w:multiLevelType w:val="hybridMultilevel"/>
     <w:tmpl w:val="A4C6C246"/>
@@ -43304,7 +43938,7 @@
       </w:pPr>
     </w:lvl>
   </w:abstractNum>
-  <w:abstractNum w:abstractNumId="20" w15:restartNumberingAfterBreak="0">
+  <w:abstractNum w:abstractNumId="23" w15:restartNumberingAfterBreak="0">
     <w:nsid w:val="7D364821"/>
     <w:multiLevelType w:val="hybridMultilevel"/>
     <w:tmpl w:val="8BACD71C"/>
@@ -43394,67 +44028,76 @@
     </w:lvl>
   </w:abstractNum>
   <w:num w:numId="1" w16cid:durableId="1264800247">
-    <w:abstractNumId w:val="17"/>
+    <w:abstractNumId w:val="20"/>
   </w:num>
   <w:num w:numId="2" w16cid:durableId="1848666731">
-    <w:abstractNumId w:val="13"/>
+    <w:abstractNumId w:val="16"/>
   </w:num>
   <w:num w:numId="3" w16cid:durableId="556431196">
     <w:abstractNumId w:val="1"/>
   </w:num>
   <w:num w:numId="4" w16cid:durableId="1217467586">
-    <w:abstractNumId w:val="9"/>
+    <w:abstractNumId w:val="12"/>
   </w:num>
   <w:num w:numId="5" w16cid:durableId="620041898">
-    <w:abstractNumId w:val="7"/>
+    <w:abstractNumId w:val="10"/>
   </w:num>
   <w:num w:numId="6" w16cid:durableId="2026710683">
     <w:abstractNumId w:val="3"/>
   </w:num>
   <w:num w:numId="7" w16cid:durableId="1017121877">
-    <w:abstractNumId w:val="15"/>
+    <w:abstractNumId w:val="18"/>
   </w:num>
   <w:num w:numId="8" w16cid:durableId="1962809096">
-    <w:abstractNumId w:val="5"/>
+    <w:abstractNumId w:val="6"/>
   </w:num>
   <w:num w:numId="9" w16cid:durableId="19283992">
-    <w:abstractNumId w:val="8"/>
+    <w:abstractNumId w:val="11"/>
   </w:num>
   <w:num w:numId="10" w16cid:durableId="1822650518">
-    <w:abstractNumId w:val="14"/>
+    <w:abstractNumId w:val="17"/>
   </w:num>
   <w:num w:numId="11" w16cid:durableId="301691016">
-    <w:abstractNumId w:val="10"/>
+    <w:abstractNumId w:val="13"/>
   </w:num>
   <w:num w:numId="12" w16cid:durableId="517739745">
-    <w:abstractNumId w:val="18"/>
+    <w:abstractNumId w:val="21"/>
   </w:num>
   <w:num w:numId="13" w16cid:durableId="344672934">
     <w:abstractNumId w:val="0"/>
   </w:num>
   <w:num w:numId="14" w16cid:durableId="1212763014">
-    <w:abstractNumId w:val="6"/>
+    <w:abstractNumId w:val="9"/>
   </w:num>
   <w:num w:numId="15" w16cid:durableId="264197226">
     <w:abstractNumId w:val="2"/>
   </w:num>
   <w:num w:numId="16" w16cid:durableId="1637641333">
-    <w:abstractNumId w:val="11"/>
+    <w:abstractNumId w:val="14"/>
   </w:num>
   <w:num w:numId="17" w16cid:durableId="1902062377">
+    <w:abstractNumId w:val="5"/>
+  </w:num>
+  <w:num w:numId="18" w16cid:durableId="2113738951">
+    <w:abstractNumId w:val="19"/>
+  </w:num>
+  <w:num w:numId="19" w16cid:durableId="1304235765">
+    <w:abstractNumId w:val="15"/>
+  </w:num>
+  <w:num w:numId="20" w16cid:durableId="1808933161">
+    <w:abstractNumId w:val="22"/>
+  </w:num>
+  <w:num w:numId="21" w16cid:durableId="1456679016">
+    <w:abstractNumId w:val="23"/>
+  </w:num>
+  <w:num w:numId="22" w16cid:durableId="1799568895">
     <w:abstractNumId w:val="4"/>
   </w:num>
-  <w:num w:numId="18" w16cid:durableId="2113738951">
-    <w:abstractNumId w:val="16"/>
+  <w:num w:numId="23" w16cid:durableId="1774475831">
+    <w:abstractNumId w:val="7"/>
   </w:num>
-  <w:num w:numId="19" w16cid:durableId="1304235765">
-    <w:abstractNumId w:val="12"/>
-  </w:num>
-  <w:num w:numId="20" w16cid:durableId="1808933161">
-    <w:abstractNumId w:val="19"/>
-  </w:num>
-  <w:num w:numId="21" w16cid:durableId="1456679016">
-    <w:abstractNumId w:val="20"/>
+  <w:num w:numId="24" w16cid:durableId="2112627405">
+    <w:abstractNumId w:val="8"/>
   </w:num>
   <w:numIdMacAtCleanup w:val="9"/>
 </w:numbering>
@@ -45439,6 +46082,7 @@
     <w:rsid w:val="00962633"/>
     <w:rsid w:val="00963B15"/>
     <w:rsid w:val="009645DB"/>
+    <w:rsid w:val="009A2AA2"/>
     <w:rsid w:val="009C318C"/>
     <w:rsid w:val="009C5A38"/>
     <w:rsid w:val="009D0F67"/>
@@ -45484,6 +46128,7 @@
     <w:rsid w:val="00F5150F"/>
     <w:rsid w:val="00FA2BCD"/>
     <w:rsid w:val="00FB3069"/>
+    <w:rsid w:val="00FC77E4"/>
     <w:rsid w:val="00FD51C7"/>
   </w:rsids>
   <m:mathPr>
